--- a/8.资源管理/2.运行记录类文件/TXHS-08-07-2-运维工具应用情况说明.docx
+++ b/8.资源管理/2.运行记录类文件/TXHS-08-07-2-运维工具应用情况说明.docx
@@ -21,7 +21,7 @@
         <w:spacing w:before="3120" w:beforeLines="1000"/>
         <w:textAlignment w:val="baseline"/>
       </w:pPr>
-      <w:bookmarkStart w:id="0" w:name="_Toc26882"/>
+      <w:bookmarkStart w:id="0" w:name="_Toc28152"/>
       <w:r>
         <w:drawing>
           <wp:anchor distT="0" distB="0" distL="114300" distR="114300" simplePos="0" relativeHeight="251661312" behindDoc="1" locked="0" layoutInCell="1" allowOverlap="1">
@@ -210,7 +210,7 @@
           <w:lang w:val="en-US" w:eastAsia="zh-CN"/>
         </w:rPr>
       </w:pPr>
-      <w:bookmarkStart w:id="1" w:name="_Toc17482"/>
+      <w:bookmarkStart w:id="1" w:name="_Toc1449"/>
       <w:r>
         <w:rPr>
           <w:rFonts w:hint="eastAsia"/>
@@ -562,18 +562,7 @@
                 <w:vertAlign w:val="baseline"/>
                 <w:lang w:val="en-US" w:eastAsia="zh-CN"/>
               </w:rPr>
-              <w:t>V2.</w:t>
-            </w:r>
-            <w:r>
-              <w:rPr>
-                <w:rFonts w:hint="eastAsia"/>
-                <w:spacing w:val="0"/>
-                <w:kern w:val="0"/>
-                <w:u w:val="single"/>
-                <w:vertAlign w:val="baseline"/>
-                <w:lang w:val="en-US" w:eastAsia="zh-CN"/>
-              </w:rPr>
-              <w:t>0</w:t>
+              <w:t>V1.0</w:t>
             </w:r>
           </w:p>
         </w:tc>
@@ -1194,7 +1183,7 @@
                 <w:sz w:val="20"/>
                 <w:szCs w:val="20"/>
               </w:rPr>
-              <w:t>202</w:t>
+              <w:t>2025.</w:t>
             </w:r>
             <w:r>
               <w:rPr>
@@ -1205,28 +1194,7 @@
                 <w:szCs w:val="20"/>
                 <w:lang w:val="en-US" w:eastAsia="zh-CN"/>
               </w:rPr>
-              <w:t>3</w:t>
-            </w:r>
-            <w:r>
-              <w:rPr>
-                <w:rFonts w:ascii="宋体" w:hAnsi="宋体" w:eastAsia="宋体" w:cs="宋体"/>
-                <w:spacing w:val="3"/>
-                <w:position w:val="1"/>
-                <w:sz w:val="20"/>
-                <w:szCs w:val="20"/>
-              </w:rPr>
-              <w:t>.</w:t>
-            </w:r>
-            <w:r>
-              <w:rPr>
-                <w:rFonts w:hint="eastAsia" w:ascii="宋体" w:hAnsi="宋体" w:cs="宋体"/>
-                <w:spacing w:val="3"/>
-                <w:position w:val="1"/>
-                <w:sz w:val="20"/>
-                <w:szCs w:val="20"/>
-                <w:lang w:val="en-US" w:eastAsia="zh-CN"/>
-              </w:rPr>
-              <w:t>06</w:t>
+              <w:t>12</w:t>
             </w:r>
             <w:r>
               <w:rPr>
@@ -1380,7 +1348,7 @@
                 <w:vertAlign w:val="baseline"/>
                 <w:lang w:val="en-US" w:eastAsia="zh-CN"/>
               </w:rPr>
-              <w:t>程方</w:t>
+              <w:t>强宇涛</w:t>
             </w:r>
           </w:p>
         </w:tc>
@@ -1423,7 +1391,7 @@
                 <w:vertAlign w:val="baseline"/>
                 <w:lang w:val="en-US" w:eastAsia="zh-CN"/>
               </w:rPr>
-              <w:t>茅建根</w:t>
+              <w:t>陈凯</w:t>
             </w:r>
           </w:p>
         </w:tc>
@@ -1494,7 +1462,6 @@
           <w:tcPr>
             <w:tcW w:w="1317" w:type="dxa"/>
             <w:shd w:val="clear" w:color="auto" w:fill="auto"/>
-            <w:vAlign w:val="top"/>
           </w:tcPr>
           <w:p>
             <w:pPr>
@@ -1524,55 +1491,12 @@
                 <w:lang w:val="en-US" w:eastAsia="en-US" w:bidi="ar-SA"/>
               </w:rPr>
             </w:pPr>
-            <w:r>
-              <w:rPr>
-                <w:rFonts w:ascii="宋体" w:hAnsi="宋体" w:eastAsia="宋体" w:cs="宋体"/>
-                <w:spacing w:val="3"/>
-                <w:position w:val="1"/>
-                <w:sz w:val="20"/>
-                <w:szCs w:val="20"/>
-              </w:rPr>
-              <w:t>2025.1</w:t>
-            </w:r>
-            <w:r>
-              <w:rPr>
-                <w:rFonts w:hint="eastAsia" w:ascii="宋体" w:hAnsi="宋体" w:cs="宋体"/>
-                <w:spacing w:val="3"/>
-                <w:position w:val="1"/>
-                <w:sz w:val="20"/>
-                <w:szCs w:val="20"/>
-                <w:lang w:val="en-US" w:eastAsia="zh-CN"/>
-              </w:rPr>
-              <w:t>2</w:t>
-            </w:r>
-            <w:r>
-              <w:rPr>
-                <w:rFonts w:ascii="宋体" w:hAnsi="宋体" w:eastAsia="宋体" w:cs="宋体"/>
-                <w:spacing w:val="3"/>
-                <w:position w:val="1"/>
-                <w:sz w:val="20"/>
-                <w:szCs w:val="20"/>
-              </w:rPr>
-              <w:t>.</w:t>
-            </w:r>
-            <w:r>
-              <w:rPr>
-                <w:rFonts w:hint="eastAsia" w:ascii="宋体" w:hAnsi="宋体" w:cs="宋体"/>
-                <w:spacing w:val="3"/>
-                <w:position w:val="1"/>
-                <w:sz w:val="20"/>
-                <w:szCs w:val="20"/>
-                <w:lang w:val="en-US" w:eastAsia="zh-CN"/>
-              </w:rPr>
-              <w:t>30</w:t>
-            </w:r>
           </w:p>
         </w:tc>
         <w:tc>
           <w:tcPr>
             <w:tcW w:w="972" w:type="dxa"/>
             <w:shd w:val="clear" w:color="auto" w:fill="auto"/>
-            <w:vAlign w:val="top"/>
           </w:tcPr>
           <w:p>
             <w:pPr>
@@ -1602,44 +1526,12 @@
                 <w:lang w:val="en-US" w:eastAsia="en-US" w:bidi="ar-SA"/>
               </w:rPr>
             </w:pPr>
-            <w:r>
-              <w:rPr>
-                <w:rFonts w:ascii="宋体" w:hAnsi="宋体" w:eastAsia="宋体" w:cs="宋体"/>
-                <w:spacing w:val="4"/>
-                <w:position w:val="1"/>
-                <w:sz w:val="20"/>
-                <w:szCs w:val="20"/>
-              </w:rPr>
-              <w:t>V</w:t>
-            </w:r>
-            <w:r>
-              <w:rPr>
-                <w:rFonts w:hint="eastAsia" w:ascii="宋体" w:hAnsi="宋体" w:cs="宋体"/>
-                <w:spacing w:val="4"/>
-                <w:position w:val="1"/>
-                <w:sz w:val="20"/>
-                <w:szCs w:val="20"/>
-                <w:lang w:val="en-US" w:eastAsia="zh-CN"/>
-              </w:rPr>
-              <w:t>2</w:t>
-            </w:r>
-            <w:r>
-              <w:rPr>
-                <w:rFonts w:ascii="宋体" w:hAnsi="宋体" w:eastAsia="宋体" w:cs="宋体"/>
-                <w:spacing w:val="4"/>
-                <w:position w:val="1"/>
-                <w:sz w:val="20"/>
-                <w:szCs w:val="20"/>
-              </w:rPr>
-              <w:t>.0</w:t>
-            </w:r>
           </w:p>
         </w:tc>
         <w:tc>
           <w:tcPr>
             <w:tcW w:w="1575" w:type="dxa"/>
             <w:shd w:val="clear" w:color="auto" w:fill="auto"/>
-            <w:vAlign w:val="top"/>
           </w:tcPr>
           <w:p>
             <w:pPr>
@@ -1669,20 +1561,12 @@
                 <w:lang w:val="en-US" w:eastAsia="zh-CN" w:bidi="ar-SA"/>
               </w:rPr>
             </w:pPr>
-            <w:r>
-              <w:rPr>
-                <w:rFonts w:hint="eastAsia"/>
-                <w:lang w:val="en-US" w:eastAsia="zh-CN"/>
-              </w:rPr>
-              <w:t>更新</w:t>
-            </w:r>
           </w:p>
         </w:tc>
         <w:tc>
           <w:tcPr>
             <w:tcW w:w="1829" w:type="dxa"/>
             <w:shd w:val="clear" w:color="auto" w:fill="auto"/>
-            <w:vAlign w:val="top"/>
           </w:tcPr>
           <w:p>
             <w:pPr>
@@ -1713,24 +1597,12 @@
                 <w:lang w:val="en-US" w:eastAsia="en-US" w:bidi="ar-SA"/>
               </w:rPr>
             </w:pPr>
-            <w:r>
-              <w:rPr>
-                <w:rFonts w:hint="eastAsia" w:asciiTheme="minorAscii" w:hAnsiTheme="minorAscii" w:eastAsiaTheme="minorEastAsia"/>
-                <w:spacing w:val="0"/>
-                <w:kern w:val="0"/>
-                <w:sz w:val="21"/>
-                <w:vertAlign w:val="baseline"/>
-                <w:lang w:val="en-US" w:eastAsia="zh-CN"/>
-              </w:rPr>
-              <w:t>程方</w:t>
-            </w:r>
           </w:p>
         </w:tc>
         <w:tc>
           <w:tcPr>
             <w:tcW w:w="1606" w:type="dxa"/>
             <w:shd w:val="clear" w:color="auto" w:fill="auto"/>
-            <w:vAlign w:val="top"/>
           </w:tcPr>
           <w:p>
             <w:pPr>
@@ -1761,24 +1633,12 @@
                 <w:lang w:val="en-US" w:eastAsia="en-US" w:bidi="ar-SA"/>
               </w:rPr>
             </w:pPr>
-            <w:r>
-              <w:rPr>
-                <w:rFonts w:hint="eastAsia" w:asciiTheme="minorAscii" w:hAnsiTheme="minorAscii" w:eastAsiaTheme="minorEastAsia"/>
-                <w:spacing w:val="0"/>
-                <w:kern w:val="0"/>
-                <w:sz w:val="21"/>
-                <w:vertAlign w:val="baseline"/>
-                <w:lang w:val="en-US" w:eastAsia="zh-CN"/>
-              </w:rPr>
-              <w:t>茅建根</w:t>
-            </w:r>
           </w:p>
         </w:tc>
         <w:tc>
           <w:tcPr>
             <w:tcW w:w="915" w:type="dxa"/>
             <w:shd w:val="clear" w:color="auto" w:fill="auto"/>
-            <w:vAlign w:val="top"/>
           </w:tcPr>
           <w:p>
             <w:pPr>
@@ -1808,17 +1668,6 @@
                 <w:lang w:val="en-US" w:eastAsia="en-US" w:bidi="ar-SA"/>
               </w:rPr>
             </w:pPr>
-            <w:r>
-              <w:rPr>
-                <w:rFonts w:hint="eastAsia" w:asciiTheme="minorAscii" w:hAnsiTheme="minorAscii" w:eastAsiaTheme="minorEastAsia"/>
-                <w:spacing w:val="0"/>
-                <w:kern w:val="0"/>
-                <w:sz w:val="21"/>
-                <w:vertAlign w:val="baseline"/>
-                <w:lang w:val="en-US" w:eastAsia="zh-CN"/>
-              </w:rPr>
-              <w:t>吴亚红</w:t>
-            </w:r>
           </w:p>
         </w:tc>
       </w:tr>
@@ -2256,6 +2105,8 @@
               <w:tab w:val="right" w:leader="dot" w:pos="8306"/>
             </w:tabs>
           </w:pPr>
+          <w:bookmarkStart w:id="26" w:name="_GoBack"/>
+          <w:bookmarkEnd w:id="26"/>
           <w:r>
             <w:rPr>
               <w:rFonts w:hint="eastAsia" w:ascii="宋体" w:hAnsi="宋体" w:eastAsia="宋体" w:cs="宋体"/>
@@ -2292,7 +2143,7 @@
               <w:rFonts w:hint="eastAsia" w:ascii="宋体" w:hAnsi="宋体" w:eastAsia="宋体" w:cs="宋体"/>
               <w:szCs w:val="24"/>
             </w:rPr>
-            <w:instrText xml:space="preserve"> HYPERLINK \l _Toc26882 </w:instrText>
+            <w:instrText xml:space="preserve"> HYPERLINK \l _Toc28152 </w:instrText>
           </w:r>
           <w:r>
             <w:rPr>
@@ -2315,7 +2166,7 @@
             <w:fldChar w:fldCharType="begin"/>
           </w:r>
           <w:r>
-            <w:instrText xml:space="preserve"> PAGEREF _Toc26882 \h </w:instrText>
+            <w:instrText xml:space="preserve"> PAGEREF _Toc28152 \h </w:instrText>
           </w:r>
           <w:r>
             <w:fldChar w:fldCharType="separate"/>
@@ -2353,7 +2204,7 @@
               <w:rFonts w:hint="eastAsia" w:ascii="宋体" w:hAnsi="宋体" w:eastAsia="宋体" w:cs="宋体"/>
               <w:szCs w:val="24"/>
             </w:rPr>
-            <w:instrText xml:space="preserve"> HYPERLINK \l _Toc17482 </w:instrText>
+            <w:instrText xml:space="preserve"> HYPERLINK \l _Toc1449 </w:instrText>
           </w:r>
           <w:r>
             <w:rPr>
@@ -2376,7 +2227,7 @@
             <w:fldChar w:fldCharType="begin"/>
           </w:r>
           <w:r>
-            <w:instrText xml:space="preserve"> PAGEREF _Toc17482 \h </w:instrText>
+            <w:instrText xml:space="preserve"> PAGEREF _Toc1449 \h </w:instrText>
           </w:r>
           <w:r>
             <w:fldChar w:fldCharType="separate"/>
@@ -2414,7 +2265,7 @@
               <w:rFonts w:hint="eastAsia" w:ascii="宋体" w:hAnsi="宋体" w:eastAsia="宋体" w:cs="宋体"/>
               <w:szCs w:val="24"/>
             </w:rPr>
-            <w:instrText xml:space="preserve"> HYPERLINK \l _Toc3753 </w:instrText>
+            <w:instrText xml:space="preserve"> HYPERLINK \l _Toc9612 </w:instrText>
           </w:r>
           <w:r>
             <w:rPr>
@@ -2444,7 +2295,7 @@
             <w:fldChar w:fldCharType="begin"/>
           </w:r>
           <w:r>
-            <w:instrText xml:space="preserve"> PAGEREF _Toc3753 \h </w:instrText>
+            <w:instrText xml:space="preserve"> PAGEREF _Toc9612 \h </w:instrText>
           </w:r>
           <w:r>
             <w:fldChar w:fldCharType="separate"/>
@@ -2482,7 +2333,7 @@
               <w:rFonts w:hint="eastAsia" w:ascii="宋体" w:hAnsi="宋体" w:eastAsia="宋体" w:cs="宋体"/>
               <w:szCs w:val="24"/>
             </w:rPr>
-            <w:instrText xml:space="preserve"> HYPERLINK \l _Toc23388 </w:instrText>
+            <w:instrText xml:space="preserve"> HYPERLINK \l _Toc8817 </w:instrText>
           </w:r>
           <w:r>
             <w:rPr>
@@ -2512,315 +2363,7 @@
             <w:fldChar w:fldCharType="begin"/>
           </w:r>
           <w:r>
-            <w:instrText xml:space="preserve"> PAGEREF _Toc23388 \h </w:instrText>
-          </w:r>
-          <w:r>
-            <w:fldChar w:fldCharType="separate"/>
-          </w:r>
-          <w:r>
-            <w:t>4</w:t>
-          </w:r>
-          <w:r>
-            <w:fldChar w:fldCharType="end"/>
-          </w:r>
-          <w:r>
-            <w:rPr>
-              <w:rFonts w:hint="eastAsia" w:ascii="宋体" w:hAnsi="宋体" w:eastAsia="宋体" w:cs="宋体"/>
-              <w:szCs w:val="24"/>
-            </w:rPr>
-            <w:fldChar w:fldCharType="end"/>
-          </w:r>
-        </w:p>
-        <w:p>
-          <w:pPr>
-            <w:pStyle w:val="16"/>
-            <w:tabs>
-              <w:tab w:val="right" w:leader="dot" w:pos="8306"/>
-            </w:tabs>
-          </w:pPr>
-          <w:r>
-            <w:rPr>
-              <w:rFonts w:hint="eastAsia" w:ascii="宋体" w:hAnsi="宋体" w:eastAsia="宋体" w:cs="宋体"/>
-              <w:szCs w:val="24"/>
-            </w:rPr>
-            <w:fldChar w:fldCharType="begin"/>
-          </w:r>
-          <w:r>
-            <w:rPr>
-              <w:rFonts w:hint="eastAsia" w:ascii="宋体" w:hAnsi="宋体" w:eastAsia="宋体" w:cs="宋体"/>
-              <w:szCs w:val="24"/>
-            </w:rPr>
-            <w:instrText xml:space="preserve"> HYPERLINK \l _Toc28803 </w:instrText>
-          </w:r>
-          <w:r>
-            <w:rPr>
-              <w:rFonts w:hint="eastAsia" w:ascii="宋体" w:hAnsi="宋体" w:eastAsia="宋体" w:cs="宋体"/>
-              <w:szCs w:val="24"/>
-            </w:rPr>
-            <w:fldChar w:fldCharType="separate"/>
-          </w:r>
-          <w:r>
-            <w:rPr>
-              <w:rFonts w:hint="eastAsia" w:ascii="宋体" w:hAnsi="宋体" w:eastAsia="宋体" w:cs="宋体"/>
-              <w:szCs w:val="24"/>
-              <w:lang w:val="en-US" w:eastAsia="zh-CN"/>
-            </w:rPr>
-            <w:t>编号</w:t>
-          </w:r>
-          <w:r>
-            <w:tab/>
-          </w:r>
-          <w:r>
-            <w:fldChar w:fldCharType="begin"/>
-          </w:r>
-          <w:r>
-            <w:instrText xml:space="preserve"> PAGEREF _Toc28803 \h </w:instrText>
-          </w:r>
-          <w:r>
-            <w:fldChar w:fldCharType="separate"/>
-          </w:r>
-          <w:r>
-            <w:t>4</w:t>
-          </w:r>
-          <w:r>
-            <w:fldChar w:fldCharType="end"/>
-          </w:r>
-          <w:r>
-            <w:rPr>
-              <w:rFonts w:hint="eastAsia" w:ascii="宋体" w:hAnsi="宋体" w:eastAsia="宋体" w:cs="宋体"/>
-              <w:szCs w:val="24"/>
-            </w:rPr>
-            <w:fldChar w:fldCharType="end"/>
-          </w:r>
-        </w:p>
-        <w:p>
-          <w:pPr>
-            <w:pStyle w:val="16"/>
-            <w:tabs>
-              <w:tab w:val="right" w:leader="dot" w:pos="8306"/>
-            </w:tabs>
-          </w:pPr>
-          <w:r>
-            <w:rPr>
-              <w:rFonts w:hint="eastAsia" w:ascii="宋体" w:hAnsi="宋体" w:eastAsia="宋体" w:cs="宋体"/>
-              <w:szCs w:val="24"/>
-            </w:rPr>
-            <w:fldChar w:fldCharType="begin"/>
-          </w:r>
-          <w:r>
-            <w:rPr>
-              <w:rFonts w:hint="eastAsia" w:ascii="宋体" w:hAnsi="宋体" w:eastAsia="宋体" w:cs="宋体"/>
-              <w:szCs w:val="24"/>
-            </w:rPr>
-            <w:instrText xml:space="preserve"> HYPERLINK \l _Toc828 </w:instrText>
-          </w:r>
-          <w:r>
-            <w:rPr>
-              <w:rFonts w:hint="eastAsia" w:ascii="宋体" w:hAnsi="宋体" w:eastAsia="宋体" w:cs="宋体"/>
-              <w:szCs w:val="24"/>
-            </w:rPr>
-            <w:fldChar w:fldCharType="separate"/>
-          </w:r>
-          <w:r>
-            <w:rPr>
-              <w:rFonts w:hint="eastAsia" w:ascii="宋体" w:hAnsi="宋体" w:eastAsia="宋体" w:cs="宋体"/>
-              <w:szCs w:val="24"/>
-              <w:lang w:val="en-US" w:eastAsia="zh-CN"/>
-            </w:rPr>
-            <w:t>工具类型</w:t>
-          </w:r>
-          <w:r>
-            <w:tab/>
-          </w:r>
-          <w:r>
-            <w:fldChar w:fldCharType="begin"/>
-          </w:r>
-          <w:r>
-            <w:instrText xml:space="preserve"> PAGEREF _Toc828 \h </w:instrText>
-          </w:r>
-          <w:r>
-            <w:fldChar w:fldCharType="separate"/>
-          </w:r>
-          <w:r>
-            <w:t>4</w:t>
-          </w:r>
-          <w:r>
-            <w:fldChar w:fldCharType="end"/>
-          </w:r>
-          <w:r>
-            <w:rPr>
-              <w:rFonts w:hint="eastAsia" w:ascii="宋体" w:hAnsi="宋体" w:eastAsia="宋体" w:cs="宋体"/>
-              <w:szCs w:val="24"/>
-            </w:rPr>
-            <w:fldChar w:fldCharType="end"/>
-          </w:r>
-        </w:p>
-        <w:p>
-          <w:pPr>
-            <w:pStyle w:val="16"/>
-            <w:tabs>
-              <w:tab w:val="right" w:leader="dot" w:pos="8306"/>
-            </w:tabs>
-          </w:pPr>
-          <w:r>
-            <w:rPr>
-              <w:rFonts w:hint="eastAsia" w:ascii="宋体" w:hAnsi="宋体" w:eastAsia="宋体" w:cs="宋体"/>
-              <w:szCs w:val="24"/>
-            </w:rPr>
-            <w:fldChar w:fldCharType="begin"/>
-          </w:r>
-          <w:r>
-            <w:rPr>
-              <w:rFonts w:hint="eastAsia" w:ascii="宋体" w:hAnsi="宋体" w:eastAsia="宋体" w:cs="宋体"/>
-              <w:szCs w:val="24"/>
-            </w:rPr>
-            <w:instrText xml:space="preserve"> HYPERLINK \l _Toc18610 </w:instrText>
-          </w:r>
-          <w:r>
-            <w:rPr>
-              <w:rFonts w:hint="eastAsia" w:ascii="宋体" w:hAnsi="宋体" w:eastAsia="宋体" w:cs="宋体"/>
-              <w:szCs w:val="24"/>
-            </w:rPr>
-            <w:fldChar w:fldCharType="separate"/>
-          </w:r>
-          <w:r>
-            <w:rPr>
-              <w:rFonts w:hint="eastAsia" w:ascii="宋体" w:hAnsi="宋体" w:eastAsia="宋体" w:cs="宋体"/>
-              <w:szCs w:val="24"/>
-            </w:rPr>
-            <w:t>过程管理工具</w:t>
-          </w:r>
-          <w:r>
-            <w:tab/>
-          </w:r>
-          <w:r>
-            <w:fldChar w:fldCharType="begin"/>
-          </w:r>
-          <w:r>
-            <w:instrText xml:space="preserve"> PAGEREF _Toc18610 \h </w:instrText>
-          </w:r>
-          <w:r>
-            <w:fldChar w:fldCharType="separate"/>
-          </w:r>
-          <w:r>
-            <w:t>4</w:t>
-          </w:r>
-          <w:r>
-            <w:fldChar w:fldCharType="end"/>
-          </w:r>
-          <w:r>
-            <w:rPr>
-              <w:rFonts w:hint="eastAsia" w:ascii="宋体" w:hAnsi="宋体" w:eastAsia="宋体" w:cs="宋体"/>
-              <w:szCs w:val="24"/>
-            </w:rPr>
-            <w:fldChar w:fldCharType="end"/>
-          </w:r>
-        </w:p>
-        <w:p>
-          <w:pPr>
-            <w:pStyle w:val="16"/>
-            <w:tabs>
-              <w:tab w:val="right" w:leader="dot" w:pos="8306"/>
-            </w:tabs>
-          </w:pPr>
-          <w:r>
-            <w:rPr>
-              <w:rFonts w:hint="eastAsia" w:ascii="宋体" w:hAnsi="宋体" w:eastAsia="宋体" w:cs="宋体"/>
-              <w:szCs w:val="24"/>
-            </w:rPr>
-            <w:fldChar w:fldCharType="begin"/>
-          </w:r>
-          <w:r>
-            <w:rPr>
-              <w:rFonts w:hint="eastAsia" w:ascii="宋体" w:hAnsi="宋体" w:eastAsia="宋体" w:cs="宋体"/>
-              <w:szCs w:val="24"/>
-            </w:rPr>
-            <w:instrText xml:space="preserve"> HYPERLINK \l _Toc25306 </w:instrText>
-          </w:r>
-          <w:r>
-            <w:rPr>
-              <w:rFonts w:hint="eastAsia" w:ascii="宋体" w:hAnsi="宋体" w:eastAsia="宋体" w:cs="宋体"/>
-              <w:szCs w:val="24"/>
-            </w:rPr>
-            <w:fldChar w:fldCharType="separate"/>
-          </w:r>
-          <w:r>
-            <w:rPr>
-              <w:rFonts w:hint="eastAsia" w:ascii="宋体" w:hAnsi="宋体" w:eastAsia="宋体" w:cs="宋体"/>
-              <w:szCs w:val="24"/>
-            </w:rPr>
-            <w:t>监控工具</w:t>
-          </w:r>
-          <w:r>
-            <w:tab/>
-          </w:r>
-          <w:r>
-            <w:fldChar w:fldCharType="begin"/>
-          </w:r>
-          <w:r>
-            <w:instrText xml:space="preserve"> PAGEREF _Toc25306 \h </w:instrText>
-          </w:r>
-          <w:r>
-            <w:fldChar w:fldCharType="separate"/>
-          </w:r>
-          <w:r>
-            <w:t>4</w:t>
-          </w:r>
-          <w:r>
-            <w:fldChar w:fldCharType="end"/>
-          </w:r>
-          <w:r>
-            <w:rPr>
-              <w:rFonts w:hint="eastAsia" w:ascii="宋体" w:hAnsi="宋体" w:eastAsia="宋体" w:cs="宋体"/>
-              <w:szCs w:val="24"/>
-            </w:rPr>
-            <w:fldChar w:fldCharType="end"/>
-          </w:r>
-        </w:p>
-        <w:p>
-          <w:pPr>
-            <w:pStyle w:val="16"/>
-            <w:tabs>
-              <w:tab w:val="right" w:leader="dot" w:pos="8306"/>
-            </w:tabs>
-          </w:pPr>
-          <w:r>
-            <w:rPr>
-              <w:rFonts w:hint="eastAsia" w:ascii="宋体" w:hAnsi="宋体" w:eastAsia="宋体" w:cs="宋体"/>
-              <w:szCs w:val="24"/>
-            </w:rPr>
-            <w:fldChar w:fldCharType="begin"/>
-          </w:r>
-          <w:r>
-            <w:rPr>
-              <w:rFonts w:hint="eastAsia" w:ascii="宋体" w:hAnsi="宋体" w:eastAsia="宋体" w:cs="宋体"/>
-              <w:szCs w:val="24"/>
-            </w:rPr>
-            <w:instrText xml:space="preserve"> HYPERLINK \l _Toc27253 </w:instrText>
-          </w:r>
-          <w:r>
-            <w:rPr>
-              <w:rFonts w:hint="eastAsia" w:ascii="宋体" w:hAnsi="宋体" w:eastAsia="宋体" w:cs="宋体"/>
-              <w:szCs w:val="24"/>
-            </w:rPr>
-            <w:fldChar w:fldCharType="separate"/>
-          </w:r>
-          <w:r>
-            <w:rPr>
-              <w:rFonts w:hint="eastAsia" w:ascii="宋体" w:hAnsi="宋体" w:eastAsia="宋体" w:cs="宋体"/>
-              <w:szCs w:val="24"/>
-              <w:lang w:val="en-US" w:eastAsia="zh-CN"/>
-            </w:rPr>
-            <w:t>服务知识工具</w:t>
-          </w:r>
-          <w:r>
-            <w:tab/>
-          </w:r>
-          <w:r>
-            <w:fldChar w:fldCharType="begin"/>
-          </w:r>
-          <w:r>
-            <w:instrText xml:space="preserve"> PAGEREF _Toc27253 \h </w:instrText>
+            <w:instrText xml:space="preserve"> PAGEREF _Toc8817 \h </w:instrText>
           </w:r>
           <w:r>
             <w:fldChar w:fldCharType="separate"/>
@@ -2858,7 +2401,7 @@
               <w:rFonts w:hint="eastAsia" w:ascii="宋体" w:hAnsi="宋体" w:eastAsia="宋体" w:cs="宋体"/>
               <w:szCs w:val="24"/>
             </w:rPr>
-            <w:instrText xml:space="preserve"> HYPERLINK \l _Toc20572 </w:instrText>
+            <w:instrText xml:space="preserve"> HYPERLINK \l _Toc8646 </w:instrText>
           </w:r>
           <w:r>
             <w:rPr>
@@ -2872,7 +2415,7 @@
               <w:rFonts w:hint="default"/>
               <w:lang w:val="en-US" w:eastAsia="zh-CN"/>
             </w:rPr>
-            <w:t xml:space="preserve">3.1. </w:t>
+            <w:t xml:space="preserve">1.2. </w:t>
           </w:r>
           <w:r>
             <w:rPr>
@@ -2888,7 +2431,7 @@
             <w:fldChar w:fldCharType="begin"/>
           </w:r>
           <w:r>
-            <w:instrText xml:space="preserve"> PAGEREF _Toc20572 \h </w:instrText>
+            <w:instrText xml:space="preserve"> PAGEREF _Toc8646 \h </w:instrText>
           </w:r>
           <w:r>
             <w:fldChar w:fldCharType="separate"/>
@@ -2926,7 +2469,7 @@
               <w:rFonts w:hint="eastAsia" w:ascii="宋体" w:hAnsi="宋体" w:eastAsia="宋体" w:cs="宋体"/>
               <w:szCs w:val="24"/>
             </w:rPr>
-            <w:instrText xml:space="preserve"> HYPERLINK \l _Toc27571 </w:instrText>
+            <w:instrText xml:space="preserve"> HYPERLINK \l _Toc24238 </w:instrText>
           </w:r>
           <w:r>
             <w:rPr>
@@ -2940,7 +2483,7 @@
               <w:rFonts w:hint="default"/>
               <w:lang w:val="en-US" w:eastAsia="zh-CN"/>
             </w:rPr>
-            <w:t xml:space="preserve">3.1.1. </w:t>
+            <w:t xml:space="preserve">1.2.1. </w:t>
           </w:r>
           <w:r>
             <w:rPr>
@@ -2956,7 +2499,7 @@
             <w:fldChar w:fldCharType="begin"/>
           </w:r>
           <w:r>
-            <w:instrText xml:space="preserve"> PAGEREF _Toc27571 \h </w:instrText>
+            <w:instrText xml:space="preserve"> PAGEREF _Toc24238 \h </w:instrText>
           </w:r>
           <w:r>
             <w:fldChar w:fldCharType="separate"/>
@@ -2994,7 +2537,7 @@
               <w:rFonts w:hint="eastAsia" w:ascii="宋体" w:hAnsi="宋体" w:eastAsia="宋体" w:cs="宋体"/>
               <w:szCs w:val="24"/>
             </w:rPr>
-            <w:instrText xml:space="preserve"> HYPERLINK \l _Toc10494 </w:instrText>
+            <w:instrText xml:space="preserve"> HYPERLINK \l _Toc24685 </w:instrText>
           </w:r>
           <w:r>
             <w:rPr>
@@ -3008,7 +2551,7 @@
               <w:rFonts w:hint="default"/>
               <w:lang w:val="en-US" w:eastAsia="zh-CN"/>
             </w:rPr>
-            <w:t xml:space="preserve">3.1.2. </w:t>
+            <w:t xml:space="preserve">1.2.2. </w:t>
           </w:r>
           <w:r>
             <w:rPr>
@@ -3024,7 +2567,7 @@
             <w:fldChar w:fldCharType="begin"/>
           </w:r>
           <w:r>
-            <w:instrText xml:space="preserve"> PAGEREF _Toc10494 \h </w:instrText>
+            <w:instrText xml:space="preserve"> PAGEREF _Toc24685 \h </w:instrText>
           </w:r>
           <w:r>
             <w:fldChar w:fldCharType="separate"/>
@@ -3062,7 +2605,7 @@
               <w:rFonts w:hint="eastAsia" w:ascii="宋体" w:hAnsi="宋体" w:eastAsia="宋体" w:cs="宋体"/>
               <w:szCs w:val="24"/>
             </w:rPr>
-            <w:instrText xml:space="preserve"> HYPERLINK \l _Toc8158 </w:instrText>
+            <w:instrText xml:space="preserve"> HYPERLINK \l _Toc13883 </w:instrText>
           </w:r>
           <w:r>
             <w:rPr>
@@ -3076,7 +2619,7 @@
               <w:rFonts w:hint="default"/>
               <w:lang w:val="en-US" w:eastAsia="zh-CN"/>
             </w:rPr>
-            <w:t xml:space="preserve">3.1.3. </w:t>
+            <w:t xml:space="preserve">1.2.3. </w:t>
           </w:r>
           <w:r>
             <w:rPr>
@@ -3092,7 +2635,7 @@
             <w:fldChar w:fldCharType="begin"/>
           </w:r>
           <w:r>
-            <w:instrText xml:space="preserve"> PAGEREF _Toc8158 \h </w:instrText>
+            <w:instrText xml:space="preserve"> PAGEREF _Toc13883 \h </w:instrText>
           </w:r>
           <w:r>
             <w:fldChar w:fldCharType="separate"/>
@@ -3130,7 +2673,7 @@
               <w:rFonts w:hint="eastAsia" w:ascii="宋体" w:hAnsi="宋体" w:eastAsia="宋体" w:cs="宋体"/>
               <w:szCs w:val="24"/>
             </w:rPr>
-            <w:instrText xml:space="preserve"> HYPERLINK \l _Toc22758 </w:instrText>
+            <w:instrText xml:space="preserve"> HYPERLINK \l _Toc22107 </w:instrText>
           </w:r>
           <w:r>
             <w:rPr>
@@ -3144,7 +2687,7 @@
               <w:rFonts w:hint="default"/>
               <w:lang w:val="en-US" w:eastAsia="zh-CN"/>
             </w:rPr>
-            <w:t xml:space="preserve">3.1.4. </w:t>
+            <w:t xml:space="preserve">1.2.4. </w:t>
           </w:r>
           <w:r>
             <w:rPr>
@@ -3160,7 +2703,7 @@
             <w:fldChar w:fldCharType="begin"/>
           </w:r>
           <w:r>
-            <w:instrText xml:space="preserve"> PAGEREF _Toc22758 \h </w:instrText>
+            <w:instrText xml:space="preserve"> PAGEREF _Toc22107 \h </w:instrText>
           </w:r>
           <w:r>
             <w:fldChar w:fldCharType="separate"/>
@@ -3198,7 +2741,7 @@
               <w:rFonts w:hint="eastAsia" w:ascii="宋体" w:hAnsi="宋体" w:eastAsia="宋体" w:cs="宋体"/>
               <w:szCs w:val="24"/>
             </w:rPr>
-            <w:instrText xml:space="preserve"> HYPERLINK \l _Toc5886 </w:instrText>
+            <w:instrText xml:space="preserve"> HYPERLINK \l _Toc14673 </w:instrText>
           </w:r>
           <w:r>
             <w:rPr>
@@ -3212,7 +2755,7 @@
               <w:rFonts w:hint="default"/>
               <w:lang w:val="en-US" w:eastAsia="zh-CN"/>
             </w:rPr>
-            <w:t xml:space="preserve">3.2. </w:t>
+            <w:t xml:space="preserve">1.3. </w:t>
           </w:r>
           <w:r>
             <w:rPr>
@@ -3228,7 +2771,7 @@
             <w:fldChar w:fldCharType="begin"/>
           </w:r>
           <w:r>
-            <w:instrText xml:space="preserve"> PAGEREF _Toc5886 \h </w:instrText>
+            <w:instrText xml:space="preserve"> PAGEREF _Toc14673 \h </w:instrText>
           </w:r>
           <w:r>
             <w:fldChar w:fldCharType="separate"/>
@@ -3266,7 +2809,7 @@
               <w:rFonts w:hint="eastAsia" w:ascii="宋体" w:hAnsi="宋体" w:eastAsia="宋体" w:cs="宋体"/>
               <w:szCs w:val="24"/>
             </w:rPr>
-            <w:instrText xml:space="preserve"> HYPERLINK \l _Toc6808 </w:instrText>
+            <w:instrText xml:space="preserve"> HYPERLINK \l _Toc3745 </w:instrText>
           </w:r>
           <w:r>
             <w:rPr>
@@ -3280,7 +2823,7 @@
               <w:rFonts w:hint="default"/>
               <w:lang w:val="en-US" w:eastAsia="zh-CN"/>
             </w:rPr>
-            <w:t xml:space="preserve">3.2.1. </w:t>
+            <w:t xml:space="preserve">1.3.1. </w:t>
           </w:r>
           <w:r>
             <w:rPr>
@@ -3296,7 +2839,7 @@
             <w:fldChar w:fldCharType="begin"/>
           </w:r>
           <w:r>
-            <w:instrText xml:space="preserve"> PAGEREF _Toc6808 \h </w:instrText>
+            <w:instrText xml:space="preserve"> PAGEREF _Toc3745 \h </w:instrText>
           </w:r>
           <w:r>
             <w:fldChar w:fldCharType="separate"/>
@@ -3334,7 +2877,7 @@
               <w:rFonts w:hint="eastAsia" w:ascii="宋体" w:hAnsi="宋体" w:eastAsia="宋体" w:cs="宋体"/>
               <w:szCs w:val="24"/>
             </w:rPr>
-            <w:instrText xml:space="preserve"> HYPERLINK \l _Toc10711 </w:instrText>
+            <w:instrText xml:space="preserve"> HYPERLINK \l _Toc31624 </w:instrText>
           </w:r>
           <w:r>
             <w:rPr>
@@ -3348,7 +2891,7 @@
               <w:rFonts w:hint="default"/>
               <w:lang w:val="en-US" w:eastAsia="zh-CN"/>
             </w:rPr>
-            <w:t xml:space="preserve">3.2.2. </w:t>
+            <w:t xml:space="preserve">1.3.2. </w:t>
           </w:r>
           <w:r>
             <w:rPr>
@@ -3364,7 +2907,7 @@
             <w:fldChar w:fldCharType="begin"/>
           </w:r>
           <w:r>
-            <w:instrText xml:space="preserve"> PAGEREF _Toc10711 \h </w:instrText>
+            <w:instrText xml:space="preserve"> PAGEREF _Toc31624 \h </w:instrText>
           </w:r>
           <w:r>
             <w:fldChar w:fldCharType="separate"/>
@@ -3402,7 +2945,7 @@
               <w:rFonts w:hint="eastAsia" w:ascii="宋体" w:hAnsi="宋体" w:eastAsia="宋体" w:cs="宋体"/>
               <w:szCs w:val="24"/>
             </w:rPr>
-            <w:instrText xml:space="preserve"> HYPERLINK \l _Toc29412 </w:instrText>
+            <w:instrText xml:space="preserve"> HYPERLINK \l _Toc30720 </w:instrText>
           </w:r>
           <w:r>
             <w:rPr>
@@ -3416,7 +2959,7 @@
               <w:rFonts w:hint="default"/>
               <w:lang w:val="en-US" w:eastAsia="zh-CN"/>
             </w:rPr>
-            <w:t xml:space="preserve">3.2.3. </w:t>
+            <w:t xml:space="preserve">1.3.3. </w:t>
           </w:r>
           <w:r>
             <w:rPr>
@@ -3432,7 +2975,7 @@
             <w:fldChar w:fldCharType="begin"/>
           </w:r>
           <w:r>
-            <w:instrText xml:space="preserve"> PAGEREF _Toc29412 \h </w:instrText>
+            <w:instrText xml:space="preserve"> PAGEREF _Toc30720 \h </w:instrText>
           </w:r>
           <w:r>
             <w:fldChar w:fldCharType="separate"/>
@@ -3470,7 +3013,7 @@
               <w:rFonts w:hint="eastAsia" w:ascii="宋体" w:hAnsi="宋体" w:eastAsia="宋体" w:cs="宋体"/>
               <w:szCs w:val="24"/>
             </w:rPr>
-            <w:instrText xml:space="preserve"> HYPERLINK \l _Toc9358 </w:instrText>
+            <w:instrText xml:space="preserve"> HYPERLINK \l _Toc23555 </w:instrText>
           </w:r>
           <w:r>
             <w:rPr>
@@ -3484,7 +3027,7 @@
               <w:rFonts w:hint="default"/>
               <w:lang w:val="en-US" w:eastAsia="zh-CN"/>
             </w:rPr>
-            <w:t xml:space="preserve">3.2.4. </w:t>
+            <w:t xml:space="preserve">1.3.4. </w:t>
           </w:r>
           <w:r>
             <w:rPr>
@@ -3500,7 +3043,7 @@
             <w:fldChar w:fldCharType="begin"/>
           </w:r>
           <w:r>
-            <w:instrText xml:space="preserve"> PAGEREF _Toc9358 \h </w:instrText>
+            <w:instrText xml:space="preserve"> PAGEREF _Toc23555 \h </w:instrText>
           </w:r>
           <w:r>
             <w:fldChar w:fldCharType="separate"/>
@@ -3538,7 +3081,7 @@
               <w:rFonts w:hint="eastAsia" w:ascii="宋体" w:hAnsi="宋体" w:eastAsia="宋体" w:cs="宋体"/>
               <w:szCs w:val="24"/>
             </w:rPr>
-            <w:instrText xml:space="preserve"> HYPERLINK \l _Toc21904 </w:instrText>
+            <w:instrText xml:space="preserve"> HYPERLINK \l _Toc31463 </w:instrText>
           </w:r>
           <w:r>
             <w:rPr>
@@ -3552,7 +3095,7 @@
               <w:rFonts w:hint="default"/>
               <w:lang w:val="en-US" w:eastAsia="zh-CN"/>
             </w:rPr>
-            <w:t xml:space="preserve">3.3. </w:t>
+            <w:t xml:space="preserve">1.4. </w:t>
           </w:r>
           <w:r>
             <w:rPr>
@@ -3568,7 +3111,7 @@
             <w:fldChar w:fldCharType="begin"/>
           </w:r>
           <w:r>
-            <w:instrText xml:space="preserve"> PAGEREF _Toc21904 \h </w:instrText>
+            <w:instrText xml:space="preserve"> PAGEREF _Toc31463 \h </w:instrText>
           </w:r>
           <w:r>
             <w:fldChar w:fldCharType="separate"/>
@@ -3606,7 +3149,7 @@
               <w:rFonts w:hint="eastAsia" w:ascii="宋体" w:hAnsi="宋体" w:eastAsia="宋体" w:cs="宋体"/>
               <w:szCs w:val="24"/>
             </w:rPr>
-            <w:instrText xml:space="preserve"> HYPERLINK \l _Toc27454 </w:instrText>
+            <w:instrText xml:space="preserve"> HYPERLINK \l _Toc30696 </w:instrText>
           </w:r>
           <w:r>
             <w:rPr>
@@ -3620,7 +3163,7 @@
               <w:rFonts w:hint="default"/>
               <w:lang w:val="en-US" w:eastAsia="zh-CN"/>
             </w:rPr>
-            <w:t xml:space="preserve">3.3.1. </w:t>
+            <w:t xml:space="preserve">1.4.1. </w:t>
           </w:r>
           <w:r>
             <w:rPr>
@@ -3636,7 +3179,7 @@
             <w:fldChar w:fldCharType="begin"/>
           </w:r>
           <w:r>
-            <w:instrText xml:space="preserve"> PAGEREF _Toc27454 \h </w:instrText>
+            <w:instrText xml:space="preserve"> PAGEREF _Toc30696 \h </w:instrText>
           </w:r>
           <w:r>
             <w:fldChar w:fldCharType="separate"/>
@@ -3674,7 +3217,7 @@
               <w:rFonts w:hint="eastAsia" w:ascii="宋体" w:hAnsi="宋体" w:eastAsia="宋体" w:cs="宋体"/>
               <w:szCs w:val="24"/>
             </w:rPr>
-            <w:instrText xml:space="preserve"> HYPERLINK \l _Toc10 </w:instrText>
+            <w:instrText xml:space="preserve"> HYPERLINK \l _Toc1167 </w:instrText>
           </w:r>
           <w:r>
             <w:rPr>
@@ -3688,7 +3231,7 @@
               <w:rFonts w:hint="default"/>
               <w:lang w:val="en-US" w:eastAsia="zh-CN"/>
             </w:rPr>
-            <w:t xml:space="preserve">3.3.2. </w:t>
+            <w:t xml:space="preserve">1.4.2. </w:t>
           </w:r>
           <w:r>
             <w:rPr>
@@ -3704,7 +3247,7 @@
             <w:fldChar w:fldCharType="begin"/>
           </w:r>
           <w:r>
-            <w:instrText xml:space="preserve"> PAGEREF _Toc10 \h </w:instrText>
+            <w:instrText xml:space="preserve"> PAGEREF _Toc1167 \h </w:instrText>
           </w:r>
           <w:r>
             <w:fldChar w:fldCharType="separate"/>
@@ -3742,7 +3285,7 @@
               <w:rFonts w:hint="eastAsia" w:ascii="宋体" w:hAnsi="宋体" w:eastAsia="宋体" w:cs="宋体"/>
               <w:szCs w:val="24"/>
             </w:rPr>
-            <w:instrText xml:space="preserve"> HYPERLINK \l _Toc4178 </w:instrText>
+            <w:instrText xml:space="preserve"> HYPERLINK \l _Toc24968 </w:instrText>
           </w:r>
           <w:r>
             <w:rPr>
@@ -3756,7 +3299,7 @@
               <w:rFonts w:hint="default"/>
               <w:lang w:val="en-US" w:eastAsia="zh-CN"/>
             </w:rPr>
-            <w:t xml:space="preserve">3.3.3. </w:t>
+            <w:t xml:space="preserve">1.4.3. </w:t>
           </w:r>
           <w:r>
             <w:rPr>
@@ -3772,7 +3315,7 @@
             <w:fldChar w:fldCharType="begin"/>
           </w:r>
           <w:r>
-            <w:instrText xml:space="preserve"> PAGEREF _Toc4178 \h </w:instrText>
+            <w:instrText xml:space="preserve"> PAGEREF _Toc24968 \h </w:instrText>
           </w:r>
           <w:r>
             <w:fldChar w:fldCharType="separate"/>
@@ -3810,7 +3353,7 @@
               <w:rFonts w:hint="eastAsia" w:ascii="宋体" w:hAnsi="宋体" w:eastAsia="宋体" w:cs="宋体"/>
               <w:szCs w:val="24"/>
             </w:rPr>
-            <w:instrText xml:space="preserve"> HYPERLINK \l _Toc17121 </w:instrText>
+            <w:instrText xml:space="preserve"> HYPERLINK \l _Toc22525 </w:instrText>
           </w:r>
           <w:r>
             <w:rPr>
@@ -3824,7 +3367,7 @@
               <w:rFonts w:hint="default"/>
               <w:lang w:val="en-US" w:eastAsia="zh-CN"/>
             </w:rPr>
-            <w:t xml:space="preserve">3.3.4. </w:t>
+            <w:t xml:space="preserve">1.4.4. </w:t>
           </w:r>
           <w:r>
             <w:rPr>
@@ -3840,7 +3383,7 @@
             <w:fldChar w:fldCharType="begin"/>
           </w:r>
           <w:r>
-            <w:instrText xml:space="preserve"> PAGEREF _Toc17121 \h </w:instrText>
+            <w:instrText xml:space="preserve"> PAGEREF _Toc22525 \h </w:instrText>
           </w:r>
           <w:r>
             <w:fldChar w:fldCharType="separate"/>
@@ -3878,7 +3421,7 @@
               <w:rFonts w:hint="eastAsia" w:ascii="宋体" w:hAnsi="宋体" w:eastAsia="宋体" w:cs="宋体"/>
               <w:szCs w:val="24"/>
             </w:rPr>
-            <w:instrText xml:space="preserve"> HYPERLINK \l _Toc21162 </w:instrText>
+            <w:instrText xml:space="preserve"> HYPERLINK \l _Toc18925 </w:instrText>
           </w:r>
           <w:r>
             <w:rPr>
@@ -3892,7 +3435,7 @@
               <w:rFonts w:hint="default"/>
               <w:lang w:val="en-US" w:eastAsia="zh-CN"/>
             </w:rPr>
-            <w:t xml:space="preserve">3.4. </w:t>
+            <w:t xml:space="preserve">1.5. </w:t>
           </w:r>
           <w:r>
             <w:rPr>
@@ -3908,7 +3451,7 @@
             <w:fldChar w:fldCharType="begin"/>
           </w:r>
           <w:r>
-            <w:instrText xml:space="preserve"> PAGEREF _Toc21162 \h </w:instrText>
+            <w:instrText xml:space="preserve"> PAGEREF _Toc18925 \h </w:instrText>
           </w:r>
           <w:r>
             <w:fldChar w:fldCharType="separate"/>
@@ -3946,7 +3489,7 @@
               <w:rFonts w:hint="eastAsia" w:ascii="宋体" w:hAnsi="宋体" w:eastAsia="宋体" w:cs="宋体"/>
               <w:szCs w:val="24"/>
             </w:rPr>
-            <w:instrText xml:space="preserve"> HYPERLINK \l _Toc30686 </w:instrText>
+            <w:instrText xml:space="preserve"> HYPERLINK \l _Toc15331 </w:instrText>
           </w:r>
           <w:r>
             <w:rPr>
@@ -3960,7 +3503,7 @@
               <w:rFonts w:hint="default"/>
               <w:lang w:val="en-US" w:eastAsia="zh-CN"/>
             </w:rPr>
-            <w:t>3.4.1. 过程管理工具应用成效</w:t>
+            <w:t>1.5.1. 过程管理工具应用成效</w:t>
           </w:r>
           <w:r>
             <w:tab/>
@@ -3969,7 +3512,7 @@
             <w:fldChar w:fldCharType="begin"/>
           </w:r>
           <w:r>
-            <w:instrText xml:space="preserve"> PAGEREF _Toc30686 \h </w:instrText>
+            <w:instrText xml:space="preserve"> PAGEREF _Toc15331 \h </w:instrText>
           </w:r>
           <w:r>
             <w:fldChar w:fldCharType="separate"/>
@@ -4007,7 +3550,7 @@
               <w:rFonts w:hint="eastAsia" w:ascii="宋体" w:hAnsi="宋体" w:eastAsia="宋体" w:cs="宋体"/>
               <w:szCs w:val="24"/>
             </w:rPr>
-            <w:instrText xml:space="preserve"> HYPERLINK \l _Toc27081 </w:instrText>
+            <w:instrText xml:space="preserve"> HYPERLINK \l _Toc30625 </w:instrText>
           </w:r>
           <w:r>
             <w:rPr>
@@ -4021,7 +3564,7 @@
               <w:rFonts w:hint="default"/>
               <w:lang w:val="en-US" w:eastAsia="zh-CN"/>
             </w:rPr>
-            <w:t>3.4.2. 监控工具应用成效</w:t>
+            <w:t>1.5.2. 监控工具应用成效</w:t>
           </w:r>
           <w:r>
             <w:tab/>
@@ -4030,7 +3573,7 @@
             <w:fldChar w:fldCharType="begin"/>
           </w:r>
           <w:r>
-            <w:instrText xml:space="preserve"> PAGEREF _Toc27081 \h </w:instrText>
+            <w:instrText xml:space="preserve"> PAGEREF _Toc30625 \h </w:instrText>
           </w:r>
           <w:r>
             <w:fldChar w:fldCharType="separate"/>
@@ -4068,7 +3611,7 @@
               <w:rFonts w:hint="eastAsia" w:ascii="宋体" w:hAnsi="宋体" w:eastAsia="宋体" w:cs="宋体"/>
               <w:szCs w:val="24"/>
             </w:rPr>
-            <w:instrText xml:space="preserve"> HYPERLINK \l _Toc4582 </w:instrText>
+            <w:instrText xml:space="preserve"> HYPERLINK \l _Toc5305 </w:instrText>
           </w:r>
           <w:r>
             <w:rPr>
@@ -4082,7 +3625,7 @@
               <w:rFonts w:hint="default"/>
               <w:lang w:val="en-US" w:eastAsia="zh-CN"/>
             </w:rPr>
-            <w:t>3.4.3. 服务知识工具应用成效</w:t>
+            <w:t>1.5.3. 服务知识工具应用成效</w:t>
           </w:r>
           <w:r>
             <w:tab/>
@@ -4091,7 +3634,7 @@
             <w:fldChar w:fldCharType="begin"/>
           </w:r>
           <w:r>
-            <w:instrText xml:space="preserve"> PAGEREF _Toc4582 \h </w:instrText>
+            <w:instrText xml:space="preserve"> PAGEREF _Toc5305 \h </w:instrText>
           </w:r>
           <w:r>
             <w:fldChar w:fldCharType="separate"/>
@@ -4129,7 +3672,7 @@
               <w:rFonts w:hint="eastAsia" w:ascii="宋体" w:hAnsi="宋体" w:eastAsia="宋体" w:cs="宋体"/>
               <w:szCs w:val="24"/>
             </w:rPr>
-            <w:instrText xml:space="preserve"> HYPERLINK \l _Toc30884 </w:instrText>
+            <w:instrText xml:space="preserve"> HYPERLINK \l _Toc31981 </w:instrText>
           </w:r>
           <w:r>
             <w:rPr>
@@ -4143,7 +3686,7 @@
               <w:rFonts w:hint="default"/>
               <w:lang w:val="en-US" w:eastAsia="zh-CN"/>
             </w:rPr>
-            <w:t>3.4.4. 整体成效</w:t>
+            <w:t>1.5.4. 整体成效</w:t>
           </w:r>
           <w:r>
             <w:tab/>
@@ -4152,7 +3695,7 @@
             <w:fldChar w:fldCharType="begin"/>
           </w:r>
           <w:r>
-            <w:instrText xml:space="preserve"> PAGEREF _Toc30884 \h </w:instrText>
+            <w:instrText xml:space="preserve"> PAGEREF _Toc31981 \h </w:instrText>
           </w:r>
           <w:r>
             <w:fldChar w:fldCharType="separate"/>
@@ -4265,7 +3808,7 @@
           <w:lang w:val="en-US" w:eastAsia="zh-CN"/>
         </w:rPr>
       </w:pPr>
-      <w:bookmarkStart w:id="2" w:name="_Toc3753"/>
+      <w:bookmarkStart w:id="2" w:name="_Toc9612"/>
       <w:r>
         <w:rPr>
           <w:rFonts w:hint="eastAsia"/>
@@ -4284,7 +3827,7 @@
           <w:lang w:val="en-US" w:eastAsia="zh-CN"/>
         </w:rPr>
       </w:pPr>
-      <w:bookmarkStart w:id="3" w:name="_Toc23388"/>
+      <w:bookmarkStart w:id="3" w:name="_Toc8817"/>
       <w:r>
         <w:rPr>
           <w:rFonts w:hint="eastAsia"/>
@@ -4357,37 +3900,26 @@
           </w:tcPr>
           <w:p>
             <w:pPr>
-              <w:pStyle w:val="2"/>
-              <w:numPr>
-                <w:ilvl w:val="0"/>
-                <w:numId w:val="0"/>
-              </w:numPr>
+              <w:pStyle w:val="41"/>
               <w:bidi w:val="0"/>
-              <w:snapToGrid w:val="0"/>
-              <w:spacing w:line="240" w:lineRule="auto"/>
-              <w:ind w:left="0" w:leftChars="0" w:right="0" w:rightChars="0" w:firstLine="0" w:firstLineChars="0"/>
               <w:jc w:val="center"/>
               <w:rPr>
-                <w:rFonts w:hint="default" w:ascii="宋体" w:hAnsi="宋体" w:eastAsia="宋体" w:cs="宋体"/>
+                <w:rFonts w:hint="default"/>
                 <w:b/>
-                <w:sz w:val="21"/>
-                <w:szCs w:val="24"/>
+                <w:bCs/>
                 <w:lang w:val="en-US" w:eastAsia="zh-CN"/>
               </w:rPr>
             </w:pPr>
-            <w:bookmarkStart w:id="4" w:name="_Toc28803"/>
-            <w:bookmarkStart w:id="5" w:name="_Toc15952"/>
+            <w:bookmarkStart w:id="4" w:name="_Toc15952"/>
             <w:r>
               <w:rPr>
-                <w:rFonts w:hint="eastAsia" w:ascii="宋体" w:hAnsi="宋体" w:eastAsia="宋体" w:cs="宋体"/>
+                <w:rFonts w:hint="eastAsia"/>
                 <w:b/>
-                <w:sz w:val="21"/>
-                <w:szCs w:val="24"/>
+                <w:bCs/>
                 <w:lang w:val="en-US" w:eastAsia="zh-CN"/>
               </w:rPr>
               <w:t>编号</w:t>
             </w:r>
-            <w:bookmarkEnd w:id="4"/>
           </w:p>
         </w:tc>
         <w:tc>
@@ -4403,36 +3935,25 @@
           </w:tcPr>
           <w:p>
             <w:pPr>
-              <w:pStyle w:val="2"/>
-              <w:numPr>
-                <w:ilvl w:val="0"/>
-                <w:numId w:val="0"/>
-              </w:numPr>
+              <w:pStyle w:val="41"/>
               <w:bidi w:val="0"/>
-              <w:snapToGrid w:val="0"/>
-              <w:spacing w:line="240" w:lineRule="auto"/>
-              <w:ind w:left="0" w:leftChars="0" w:right="0" w:rightChars="0" w:firstLine="0" w:firstLineChars="0"/>
               <w:jc w:val="center"/>
               <w:rPr>
-                <w:rFonts w:hint="eastAsia" w:ascii="宋体" w:hAnsi="宋体" w:eastAsia="宋体" w:cs="宋体"/>
+                <w:rFonts w:hint="eastAsia"/>
                 <w:b/>
-                <w:sz w:val="21"/>
-                <w:szCs w:val="24"/>
+                <w:bCs/>
                 <w:lang w:val="en-US" w:eastAsia="zh-CN"/>
               </w:rPr>
             </w:pPr>
-            <w:bookmarkStart w:id="6" w:name="_Toc828"/>
             <w:r>
               <w:rPr>
-                <w:rFonts w:hint="eastAsia" w:ascii="宋体" w:hAnsi="宋体" w:eastAsia="宋体" w:cs="宋体"/>
+                <w:rFonts w:hint="eastAsia"/>
                 <w:b/>
-                <w:sz w:val="21"/>
-                <w:szCs w:val="24"/>
+                <w:bCs/>
                 <w:lang w:val="en-US" w:eastAsia="zh-CN"/>
               </w:rPr>
               <w:t>工具类型</w:t>
             </w:r>
-            <w:bookmarkEnd w:id="6"/>
           </w:p>
         </w:tc>
         <w:tc>
@@ -4448,24 +3969,21 @@
           </w:tcPr>
           <w:p>
             <w:pPr>
-              <w:snapToGrid w:val="0"/>
-              <w:spacing w:before="12" w:line="240" w:lineRule="auto"/>
-              <w:ind w:left="0" w:leftChars="0" w:right="0" w:rightChars="0" w:firstLine="0" w:firstLineChars="0"/>
+              <w:pStyle w:val="41"/>
+              <w:bidi w:val="0"/>
               <w:jc w:val="center"/>
               <w:rPr>
-                <w:rFonts w:hint="default" w:ascii="宋体" w:hAnsi="宋体" w:eastAsia="宋体" w:cs="宋体"/>
+                <w:rFonts w:hint="default"/>
                 <w:b/>
-                <w:sz w:val="21"/>
-                <w:szCs w:val="21"/>
+                <w:bCs/>
                 <w:lang w:val="en-US" w:eastAsia="zh-CN"/>
               </w:rPr>
             </w:pPr>
             <w:r>
               <w:rPr>
-                <w:rFonts w:hint="eastAsia" w:ascii="宋体" w:hAnsi="宋体" w:eastAsia="宋体" w:cs="宋体"/>
+                <w:rFonts w:hint="eastAsia"/>
                 <w:b/>
-                <w:sz w:val="21"/>
-                <w:szCs w:val="21"/>
+                <w:bCs/>
                 <w:lang w:val="en-US" w:eastAsia="zh-CN"/>
               </w:rPr>
               <w:t>工具名称</w:t>
@@ -4485,24 +4003,21 @@
           </w:tcPr>
           <w:p>
             <w:pPr>
-              <w:snapToGrid w:val="0"/>
-              <w:spacing w:before="12" w:line="240" w:lineRule="auto"/>
-              <w:ind w:left="0" w:leftChars="0" w:right="0" w:rightChars="0" w:firstLine="0" w:firstLineChars="0"/>
+              <w:pStyle w:val="41"/>
+              <w:bidi w:val="0"/>
               <w:jc w:val="center"/>
               <w:rPr>
-                <w:rFonts w:hint="default" w:ascii="宋体" w:hAnsi="宋体" w:eastAsia="宋体" w:cs="宋体"/>
+                <w:rFonts w:hint="default"/>
                 <w:b/>
-                <w:sz w:val="21"/>
-                <w:szCs w:val="21"/>
+                <w:bCs/>
                 <w:lang w:val="en-US" w:eastAsia="zh-CN"/>
               </w:rPr>
             </w:pPr>
             <w:r>
               <w:rPr>
-                <w:rFonts w:hint="eastAsia" w:ascii="宋体" w:hAnsi="宋体" w:eastAsia="宋体" w:cs="宋体"/>
+                <w:rFonts w:hint="eastAsia"/>
                 <w:b/>
-                <w:sz w:val="21"/>
-                <w:szCs w:val="21"/>
+                <w:bCs/>
                 <w:lang w:val="en-US" w:eastAsia="zh-CN"/>
               </w:rPr>
               <w:t>软件来源</w:t>
@@ -4522,24 +4037,21 @@
           </w:tcPr>
           <w:p>
             <w:pPr>
-              <w:snapToGrid w:val="0"/>
-              <w:spacing w:before="12" w:line="240" w:lineRule="auto"/>
-              <w:ind w:left="0" w:leftChars="0" w:right="0" w:rightChars="0" w:firstLine="0" w:firstLineChars="0"/>
+              <w:pStyle w:val="41"/>
+              <w:bidi w:val="0"/>
               <w:jc w:val="center"/>
               <w:rPr>
-                <w:rFonts w:hint="default" w:ascii="宋体" w:hAnsi="宋体" w:eastAsia="宋体" w:cs="宋体"/>
+                <w:rFonts w:hint="default"/>
                 <w:b/>
-                <w:sz w:val="21"/>
-                <w:szCs w:val="21"/>
+                <w:bCs/>
                 <w:lang w:val="en-US" w:eastAsia="zh-CN"/>
               </w:rPr>
             </w:pPr>
             <w:r>
               <w:rPr>
-                <w:rFonts w:hint="eastAsia" w:ascii="宋体" w:hAnsi="宋体" w:eastAsia="宋体" w:cs="宋体"/>
+                <w:rFonts w:hint="eastAsia"/>
                 <w:b/>
-                <w:sz w:val="21"/>
-                <w:szCs w:val="21"/>
+                <w:bCs/>
                 <w:lang w:val="en-US" w:eastAsia="zh-CN"/>
               </w:rPr>
               <w:t>使用范围</w:t>
@@ -4581,11 +4093,14 @@
           </w:tcPr>
           <w:p>
             <w:pPr>
+              <w:pStyle w:val="41"/>
               <w:numPr>
                 <w:ilvl w:val="0"/>
                 <w:numId w:val="2"/>
               </w:numPr>
               <w:bidi w:val="0"/>
+              <w:ind w:left="425" w:leftChars="0" w:hanging="425" w:firstLineChars="0"/>
+              <w:jc w:val="center"/>
               <w:rPr>
                 <w:rFonts w:hint="eastAsia"/>
               </w:rPr>
@@ -4605,33 +4120,25 @@
           </w:tcPr>
           <w:p>
             <w:pPr>
-              <w:pStyle w:val="2"/>
-              <w:numPr>
-                <w:ilvl w:val="0"/>
-                <w:numId w:val="0"/>
-              </w:numPr>
+              <w:pStyle w:val="41"/>
               <w:bidi w:val="0"/>
-              <w:snapToGrid w:val="0"/>
-              <w:spacing w:line="240" w:lineRule="auto"/>
-              <w:ind w:left="0" w:leftChars="0" w:right="0" w:rightChars="0" w:firstLine="0" w:firstLineChars="0"/>
-              <w:jc w:val="left"/>
               <w:rPr>
-                <w:rFonts w:ascii="宋体" w:hAnsi="宋体" w:eastAsia="宋体" w:cs="宋体"/>
+                <w:rFonts w:hint="eastAsia"/>
                 <w:sz w:val="21"/>
-                <w:szCs w:val="24"/>
+                <w:szCs w:val="21"/>
+                <w:lang w:val="en-US" w:eastAsia="zh-CN"/>
               </w:rPr>
             </w:pPr>
-            <w:bookmarkStart w:id="7" w:name="_Toc18610"/>
             <w:r>
               <w:rPr>
-                <w:rFonts w:hint="eastAsia" w:ascii="宋体" w:hAnsi="宋体" w:eastAsia="宋体" w:cs="宋体"/>
+                <w:rFonts w:hint="eastAsia"/>
                 <w:sz w:val="21"/>
-                <w:szCs w:val="24"/>
+                <w:szCs w:val="21"/>
+                <w:lang w:val="en-US" w:eastAsia="zh-CN"/>
               </w:rPr>
               <w:t>过程管理工具</w:t>
             </w:r>
-            <w:bookmarkEnd w:id="5"/>
-            <w:bookmarkEnd w:id="7"/>
+            <w:bookmarkEnd w:id="4"/>
           </w:p>
         </w:tc>
         <w:tc>
@@ -4647,12 +4154,10 @@
           </w:tcPr>
           <w:p>
             <w:pPr>
-              <w:snapToGrid w:val="0"/>
-              <w:spacing w:before="12" w:line="240" w:lineRule="auto"/>
-              <w:ind w:left="0" w:leftChars="0" w:right="0" w:rightChars="0" w:firstLine="0" w:firstLineChars="0"/>
-              <w:jc w:val="center"/>
+              <w:pStyle w:val="41"/>
+              <w:bidi w:val="0"/>
               <w:rPr>
-                <w:rFonts w:hint="default" w:ascii="宋体" w:hAnsi="宋体" w:eastAsia="宋体" w:cs="宋体"/>
+                <w:rFonts w:hint="default"/>
                 <w:sz w:val="21"/>
                 <w:szCs w:val="21"/>
                 <w:lang w:val="en-US" w:eastAsia="zh-CN"/>
@@ -4660,7 +4165,7 @@
             </w:pPr>
             <w:r>
               <w:rPr>
-                <w:rFonts w:hint="eastAsia" w:ascii="宋体" w:hAnsi="宋体" w:eastAsia="宋体" w:cs="宋体"/>
+                <w:rFonts w:hint="eastAsia"/>
                 <w:sz w:val="21"/>
                 <w:szCs w:val="21"/>
                 <w:lang w:val="en-US" w:eastAsia="zh-CN"/>
@@ -4682,12 +4187,10 @@
           </w:tcPr>
           <w:p>
             <w:pPr>
-              <w:snapToGrid w:val="0"/>
-              <w:spacing w:before="12" w:line="240" w:lineRule="auto"/>
-              <w:ind w:left="0" w:leftChars="0" w:right="0" w:rightChars="0" w:firstLine="0" w:firstLineChars="0"/>
-              <w:jc w:val="center"/>
+              <w:pStyle w:val="41"/>
+              <w:bidi w:val="0"/>
               <w:rPr>
-                <w:rFonts w:hint="default" w:ascii="宋体" w:hAnsi="宋体" w:eastAsia="宋体" w:cs="宋体"/>
+                <w:rFonts w:hint="default"/>
                 <w:sz w:val="21"/>
                 <w:szCs w:val="21"/>
                 <w:lang w:val="en-US" w:eastAsia="zh-CN"/>
@@ -4695,7 +4198,7 @@
             </w:pPr>
             <w:r>
               <w:rPr>
-                <w:rFonts w:hint="eastAsia" w:ascii="宋体" w:hAnsi="宋体" w:eastAsia="宋体" w:cs="宋体"/>
+                <w:rFonts w:hint="eastAsia"/>
                 <w:sz w:val="21"/>
                 <w:szCs w:val="21"/>
                 <w:lang w:val="en-US" w:eastAsia="zh-CN"/>
@@ -4717,12 +4220,10 @@
           </w:tcPr>
           <w:p>
             <w:pPr>
-              <w:snapToGrid w:val="0"/>
-              <w:spacing w:before="12" w:line="240" w:lineRule="auto"/>
-              <w:ind w:left="0" w:leftChars="0" w:right="0" w:rightChars="0" w:firstLine="0" w:firstLineChars="0"/>
-              <w:jc w:val="center"/>
+              <w:pStyle w:val="41"/>
+              <w:bidi w:val="0"/>
               <w:rPr>
-                <w:rFonts w:hint="eastAsia" w:ascii="宋体" w:hAnsi="宋体" w:eastAsia="宋体" w:cs="宋体"/>
+                <w:rFonts w:hint="eastAsia"/>
                 <w:sz w:val="21"/>
                 <w:szCs w:val="21"/>
                 <w:lang w:val="en-US" w:eastAsia="zh-CN"/>
@@ -4730,9 +4231,9 @@
             </w:pPr>
             <w:r>
               <w:rPr>
-                <w:rFonts w:hint="eastAsia" w:ascii="宋体" w:hAnsi="宋体" w:cs="宋体"/>
+                <w:rFonts w:hint="eastAsia"/>
                 <w:sz w:val="21"/>
-                <w:szCs w:val="24"/>
+                <w:szCs w:val="21"/>
                 <w:lang w:eastAsia="zh-CN"/>
               </w:rPr>
               <w:t>公安视频监控项目运维项目</w:t>
@@ -4774,16 +4275,19 @@
           </w:tcPr>
           <w:p>
             <w:pPr>
+              <w:pStyle w:val="41"/>
               <w:numPr>
                 <w:ilvl w:val="0"/>
-                <w:numId w:val="1"/>
+                <w:numId w:val="2"/>
               </w:numPr>
               <w:bidi w:val="0"/>
+              <w:ind w:left="425" w:leftChars="0" w:hanging="425" w:firstLineChars="0"/>
+              <w:jc w:val="center"/>
               <w:rPr>
                 <w:rFonts w:hint="eastAsia"/>
               </w:rPr>
             </w:pPr>
-            <w:bookmarkStart w:id="8" w:name="_Toc19496"/>
+            <w:bookmarkStart w:id="5" w:name="_Toc19496"/>
           </w:p>
         </w:tc>
         <w:tc>
@@ -4799,33 +4303,25 @@
           </w:tcPr>
           <w:p>
             <w:pPr>
-              <w:pStyle w:val="2"/>
-              <w:numPr>
-                <w:ilvl w:val="0"/>
-                <w:numId w:val="0"/>
-              </w:numPr>
+              <w:pStyle w:val="41"/>
               <w:bidi w:val="0"/>
-              <w:snapToGrid w:val="0"/>
-              <w:spacing w:line="240" w:lineRule="auto"/>
-              <w:ind w:left="0" w:leftChars="0" w:right="0" w:rightChars="0" w:firstLine="0" w:firstLineChars="0"/>
-              <w:jc w:val="left"/>
               <w:rPr>
-                <w:rFonts w:ascii="宋体" w:hAnsi="宋体" w:eastAsia="宋体" w:cs="宋体"/>
+                <w:rFonts w:hint="eastAsia"/>
                 <w:sz w:val="21"/>
-                <w:szCs w:val="24"/>
+                <w:szCs w:val="21"/>
+                <w:lang w:val="en-US" w:eastAsia="zh-CN"/>
               </w:rPr>
             </w:pPr>
-            <w:bookmarkStart w:id="9" w:name="_Toc25306"/>
             <w:r>
               <w:rPr>
-                <w:rFonts w:hint="eastAsia" w:ascii="宋体" w:hAnsi="宋体" w:eastAsia="宋体" w:cs="宋体"/>
+                <w:rFonts w:hint="eastAsia"/>
                 <w:sz w:val="21"/>
-                <w:szCs w:val="24"/>
+                <w:szCs w:val="21"/>
+                <w:lang w:val="en-US" w:eastAsia="zh-CN"/>
               </w:rPr>
               <w:t>监控工具</w:t>
             </w:r>
-            <w:bookmarkEnd w:id="8"/>
-            <w:bookmarkEnd w:id="9"/>
+            <w:bookmarkEnd w:id="5"/>
           </w:p>
         </w:tc>
         <w:tc>
@@ -4841,13 +4337,10 @@
           </w:tcPr>
           <w:p>
             <w:pPr>
-              <w:pStyle w:val="30"/>
-              <w:snapToGrid w:val="0"/>
-              <w:spacing w:line="240" w:lineRule="auto"/>
-              <w:ind w:left="0" w:leftChars="0" w:right="0" w:rightChars="0" w:firstLine="0" w:firstLineChars="0"/>
-              <w:jc w:val="center"/>
+              <w:pStyle w:val="41"/>
+              <w:bidi w:val="0"/>
               <w:rPr>
-                <w:rFonts w:hint="default" w:ascii="宋体" w:hAnsi="宋体" w:eastAsia="宋体" w:cs="宋体"/>
+                <w:rFonts w:hint="default"/>
                 <w:sz w:val="21"/>
                 <w:szCs w:val="21"/>
                 <w:lang w:val="en-US" w:eastAsia="zh-CN"/>
@@ -4855,8 +4348,9 @@
             </w:pPr>
             <w:r>
               <w:rPr>
-                <w:rFonts w:hint="eastAsia" w:ascii="宋体" w:eastAsia="宋体"/>
+                <w:rFonts w:hint="eastAsia"/>
                 <w:sz w:val="21"/>
+                <w:szCs w:val="21"/>
                 <w:lang w:val="en-US" w:eastAsia="zh-CN"/>
               </w:rPr>
               <w:t>智瞰哨兵管理平台</w:t>
@@ -4876,21 +4370,20 @@
           </w:tcPr>
           <w:p>
             <w:pPr>
-              <w:pStyle w:val="30"/>
-              <w:snapToGrid w:val="0"/>
-              <w:spacing w:line="240" w:lineRule="auto"/>
-              <w:ind w:left="0" w:leftChars="0" w:right="0" w:rightChars="0" w:firstLine="0" w:firstLineChars="0"/>
-              <w:jc w:val="center"/>
+              <w:pStyle w:val="41"/>
+              <w:bidi w:val="0"/>
               <w:rPr>
-                <w:rFonts w:hint="default" w:ascii="宋体" w:eastAsia="宋体"/>
+                <w:rFonts w:hint="default"/>
                 <w:sz w:val="21"/>
+                <w:szCs w:val="21"/>
                 <w:lang w:val="en-US" w:eastAsia="zh-CN"/>
               </w:rPr>
             </w:pPr>
             <w:r>
               <w:rPr>
-                <w:rFonts w:hint="eastAsia" w:ascii="宋体" w:eastAsia="宋体"/>
+                <w:rFonts w:hint="eastAsia"/>
                 <w:sz w:val="21"/>
+                <w:szCs w:val="21"/>
                 <w:lang w:val="en-US" w:eastAsia="zh-CN"/>
               </w:rPr>
               <w:t>外购</w:t>
@@ -4910,22 +4403,20 @@
           </w:tcPr>
           <w:p>
             <w:pPr>
-              <w:pStyle w:val="30"/>
-              <w:snapToGrid w:val="0"/>
-              <w:spacing w:line="240" w:lineRule="auto"/>
-              <w:ind w:left="0" w:leftChars="0" w:right="0" w:rightChars="0" w:firstLine="0" w:firstLineChars="0"/>
-              <w:jc w:val="center"/>
+              <w:pStyle w:val="41"/>
+              <w:bidi w:val="0"/>
               <w:rPr>
-                <w:rFonts w:hint="eastAsia" w:ascii="宋体" w:eastAsia="宋体"/>
+                <w:rFonts w:hint="eastAsia"/>
                 <w:sz w:val="21"/>
+                <w:szCs w:val="21"/>
                 <w:lang w:val="en-US" w:eastAsia="zh-CN"/>
               </w:rPr>
             </w:pPr>
             <w:r>
               <w:rPr>
-                <w:rFonts w:hint="eastAsia" w:ascii="宋体" w:hAnsi="宋体" w:cs="宋体"/>
+                <w:rFonts w:hint="eastAsia"/>
                 <w:sz w:val="21"/>
-                <w:szCs w:val="24"/>
+                <w:szCs w:val="21"/>
                 <w:lang w:eastAsia="zh-CN"/>
               </w:rPr>
               <w:t>公安视频监控项目运维项目</w:t>
@@ -4967,11 +4458,14 @@
           </w:tcPr>
           <w:p>
             <w:pPr>
+              <w:pStyle w:val="41"/>
               <w:numPr>
                 <w:ilvl w:val="0"/>
-                <w:numId w:val="1"/>
+                <w:numId w:val="2"/>
               </w:numPr>
               <w:bidi w:val="0"/>
+              <w:ind w:left="425" w:leftChars="0" w:hanging="425" w:firstLineChars="0"/>
+              <w:jc w:val="center"/>
               <w:rPr>
                 <w:rFonts w:hint="eastAsia"/>
                 <w:lang w:val="en-US" w:eastAsia="zh-CN"/>
@@ -4992,33 +4486,24 @@
           </w:tcPr>
           <w:p>
             <w:pPr>
-              <w:pStyle w:val="2"/>
-              <w:numPr>
-                <w:ilvl w:val="0"/>
-                <w:numId w:val="0"/>
-              </w:numPr>
+              <w:pStyle w:val="41"/>
               <w:bidi w:val="0"/>
-              <w:snapToGrid w:val="0"/>
-              <w:spacing w:line="240" w:lineRule="auto"/>
-              <w:ind w:left="0" w:leftChars="0" w:right="0" w:rightChars="0" w:firstLine="0" w:firstLineChars="0"/>
-              <w:jc w:val="left"/>
               <w:rPr>
-                <w:rFonts w:hint="eastAsia" w:ascii="宋体" w:hAnsi="宋体" w:eastAsia="宋体" w:cs="宋体"/>
+                <w:rFonts w:hint="eastAsia"/>
                 <w:sz w:val="21"/>
-                <w:szCs w:val="24"/>
+                <w:szCs w:val="21"/>
+                <w:lang w:val="en-US" w:eastAsia="zh-CN"/>
               </w:rPr>
             </w:pPr>
-            <w:bookmarkStart w:id="10" w:name="_Toc27253"/>
             <w:r>
               <w:rPr>
-                <w:rFonts w:hint="eastAsia" w:ascii="宋体" w:hAnsi="宋体" w:eastAsia="宋体" w:cs="宋体"/>
+                <w:rFonts w:hint="eastAsia"/>
                 <w:sz w:val="21"/>
-                <w:szCs w:val="24"/>
+                <w:szCs w:val="21"/>
                 <w:lang w:val="en-US" w:eastAsia="zh-CN"/>
               </w:rPr>
               <w:t>服务知识工具</w:t>
             </w:r>
-            <w:bookmarkEnd w:id="10"/>
           </w:p>
         </w:tc>
         <w:tc>
@@ -5034,32 +4519,23 @@
           </w:tcPr>
           <w:p>
             <w:pPr>
-              <w:pStyle w:val="30"/>
-              <w:snapToGrid w:val="0"/>
-              <w:spacing w:line="240" w:lineRule="auto"/>
-              <w:ind w:left="0" w:leftChars="0" w:right="0" w:rightChars="0" w:firstLine="0" w:firstLineChars="0"/>
-              <w:jc w:val="center"/>
+              <w:pStyle w:val="41"/>
+              <w:bidi w:val="0"/>
               <w:rPr>
-                <w:rFonts w:hint="default" w:ascii="宋体" w:eastAsia="宋体"/>
+                <w:rFonts w:hint="default"/>
                 <w:sz w:val="21"/>
+                <w:szCs w:val="21"/>
                 <w:lang w:val="en-US" w:eastAsia="zh-CN"/>
               </w:rPr>
             </w:pPr>
             <w:r>
               <w:rPr>
-                <w:rFonts w:hint="eastAsia" w:ascii="宋体"/>
+                <w:rFonts w:hint="eastAsia"/>
                 <w:sz w:val="21"/>
+                <w:szCs w:val="21"/>
                 <w:lang w:val="en-US" w:eastAsia="zh-CN"/>
               </w:rPr>
-              <w:t>华数</w:t>
-            </w:r>
-            <w:r>
-              <w:rPr>
-                <w:rFonts w:hint="eastAsia" w:ascii="宋体" w:eastAsia="宋体"/>
-                <w:sz w:val="21"/>
-                <w:lang w:val="en-US" w:eastAsia="zh-CN"/>
-              </w:rPr>
-              <w:t>-服务价值台</w:t>
+              <w:t>华数-服务价值台</w:t>
             </w:r>
           </w:p>
         </w:tc>
@@ -5076,21 +4552,20 @@
           </w:tcPr>
           <w:p>
             <w:pPr>
-              <w:pStyle w:val="30"/>
-              <w:snapToGrid w:val="0"/>
-              <w:spacing w:line="240" w:lineRule="auto"/>
-              <w:ind w:left="0" w:leftChars="0" w:right="0" w:rightChars="0" w:firstLine="0" w:firstLineChars="0"/>
-              <w:jc w:val="center"/>
+              <w:pStyle w:val="41"/>
+              <w:bidi w:val="0"/>
               <w:rPr>
-                <w:rFonts w:hint="default" w:ascii="宋体" w:eastAsia="宋体"/>
+                <w:rFonts w:hint="default"/>
                 <w:sz w:val="21"/>
+                <w:szCs w:val="21"/>
                 <w:lang w:val="en-US" w:eastAsia="zh-CN"/>
               </w:rPr>
             </w:pPr>
             <w:r>
               <w:rPr>
-                <w:rFonts w:hint="eastAsia" w:ascii="宋体" w:eastAsia="宋体"/>
+                <w:rFonts w:hint="eastAsia"/>
                 <w:sz w:val="21"/>
+                <w:szCs w:val="21"/>
                 <w:lang w:val="en-US" w:eastAsia="zh-CN"/>
               </w:rPr>
               <w:t>自研</w:t>
@@ -5110,22 +4585,20 @@
           </w:tcPr>
           <w:p>
             <w:pPr>
-              <w:pStyle w:val="30"/>
-              <w:snapToGrid w:val="0"/>
-              <w:spacing w:line="240" w:lineRule="auto"/>
-              <w:ind w:left="0" w:leftChars="0" w:right="0" w:rightChars="0" w:firstLine="0" w:firstLineChars="0"/>
-              <w:jc w:val="center"/>
+              <w:pStyle w:val="41"/>
+              <w:bidi w:val="0"/>
               <w:rPr>
-                <w:rFonts w:hint="eastAsia" w:ascii="宋体" w:eastAsia="宋体"/>
+                <w:rFonts w:hint="eastAsia"/>
                 <w:sz w:val="21"/>
+                <w:szCs w:val="21"/>
                 <w:lang w:val="en-US" w:eastAsia="zh-CN"/>
               </w:rPr>
             </w:pPr>
             <w:r>
               <w:rPr>
-                <w:rFonts w:hint="eastAsia" w:ascii="宋体" w:hAnsi="宋体" w:cs="宋体"/>
+                <w:rFonts w:hint="eastAsia"/>
                 <w:sz w:val="21"/>
-                <w:szCs w:val="24"/>
+                <w:szCs w:val="21"/>
                 <w:lang w:eastAsia="zh-CN"/>
               </w:rPr>
               <w:t>公安视频监控项目运维项目</w:t>
@@ -5137,17 +4610,13 @@
     <w:p>
       <w:pPr>
         <w:pStyle w:val="31"/>
-        <w:numPr>
-          <w:ilvl w:val="1"/>
-          <w:numId w:val="1"/>
-        </w:numPr>
         <w:bidi w:val="0"/>
         <w:rPr>
           <w:rFonts w:hint="eastAsia"/>
           <w:lang w:val="en-US" w:eastAsia="zh-CN"/>
         </w:rPr>
       </w:pPr>
-      <w:bookmarkStart w:id="11" w:name="_Toc20572"/>
+      <w:bookmarkStart w:id="6" w:name="_Toc8646"/>
       <w:r>
         <w:rPr>
           <w:rFonts w:hint="eastAsia"/>
@@ -5155,7 +4624,7 @@
         </w:rPr>
         <w:t>过程管理工具</w:t>
       </w:r>
-      <w:bookmarkEnd w:id="11"/>
+      <w:bookmarkEnd w:id="6"/>
     </w:p>
     <w:p>
       <w:pPr>
@@ -5170,7 +4639,7 @@
           <w:lang w:val="en-US" w:eastAsia="zh-CN"/>
         </w:rPr>
       </w:pPr>
-      <w:bookmarkStart w:id="12" w:name="_Toc27571"/>
+      <w:bookmarkStart w:id="7" w:name="_Toc24238"/>
       <w:r>
         <w:rPr>
           <w:rFonts w:hint="eastAsia"/>
@@ -5178,7 +4647,7 @@
         </w:rPr>
         <w:t>软件名称</w:t>
       </w:r>
-      <w:bookmarkEnd w:id="12"/>
+      <w:bookmarkEnd w:id="7"/>
     </w:p>
     <w:p>
       <w:pPr>
@@ -5210,7 +4679,7 @@
           <w:lang w:val="en-US" w:eastAsia="zh-CN"/>
         </w:rPr>
       </w:pPr>
-      <w:bookmarkStart w:id="13" w:name="_Toc10494"/>
+      <w:bookmarkStart w:id="8" w:name="_Toc24685"/>
       <w:r>
         <w:rPr>
           <w:rFonts w:hint="eastAsia"/>
@@ -5218,7 +4687,7 @@
         </w:rPr>
         <w:t>软件来源</w:t>
       </w:r>
-      <w:bookmarkEnd w:id="13"/>
+      <w:bookmarkEnd w:id="8"/>
     </w:p>
     <w:p>
       <w:pPr>
@@ -5250,7 +4719,7 @@
           <w:lang w:val="en-US" w:eastAsia="zh-CN"/>
         </w:rPr>
       </w:pPr>
-      <w:bookmarkStart w:id="14" w:name="_Toc8158"/>
+      <w:bookmarkStart w:id="9" w:name="_Toc13883"/>
       <w:r>
         <w:rPr>
           <w:rFonts w:hint="eastAsia"/>
@@ -5258,11 +4727,12 @@
         </w:rPr>
         <w:t>软件特色</w:t>
       </w:r>
-      <w:bookmarkEnd w:id="14"/>
+      <w:bookmarkEnd w:id="9"/>
     </w:p>
     <w:p>
       <w:pPr>
         <w:pStyle w:val="30"/>
+        <w:bidi w:val="0"/>
         <w:rPr>
           <w:rFonts w:hint="default"/>
           <w:lang w:val="en-US" w:eastAsia="zh-CN"/>
@@ -5270,9 +4740,7 @@
       </w:pPr>
       <w:r>
         <w:rPr>
-          <w:rFonts w:hint="eastAsia" w:ascii="宋体" w:hAnsi="宋体" w:eastAsia="宋体" w:cs="宋体"/>
-          <w:sz w:val="21"/>
-          <w:szCs w:val="21"/>
+          <w:rFonts w:hint="eastAsia"/>
         </w:rPr>
         <w:t>集成了工单全生命周期管理、统一服务门户、多系统协同处理与全景数据报表分析四大核心能力。平台构建了从“申告-受理-处理-办结-评价”的完整闭环流程，并融合了公告发布、模板库管理与服务满意度监测等模块，旨在为企业内部用户与运维团队提供标准化、透明化、高效化的统一服务入口与运营支撑。</w:t>
       </w:r>
@@ -5290,7 +4758,7 @@
           <w:lang w:val="en-US" w:eastAsia="zh-CN"/>
         </w:rPr>
       </w:pPr>
-      <w:bookmarkStart w:id="15" w:name="_Toc22758"/>
+      <w:bookmarkStart w:id="10" w:name="_Toc22107"/>
       <w:r>
         <w:rPr>
           <w:rFonts w:hint="eastAsia"/>
@@ -5298,7 +4766,7 @@
         </w:rPr>
         <w:t>功能介绍</w:t>
       </w:r>
-      <w:bookmarkEnd w:id="15"/>
+      <w:bookmarkEnd w:id="10"/>
     </w:p>
     <w:p>
       <w:pPr>
@@ -6132,7 +5600,7 @@
           <w:lang w:val="en-US" w:eastAsia="zh-CN"/>
         </w:rPr>
       </w:pPr>
-      <w:bookmarkStart w:id="16" w:name="_Toc5886"/>
+      <w:bookmarkStart w:id="11" w:name="_Toc14673"/>
       <w:r>
         <w:rPr>
           <w:rFonts w:hint="eastAsia"/>
@@ -6140,7 +5608,7 @@
         </w:rPr>
         <w:t>监控工具</w:t>
       </w:r>
-      <w:bookmarkEnd w:id="16"/>
+      <w:bookmarkEnd w:id="11"/>
     </w:p>
     <w:p>
       <w:pPr>
@@ -6155,7 +5623,7 @@
           <w:lang w:val="en-US" w:eastAsia="zh-CN"/>
         </w:rPr>
       </w:pPr>
-      <w:bookmarkStart w:id="17" w:name="_Toc6808"/>
+      <w:bookmarkStart w:id="12" w:name="_Toc3745"/>
       <w:r>
         <w:rPr>
           <w:rFonts w:hint="eastAsia"/>
@@ -6163,7 +5631,7 @@
         </w:rPr>
         <w:t>软件名称</w:t>
       </w:r>
-      <w:bookmarkEnd w:id="17"/>
+      <w:bookmarkEnd w:id="12"/>
     </w:p>
     <w:p>
       <w:pPr>
@@ -6194,7 +5662,7 @@
           <w:lang w:val="en-US" w:eastAsia="zh-CN"/>
         </w:rPr>
       </w:pPr>
-      <w:bookmarkStart w:id="18" w:name="_Toc10711"/>
+      <w:bookmarkStart w:id="13" w:name="_Toc31624"/>
       <w:r>
         <w:rPr>
           <w:rFonts w:hint="eastAsia"/>
@@ -6202,7 +5670,7 @@
         </w:rPr>
         <w:t>软件来源</w:t>
       </w:r>
-      <w:bookmarkEnd w:id="18"/>
+      <w:bookmarkEnd w:id="13"/>
     </w:p>
     <w:p>
       <w:pPr>
@@ -6233,7 +5701,7 @@
           <w:lang w:val="en-US" w:eastAsia="zh-CN"/>
         </w:rPr>
       </w:pPr>
-      <w:bookmarkStart w:id="19" w:name="_Toc29412"/>
+      <w:bookmarkStart w:id="14" w:name="_Toc30720"/>
       <w:r>
         <w:rPr>
           <w:rFonts w:hint="eastAsia"/>
@@ -6241,7 +5709,7 @@
         </w:rPr>
         <w:t>软件特色</w:t>
       </w:r>
-      <w:bookmarkEnd w:id="19"/>
+      <w:bookmarkEnd w:id="14"/>
     </w:p>
     <w:p>
       <w:pPr>
@@ -6272,7 +5740,7 @@
           <w:lang w:val="en-US" w:eastAsia="zh-CN"/>
         </w:rPr>
       </w:pPr>
-      <w:bookmarkStart w:id="20" w:name="_Toc9358"/>
+      <w:bookmarkStart w:id="15" w:name="_Toc23555"/>
       <w:r>
         <w:rPr>
           <w:rFonts w:hint="eastAsia"/>
@@ -6280,7 +5748,7 @@
         </w:rPr>
         <w:t>功能介绍</w:t>
       </w:r>
-      <w:bookmarkEnd w:id="20"/>
+      <w:bookmarkEnd w:id="15"/>
     </w:p>
     <w:p>
       <w:pPr>
@@ -8365,7 +7833,7 @@
           <w:lang w:val="en-US" w:eastAsia="zh-CN"/>
         </w:rPr>
       </w:pPr>
-      <w:bookmarkStart w:id="21" w:name="_Toc21904"/>
+      <w:bookmarkStart w:id="16" w:name="_Toc31463"/>
       <w:r>
         <w:rPr>
           <w:rFonts w:hint="eastAsia"/>
@@ -8373,7 +7841,7 @@
         </w:rPr>
         <w:t>服务知识工具</w:t>
       </w:r>
-      <w:bookmarkEnd w:id="21"/>
+      <w:bookmarkEnd w:id="16"/>
     </w:p>
     <w:p>
       <w:pPr>
@@ -8384,7 +7852,7 @@
           <w:lang w:val="en-US" w:eastAsia="zh-CN"/>
         </w:rPr>
       </w:pPr>
-      <w:bookmarkStart w:id="22" w:name="_Toc27454"/>
+      <w:bookmarkStart w:id="17" w:name="_Toc30696"/>
       <w:r>
         <w:rPr>
           <w:rFonts w:hint="eastAsia"/>
@@ -8392,7 +7860,7 @@
         </w:rPr>
         <w:t>软件名称</w:t>
       </w:r>
-      <w:bookmarkEnd w:id="22"/>
+      <w:bookmarkEnd w:id="17"/>
     </w:p>
     <w:p>
       <w:pPr>
@@ -8416,17 +7884,7 @@
           <w:sz w:val="21"/>
           <w:lang w:val="en-US" w:eastAsia="zh-CN"/>
         </w:rPr>
-        <w:t>-服务价值</w:t>
-      </w:r>
-      <w:bookmarkStart w:id="31" w:name="_GoBack"/>
-      <w:bookmarkEnd w:id="31"/>
-      <w:r>
-        <w:rPr>
-          <w:rFonts w:hint="eastAsia" w:ascii="宋体" w:eastAsia="宋体"/>
-          <w:sz w:val="21"/>
-          <w:lang w:val="en-US" w:eastAsia="zh-CN"/>
-        </w:rPr>
-        <w:t>台</w:t>
+        <w:t>-服务价值台</w:t>
       </w:r>
     </w:p>
     <w:p>
@@ -8438,7 +7896,7 @@
           <w:lang w:val="en-US" w:eastAsia="zh-CN"/>
         </w:rPr>
       </w:pPr>
-      <w:bookmarkStart w:id="23" w:name="_Toc10"/>
+      <w:bookmarkStart w:id="18" w:name="_Toc1167"/>
       <w:r>
         <w:rPr>
           <w:rFonts w:hint="eastAsia"/>
@@ -8446,7 +7904,7 @@
         </w:rPr>
         <w:t>软件来源</w:t>
       </w:r>
-      <w:bookmarkEnd w:id="23"/>
+      <w:bookmarkEnd w:id="18"/>
     </w:p>
     <w:p>
       <w:pPr>
@@ -8473,7 +7931,7 @@
           <w:lang w:val="en-US" w:eastAsia="zh-CN"/>
         </w:rPr>
       </w:pPr>
-      <w:bookmarkStart w:id="24" w:name="_Toc4178"/>
+      <w:bookmarkStart w:id="19" w:name="_Toc24968"/>
       <w:r>
         <w:rPr>
           <w:rFonts w:hint="eastAsia"/>
@@ -8481,7 +7939,7 @@
         </w:rPr>
         <w:t>软件特色</w:t>
       </w:r>
-      <w:bookmarkEnd w:id="24"/>
+      <w:bookmarkEnd w:id="19"/>
     </w:p>
     <w:p>
       <w:pPr>
@@ -8558,7 +8016,7 @@
           <w:lang w:val="en-US" w:eastAsia="zh-CN"/>
         </w:rPr>
       </w:pPr>
-      <w:bookmarkStart w:id="25" w:name="_Toc17121"/>
+      <w:bookmarkStart w:id="20" w:name="_Toc22525"/>
       <w:r>
         <w:rPr>
           <w:rFonts w:hint="eastAsia"/>
@@ -8566,7 +8024,7 @@
         </w:rPr>
         <w:t>功能介绍</w:t>
       </w:r>
-      <w:bookmarkEnd w:id="25"/>
+      <w:bookmarkEnd w:id="20"/>
     </w:p>
     <w:p>
       <w:pPr>
@@ -8768,7 +8226,7 @@
           <w:lang w:val="en-US" w:eastAsia="zh-CN"/>
         </w:rPr>
       </w:pPr>
-      <w:bookmarkStart w:id="26" w:name="_Toc21162"/>
+      <w:bookmarkStart w:id="21" w:name="_Toc18925"/>
       <w:r>
         <w:rPr>
           <w:rFonts w:hint="eastAsia"/>
@@ -8776,7 +8234,7 @@
         </w:rPr>
         <w:t>运维工具应用情况效果</w:t>
       </w:r>
-      <w:bookmarkEnd w:id="26"/>
+      <w:bookmarkEnd w:id="21"/>
     </w:p>
     <w:p>
       <w:pPr>
@@ -8804,7 +8262,7 @@
           <w:lang w:val="en-US" w:eastAsia="zh-CN"/>
         </w:rPr>
       </w:pPr>
-      <w:bookmarkStart w:id="27" w:name="_Toc30686"/>
+      <w:bookmarkStart w:id="22" w:name="_Toc15331"/>
       <w:r>
         <w:rPr>
           <w:rFonts w:hint="default"/>
@@ -8812,7 +8270,7 @@
         </w:rPr>
         <w:t>过程管理工具应用成效</w:t>
       </w:r>
-      <w:bookmarkEnd w:id="27"/>
+      <w:bookmarkEnd w:id="22"/>
     </w:p>
     <w:p>
       <w:pPr>
@@ -8840,7 +8298,7 @@
           <w:lang w:val="en-US" w:eastAsia="zh-CN"/>
         </w:rPr>
       </w:pPr>
-      <w:bookmarkStart w:id="28" w:name="_Toc27081"/>
+      <w:bookmarkStart w:id="23" w:name="_Toc30625"/>
       <w:r>
         <w:rPr>
           <w:rFonts w:hint="default"/>
@@ -8848,7 +8306,7 @@
         </w:rPr>
         <w:t>监控工具应用成效</w:t>
       </w:r>
-      <w:bookmarkEnd w:id="28"/>
+      <w:bookmarkEnd w:id="23"/>
     </w:p>
     <w:p>
       <w:pPr>
@@ -8876,7 +8334,7 @@
           <w:lang w:val="en-US" w:eastAsia="zh-CN"/>
         </w:rPr>
       </w:pPr>
-      <w:bookmarkStart w:id="29" w:name="_Toc4582"/>
+      <w:bookmarkStart w:id="24" w:name="_Toc5305"/>
       <w:r>
         <w:rPr>
           <w:rFonts w:hint="default"/>
@@ -8884,7 +8342,7 @@
         </w:rPr>
         <w:t>服务知识工具应用成效</w:t>
       </w:r>
-      <w:bookmarkEnd w:id="29"/>
+      <w:bookmarkEnd w:id="24"/>
     </w:p>
     <w:p>
       <w:pPr>
@@ -8912,7 +8370,7 @@
           <w:lang w:val="en-US" w:eastAsia="zh-CN"/>
         </w:rPr>
       </w:pPr>
-      <w:bookmarkStart w:id="30" w:name="_Toc30884"/>
+      <w:bookmarkStart w:id="25" w:name="_Toc31981"/>
       <w:r>
         <w:rPr>
           <w:rFonts w:hint="default"/>
@@ -8920,7 +8378,7 @@
         </w:rPr>
         <w:t>整体成效</w:t>
       </w:r>
-      <w:bookmarkEnd w:id="30"/>
+      <w:bookmarkEnd w:id="25"/>
     </w:p>
     <w:p>
       <w:pPr>
@@ -9167,38 +8625,28 @@
       </w:rPr>
     </w:lvl>
   </w:abstractNum>
+  <w:abstractNum w:abstractNumId="1">
+    <w:nsid w:val="1C23B56E"/>
+    <w:multiLevelType w:val="singleLevel"/>
+    <w:tmpl w:val="1C23B56E"/>
+    <w:lvl w:ilvl="0" w:tentative="0">
+      <w:start w:val="1"/>
+      <w:numFmt w:val="decimal"/>
+      <w:lvlText w:val="%1."/>
+      <w:lvlJc w:val="left"/>
+      <w:pPr>
+        <w:ind w:left="425" w:hanging="425"/>
+      </w:pPr>
+      <w:rPr>
+        <w:rFonts w:hint="default"/>
+      </w:rPr>
+    </w:lvl>
+  </w:abstractNum>
   <w:num w:numId="1">
     <w:abstractNumId w:val="0"/>
   </w:num>
   <w:num w:numId="2">
-    <w:abstractNumId w:val="0"/>
-    <w:lvlOverride w:ilvl="0">
-      <w:startOverride w:val="1"/>
-    </w:lvlOverride>
-    <w:lvlOverride w:ilvl="1">
-      <w:startOverride w:val="1"/>
-    </w:lvlOverride>
-    <w:lvlOverride w:ilvl="2">
-      <w:startOverride w:val="1"/>
-    </w:lvlOverride>
-    <w:lvlOverride w:ilvl="3">
-      <w:startOverride w:val="1"/>
-    </w:lvlOverride>
-    <w:lvlOverride w:ilvl="4">
-      <w:startOverride w:val="1"/>
-    </w:lvlOverride>
-    <w:lvlOverride w:ilvl="5">
-      <w:startOverride w:val="1"/>
-    </w:lvlOverride>
-    <w:lvlOverride w:ilvl="6">
-      <w:startOverride w:val="1"/>
-    </w:lvlOverride>
-    <w:lvlOverride w:ilvl="7">
-      <w:startOverride w:val="1"/>
-    </w:lvlOverride>
-    <w:lvlOverride w:ilvl="8">
-      <w:startOverride w:val="1"/>
-    </w:lvlOverride>
+    <w:abstractNumId w:val="1"/>
   </w:num>
 </w:numbering>
 </file>

--- a/8.资源管理/2.运行记录类文件/TXHS-08-07-2-运维工具应用情况说明.docx
+++ b/8.资源管理/2.运行记录类文件/TXHS-08-07-2-运维工具应用情况说明.docx
@@ -21,7 +21,7 @@
         <w:spacing w:before="3120" w:beforeLines="1000"/>
         <w:textAlignment w:val="baseline"/>
       </w:pPr>
-      <w:bookmarkStart w:id="0" w:name="_Toc28152"/>
+      <w:bookmarkStart w:id="0" w:name="_Toc12872"/>
       <w:r>
         <w:drawing>
           <wp:anchor distT="0" distB="0" distL="114300" distR="114300" simplePos="0" relativeHeight="251661312" behindDoc="1" locked="0" layoutInCell="1" allowOverlap="1">
@@ -210,7 +210,7 @@
           <w:lang w:val="en-US" w:eastAsia="zh-CN"/>
         </w:rPr>
       </w:pPr>
-      <w:bookmarkStart w:id="1" w:name="_Toc1449"/>
+      <w:bookmarkStart w:id="1" w:name="_Toc31476"/>
       <w:r>
         <w:rPr>
           <w:rFonts w:hint="eastAsia"/>
@@ -375,6 +375,7 @@
               <w:kinsoku w:val="0"/>
               <w:wordWrap/>
               <w:overflowPunct/>
+              <w:topLinePunct w:val="0"/>
               <w:autoSpaceDE w:val="0"/>
               <w:autoSpaceDN w:val="0"/>
               <w:bidi w:val="0"/>
@@ -429,6 +430,7 @@
               <w:kinsoku w:val="0"/>
               <w:wordWrap/>
               <w:overflowPunct/>
+              <w:topLinePunct w:val="0"/>
               <w:autoSpaceDE w:val="0"/>
               <w:autoSpaceDN w:val="0"/>
               <w:bidi w:val="0"/>
@@ -506,6 +508,7 @@
               <w:kinsoku w:val="0"/>
               <w:wordWrap/>
               <w:overflowPunct/>
+              <w:topLinePunct w:val="0"/>
               <w:autoSpaceDE w:val="0"/>
               <w:autoSpaceDN w:val="0"/>
               <w:bidi w:val="0"/>
@@ -580,6 +583,7 @@
               <w:kinsoku w:val="0"/>
               <w:wordWrap/>
               <w:overflowPunct/>
+              <w:topLinePunct w:val="0"/>
               <w:autoSpaceDE w:val="0"/>
               <w:autoSpaceDN w:val="0"/>
               <w:bidi w:val="0"/>
@@ -661,6 +665,7 @@
               <w:kinsoku w:val="0"/>
               <w:wordWrap/>
               <w:overflowPunct/>
+              <w:topLinePunct w:val="0"/>
               <w:autoSpaceDE w:val="0"/>
               <w:autoSpaceDN w:val="0"/>
               <w:bidi w:val="0"/>
@@ -726,6 +731,7 @@
               <w:kinsoku w:val="0"/>
               <w:wordWrap/>
               <w:overflowPunct/>
+              <w:topLinePunct w:val="0"/>
               <w:autoSpaceDE w:val="0"/>
               <w:autoSpaceDN w:val="0"/>
               <w:bidi w:val="0"/>
@@ -778,6 +784,7 @@
         <w:kinsoku w:val="0"/>
         <w:wordWrap/>
         <w:overflowPunct/>
+        <w:topLinePunct w:val="0"/>
         <w:autoSpaceDE w:val="0"/>
         <w:autoSpaceDN w:val="0"/>
         <w:bidi w:val="0"/>
@@ -798,6 +805,7 @@
         <w:kinsoku w:val="0"/>
         <w:wordWrap/>
         <w:overflowPunct/>
+        <w:topLinePunct w:val="0"/>
         <w:autoSpaceDE w:val="0"/>
         <w:autoSpaceDN w:val="0"/>
         <w:bidi w:val="0"/>
@@ -887,6 +895,7 @@
               <w:kinsoku w:val="0"/>
               <w:wordWrap/>
               <w:overflowPunct/>
+              <w:topLinePunct w:val="0"/>
               <w:autoSpaceDE w:val="0"/>
               <w:autoSpaceDN w:val="0"/>
               <w:bidi w:val="0"/>
@@ -936,6 +945,7 @@
               <w:kinsoku w:val="0"/>
               <w:wordWrap/>
               <w:overflowPunct/>
+              <w:topLinePunct w:val="0"/>
               <w:autoSpaceDE w:val="0"/>
               <w:autoSpaceDN w:val="0"/>
               <w:bidi w:val="0"/>
@@ -975,6 +985,7 @@
               <w:kinsoku w:val="0"/>
               <w:wordWrap/>
               <w:overflowPunct/>
+              <w:topLinePunct w:val="0"/>
               <w:autoSpaceDE w:val="0"/>
               <w:autoSpaceDN w:val="0"/>
               <w:bidi w:val="0"/>
@@ -1014,6 +1025,7 @@
               <w:kinsoku w:val="0"/>
               <w:wordWrap/>
               <w:overflowPunct/>
+              <w:topLinePunct w:val="0"/>
               <w:autoSpaceDE w:val="0"/>
               <w:autoSpaceDN w:val="0"/>
               <w:bidi w:val="0"/>
@@ -1056,6 +1068,7 @@
               <w:kinsoku w:val="0"/>
               <w:wordWrap/>
               <w:overflowPunct/>
+              <w:topLinePunct w:val="0"/>
               <w:autoSpaceDE w:val="0"/>
               <w:autoSpaceDN w:val="0"/>
               <w:bidi w:val="0"/>
@@ -1098,6 +1111,7 @@
               <w:kinsoku w:val="0"/>
               <w:wordWrap/>
               <w:overflowPunct/>
+              <w:topLinePunct w:val="0"/>
               <w:autoSpaceDE w:val="0"/>
               <w:autoSpaceDN w:val="0"/>
               <w:bidi w:val="0"/>
@@ -1159,6 +1173,7 @@
               <w:kinsoku w:val="0"/>
               <w:wordWrap/>
               <w:overflowPunct/>
+              <w:topLinePunct w:val="0"/>
               <w:autoSpaceDE w:val="0"/>
               <w:autoSpaceDN w:val="0"/>
               <w:bidi w:val="0"/>
@@ -1232,6 +1247,7 @@
               <w:kinsoku w:val="0"/>
               <w:wordWrap/>
               <w:overflowPunct/>
+              <w:topLinePunct w:val="0"/>
               <w:autoSpaceDE w:val="0"/>
               <w:autoSpaceDN w:val="0"/>
               <w:bidi w:val="0"/>
@@ -1272,6 +1288,7 @@
               <w:kinsoku w:val="0"/>
               <w:wordWrap/>
               <w:overflowPunct/>
+              <w:topLinePunct w:val="0"/>
               <w:autoSpaceDE w:val="0"/>
               <w:autoSpaceDN w:val="0"/>
               <w:bidi w:val="0"/>
@@ -1322,6 +1339,7 @@
               <w:kinsoku w:val="0"/>
               <w:wordWrap/>
               <w:overflowPunct/>
+              <w:topLinePunct w:val="0"/>
               <w:autoSpaceDE w:val="0"/>
               <w:autoSpaceDN w:val="0"/>
               <w:bidi w:val="0"/>
@@ -1348,7 +1366,7 @@
                 <w:vertAlign w:val="baseline"/>
                 <w:lang w:val="en-US" w:eastAsia="zh-CN"/>
               </w:rPr>
-              <w:t>强宇涛</w:t>
+              <w:t>程方</w:t>
             </w:r>
           </w:p>
         </w:tc>
@@ -1365,6 +1383,7 @@
               <w:kinsoku w:val="0"/>
               <w:wordWrap/>
               <w:overflowPunct/>
+              <w:topLinePunct w:val="0"/>
               <w:autoSpaceDE w:val="0"/>
               <w:autoSpaceDN w:val="0"/>
               <w:bidi w:val="0"/>
@@ -1391,7 +1410,7 @@
                 <w:vertAlign w:val="baseline"/>
                 <w:lang w:val="en-US" w:eastAsia="zh-CN"/>
               </w:rPr>
-              <w:t>陈凯</w:t>
+              <w:t>茅建根</w:t>
             </w:r>
           </w:p>
         </w:tc>
@@ -1408,6 +1427,7 @@
               <w:kinsoku w:val="0"/>
               <w:wordWrap/>
               <w:overflowPunct/>
+              <w:topLinePunct w:val="0"/>
               <w:autoSpaceDE w:val="0"/>
               <w:autoSpaceDN w:val="0"/>
               <w:bidi w:val="0"/>
@@ -1472,6 +1492,7 @@
               <w:kinsoku w:val="0"/>
               <w:wordWrap/>
               <w:overflowPunct/>
+              <w:topLinePunct w:val="0"/>
               <w:autoSpaceDE w:val="0"/>
               <w:autoSpaceDN w:val="0"/>
               <w:bidi w:val="0"/>
@@ -1507,6 +1528,7 @@
               <w:kinsoku w:val="0"/>
               <w:wordWrap/>
               <w:overflowPunct/>
+              <w:topLinePunct w:val="0"/>
               <w:autoSpaceDE w:val="0"/>
               <w:autoSpaceDN w:val="0"/>
               <w:bidi w:val="0"/>
@@ -1542,6 +1564,7 @@
               <w:kinsoku w:val="0"/>
               <w:wordWrap/>
               <w:overflowPunct/>
+              <w:topLinePunct w:val="0"/>
               <w:autoSpaceDE w:val="0"/>
               <w:autoSpaceDN w:val="0"/>
               <w:bidi w:val="0"/>
@@ -1577,6 +1600,7 @@
               <w:kinsoku w:val="0"/>
               <w:wordWrap/>
               <w:overflowPunct/>
+              <w:topLinePunct w:val="0"/>
               <w:autoSpaceDE w:val="0"/>
               <w:autoSpaceDN w:val="0"/>
               <w:bidi w:val="0"/>
@@ -1613,6 +1637,7 @@
               <w:kinsoku w:val="0"/>
               <w:wordWrap/>
               <w:overflowPunct/>
+              <w:topLinePunct w:val="0"/>
               <w:autoSpaceDE w:val="0"/>
               <w:autoSpaceDN w:val="0"/>
               <w:bidi w:val="0"/>
@@ -1649,6 +1674,7 @@
               <w:kinsoku w:val="0"/>
               <w:wordWrap/>
               <w:overflowPunct/>
+              <w:topLinePunct w:val="0"/>
               <w:autoSpaceDE w:val="0"/>
               <w:autoSpaceDN w:val="0"/>
               <w:bidi w:val="0"/>
@@ -1706,6 +1732,7 @@
               <w:kinsoku w:val="0"/>
               <w:wordWrap/>
               <w:overflowPunct/>
+              <w:topLinePunct w:val="0"/>
               <w:autoSpaceDE w:val="0"/>
               <w:autoSpaceDN w:val="0"/>
               <w:bidi w:val="0"/>
@@ -1731,6 +1758,7 @@
               <w:kinsoku w:val="0"/>
               <w:wordWrap/>
               <w:overflowPunct/>
+              <w:topLinePunct w:val="0"/>
               <w:autoSpaceDE w:val="0"/>
               <w:autoSpaceDN w:val="0"/>
               <w:bidi w:val="0"/>
@@ -1756,6 +1784,7 @@
               <w:kinsoku w:val="0"/>
               <w:wordWrap/>
               <w:overflowPunct/>
+              <w:topLinePunct w:val="0"/>
               <w:autoSpaceDE w:val="0"/>
               <w:autoSpaceDN w:val="0"/>
               <w:bidi w:val="0"/>
@@ -1781,6 +1810,7 @@
               <w:kinsoku w:val="0"/>
               <w:wordWrap/>
               <w:overflowPunct/>
+              <w:topLinePunct w:val="0"/>
               <w:autoSpaceDE w:val="0"/>
               <w:autoSpaceDN w:val="0"/>
               <w:bidi w:val="0"/>
@@ -1806,6 +1836,7 @@
               <w:kinsoku w:val="0"/>
               <w:wordWrap/>
               <w:overflowPunct/>
+              <w:topLinePunct w:val="0"/>
               <w:autoSpaceDE w:val="0"/>
               <w:autoSpaceDN w:val="0"/>
               <w:bidi w:val="0"/>
@@ -1831,6 +1862,7 @@
               <w:kinsoku w:val="0"/>
               <w:wordWrap/>
               <w:overflowPunct/>
+              <w:topLinePunct w:val="0"/>
               <w:autoSpaceDE w:val="0"/>
               <w:autoSpaceDN w:val="0"/>
               <w:bidi w:val="0"/>
@@ -1878,6 +1910,7 @@
               <w:kinsoku w:val="0"/>
               <w:wordWrap/>
               <w:overflowPunct/>
+              <w:topLinePunct w:val="0"/>
               <w:autoSpaceDE w:val="0"/>
               <w:autoSpaceDN w:val="0"/>
               <w:bidi w:val="0"/>
@@ -1903,6 +1936,7 @@
               <w:kinsoku w:val="0"/>
               <w:wordWrap/>
               <w:overflowPunct/>
+              <w:topLinePunct w:val="0"/>
               <w:autoSpaceDE w:val="0"/>
               <w:autoSpaceDN w:val="0"/>
               <w:bidi w:val="0"/>
@@ -1928,6 +1962,7 @@
               <w:kinsoku w:val="0"/>
               <w:wordWrap/>
               <w:overflowPunct/>
+              <w:topLinePunct w:val="0"/>
               <w:autoSpaceDE w:val="0"/>
               <w:autoSpaceDN w:val="0"/>
               <w:bidi w:val="0"/>
@@ -1953,6 +1988,7 @@
               <w:kinsoku w:val="0"/>
               <w:wordWrap/>
               <w:overflowPunct/>
+              <w:topLinePunct w:val="0"/>
               <w:autoSpaceDE w:val="0"/>
               <w:autoSpaceDN w:val="0"/>
               <w:bidi w:val="0"/>
@@ -1978,6 +2014,7 @@
               <w:kinsoku w:val="0"/>
               <w:wordWrap/>
               <w:overflowPunct/>
+              <w:topLinePunct w:val="0"/>
               <w:autoSpaceDE w:val="0"/>
               <w:autoSpaceDN w:val="0"/>
               <w:bidi w:val="0"/>
@@ -2003,6 +2040,7 @@
               <w:kinsoku w:val="0"/>
               <w:wordWrap/>
               <w:overflowPunct/>
+              <w:topLinePunct w:val="0"/>
               <w:autoSpaceDE w:val="0"/>
               <w:autoSpaceDN w:val="0"/>
               <w:bidi w:val="0"/>
@@ -2025,6 +2063,7 @@
         <w:kinsoku w:val="0"/>
         <w:wordWrap/>
         <w:overflowPunct/>
+        <w:topLinePunct w:val="0"/>
         <w:autoSpaceDE w:val="0"/>
         <w:autoSpaceDN w:val="0"/>
         <w:bidi w:val="0"/>
@@ -2074,6 +2113,7 @@
             <w:kinsoku w:val="0"/>
             <w:wordWrap/>
             <w:overflowPunct/>
+            <w:topLinePunct w:val="0"/>
             <w:autoSpaceDE w:val="0"/>
             <w:autoSpaceDN w:val="0"/>
             <w:bidi w:val="0"/>
@@ -2143,7 +2183,7 @@
               <w:rFonts w:hint="eastAsia" w:ascii="宋体" w:hAnsi="宋体" w:eastAsia="宋体" w:cs="宋体"/>
               <w:szCs w:val="24"/>
             </w:rPr>
-            <w:instrText xml:space="preserve"> HYPERLINK \l _Toc28152 </w:instrText>
+            <w:instrText xml:space="preserve"> HYPERLINK \l _Toc12872 </w:instrText>
           </w:r>
           <w:r>
             <w:rPr>
@@ -2166,7 +2206,7 @@
             <w:fldChar w:fldCharType="begin"/>
           </w:r>
           <w:r>
-            <w:instrText xml:space="preserve"> PAGEREF _Toc28152 \h </w:instrText>
+            <w:instrText xml:space="preserve"> PAGEREF _Toc12872 \h </w:instrText>
           </w:r>
           <w:r>
             <w:fldChar w:fldCharType="separate"/>
@@ -2204,7 +2244,7 @@
               <w:rFonts w:hint="eastAsia" w:ascii="宋体" w:hAnsi="宋体" w:eastAsia="宋体" w:cs="宋体"/>
               <w:szCs w:val="24"/>
             </w:rPr>
-            <w:instrText xml:space="preserve"> HYPERLINK \l _Toc1449 </w:instrText>
+            <w:instrText xml:space="preserve"> HYPERLINK \l _Toc31476 </w:instrText>
           </w:r>
           <w:r>
             <w:rPr>
@@ -2227,7 +2267,7 @@
             <w:fldChar w:fldCharType="begin"/>
           </w:r>
           <w:r>
-            <w:instrText xml:space="preserve"> PAGEREF _Toc1449 \h </w:instrText>
+            <w:instrText xml:space="preserve"> PAGEREF _Toc31476 \h </w:instrText>
           </w:r>
           <w:r>
             <w:fldChar w:fldCharType="separate"/>
@@ -2265,7 +2305,7 @@
               <w:rFonts w:hint="eastAsia" w:ascii="宋体" w:hAnsi="宋体" w:eastAsia="宋体" w:cs="宋体"/>
               <w:szCs w:val="24"/>
             </w:rPr>
-            <w:instrText xml:space="preserve"> HYPERLINK \l _Toc9612 </w:instrText>
+            <w:instrText xml:space="preserve"> HYPERLINK \l _Toc24405 </w:instrText>
           </w:r>
           <w:r>
             <w:rPr>
@@ -2295,7 +2335,7 @@
             <w:fldChar w:fldCharType="begin"/>
           </w:r>
           <w:r>
-            <w:instrText xml:space="preserve"> PAGEREF _Toc9612 \h </w:instrText>
+            <w:instrText xml:space="preserve"> PAGEREF _Toc24405 \h </w:instrText>
           </w:r>
           <w:r>
             <w:fldChar w:fldCharType="separate"/>
@@ -2333,7 +2373,7 @@
               <w:rFonts w:hint="eastAsia" w:ascii="宋体" w:hAnsi="宋体" w:eastAsia="宋体" w:cs="宋体"/>
               <w:szCs w:val="24"/>
             </w:rPr>
-            <w:instrText xml:space="preserve"> HYPERLINK \l _Toc8817 </w:instrText>
+            <w:instrText xml:space="preserve"> HYPERLINK \l _Toc1784 </w:instrText>
           </w:r>
           <w:r>
             <w:rPr>
@@ -2363,7 +2403,7 @@
             <w:fldChar w:fldCharType="begin"/>
           </w:r>
           <w:r>
-            <w:instrText xml:space="preserve"> PAGEREF _Toc8817 \h </w:instrText>
+            <w:instrText xml:space="preserve"> PAGEREF _Toc1784 \h </w:instrText>
           </w:r>
           <w:r>
             <w:fldChar w:fldCharType="separate"/>
@@ -2401,7 +2441,7 @@
               <w:rFonts w:hint="eastAsia" w:ascii="宋体" w:hAnsi="宋体" w:eastAsia="宋体" w:cs="宋体"/>
               <w:szCs w:val="24"/>
             </w:rPr>
-            <w:instrText xml:space="preserve"> HYPERLINK \l _Toc8646 </w:instrText>
+            <w:instrText xml:space="preserve"> HYPERLINK \l _Toc8683 </w:instrText>
           </w:r>
           <w:r>
             <w:rPr>
@@ -2431,7 +2471,7 @@
             <w:fldChar w:fldCharType="begin"/>
           </w:r>
           <w:r>
-            <w:instrText xml:space="preserve"> PAGEREF _Toc8646 \h </w:instrText>
+            <w:instrText xml:space="preserve"> PAGEREF _Toc8683 \h </w:instrText>
           </w:r>
           <w:r>
             <w:fldChar w:fldCharType="separate"/>
@@ -2469,7 +2509,7 @@
               <w:rFonts w:hint="eastAsia" w:ascii="宋体" w:hAnsi="宋体" w:eastAsia="宋体" w:cs="宋体"/>
               <w:szCs w:val="24"/>
             </w:rPr>
-            <w:instrText xml:space="preserve"> HYPERLINK \l _Toc24238 </w:instrText>
+            <w:instrText xml:space="preserve"> HYPERLINK \l _Toc10986 </w:instrText>
           </w:r>
           <w:r>
             <w:rPr>
@@ -2499,7 +2539,7 @@
             <w:fldChar w:fldCharType="begin"/>
           </w:r>
           <w:r>
-            <w:instrText xml:space="preserve"> PAGEREF _Toc24238 \h </w:instrText>
+            <w:instrText xml:space="preserve"> PAGEREF _Toc10986 \h </w:instrText>
           </w:r>
           <w:r>
             <w:fldChar w:fldCharType="separate"/>
@@ -2537,7 +2577,7 @@
               <w:rFonts w:hint="eastAsia" w:ascii="宋体" w:hAnsi="宋体" w:eastAsia="宋体" w:cs="宋体"/>
               <w:szCs w:val="24"/>
             </w:rPr>
-            <w:instrText xml:space="preserve"> HYPERLINK \l _Toc24685 </w:instrText>
+            <w:instrText xml:space="preserve"> HYPERLINK \l _Toc5140 </w:instrText>
           </w:r>
           <w:r>
             <w:rPr>
@@ -2567,7 +2607,7 @@
             <w:fldChar w:fldCharType="begin"/>
           </w:r>
           <w:r>
-            <w:instrText xml:space="preserve"> PAGEREF _Toc24685 \h </w:instrText>
+            <w:instrText xml:space="preserve"> PAGEREF _Toc5140 \h </w:instrText>
           </w:r>
           <w:r>
             <w:fldChar w:fldCharType="separate"/>
@@ -2605,7 +2645,7 @@
               <w:rFonts w:hint="eastAsia" w:ascii="宋体" w:hAnsi="宋体" w:eastAsia="宋体" w:cs="宋体"/>
               <w:szCs w:val="24"/>
             </w:rPr>
-            <w:instrText xml:space="preserve"> HYPERLINK \l _Toc13883 </w:instrText>
+            <w:instrText xml:space="preserve"> HYPERLINK \l _Toc22291 </w:instrText>
           </w:r>
           <w:r>
             <w:rPr>
@@ -2635,7 +2675,7 @@
             <w:fldChar w:fldCharType="begin"/>
           </w:r>
           <w:r>
-            <w:instrText xml:space="preserve"> PAGEREF _Toc13883 \h </w:instrText>
+            <w:instrText xml:space="preserve"> PAGEREF _Toc22291 \h </w:instrText>
           </w:r>
           <w:r>
             <w:fldChar w:fldCharType="separate"/>
@@ -2673,7 +2713,7 @@
               <w:rFonts w:hint="eastAsia" w:ascii="宋体" w:hAnsi="宋体" w:eastAsia="宋体" w:cs="宋体"/>
               <w:szCs w:val="24"/>
             </w:rPr>
-            <w:instrText xml:space="preserve"> HYPERLINK \l _Toc22107 </w:instrText>
+            <w:instrText xml:space="preserve"> HYPERLINK \l _Toc12750 </w:instrText>
           </w:r>
           <w:r>
             <w:rPr>
@@ -2703,7 +2743,7 @@
             <w:fldChar w:fldCharType="begin"/>
           </w:r>
           <w:r>
-            <w:instrText xml:space="preserve"> PAGEREF _Toc22107 \h </w:instrText>
+            <w:instrText xml:space="preserve"> PAGEREF _Toc12750 \h </w:instrText>
           </w:r>
           <w:r>
             <w:fldChar w:fldCharType="separate"/>
@@ -2741,7 +2781,7 @@
               <w:rFonts w:hint="eastAsia" w:ascii="宋体" w:hAnsi="宋体" w:eastAsia="宋体" w:cs="宋体"/>
               <w:szCs w:val="24"/>
             </w:rPr>
-            <w:instrText xml:space="preserve"> HYPERLINK \l _Toc14673 </w:instrText>
+            <w:instrText xml:space="preserve"> HYPERLINK \l _Toc6380 </w:instrText>
           </w:r>
           <w:r>
             <w:rPr>
@@ -2771,13 +2811,13 @@
             <w:fldChar w:fldCharType="begin"/>
           </w:r>
           <w:r>
-            <w:instrText xml:space="preserve"> PAGEREF _Toc14673 \h </w:instrText>
+            <w:instrText xml:space="preserve"> PAGEREF _Toc6380 \h </w:instrText>
           </w:r>
           <w:r>
             <w:fldChar w:fldCharType="separate"/>
           </w:r>
           <w:r>
-            <w:t>8</w:t>
+            <w:t>7</w:t>
           </w:r>
           <w:r>
             <w:fldChar w:fldCharType="end"/>
@@ -2809,7 +2849,7 @@
               <w:rFonts w:hint="eastAsia" w:ascii="宋体" w:hAnsi="宋体" w:eastAsia="宋体" w:cs="宋体"/>
               <w:szCs w:val="24"/>
             </w:rPr>
-            <w:instrText xml:space="preserve"> HYPERLINK \l _Toc3745 </w:instrText>
+            <w:instrText xml:space="preserve"> HYPERLINK \l _Toc5718 </w:instrText>
           </w:r>
           <w:r>
             <w:rPr>
@@ -2839,7 +2879,7 @@
             <w:fldChar w:fldCharType="begin"/>
           </w:r>
           <w:r>
-            <w:instrText xml:space="preserve"> PAGEREF _Toc3745 \h </w:instrText>
+            <w:instrText xml:space="preserve"> PAGEREF _Toc5718 \h </w:instrText>
           </w:r>
           <w:r>
             <w:fldChar w:fldCharType="separate"/>
@@ -2877,7 +2917,7 @@
               <w:rFonts w:hint="eastAsia" w:ascii="宋体" w:hAnsi="宋体" w:eastAsia="宋体" w:cs="宋体"/>
               <w:szCs w:val="24"/>
             </w:rPr>
-            <w:instrText xml:space="preserve"> HYPERLINK \l _Toc31624 </w:instrText>
+            <w:instrText xml:space="preserve"> HYPERLINK \l _Toc31672 </w:instrText>
           </w:r>
           <w:r>
             <w:rPr>
@@ -2907,7 +2947,7 @@
             <w:fldChar w:fldCharType="begin"/>
           </w:r>
           <w:r>
-            <w:instrText xml:space="preserve"> PAGEREF _Toc31624 \h </w:instrText>
+            <w:instrText xml:space="preserve"> PAGEREF _Toc31672 \h </w:instrText>
           </w:r>
           <w:r>
             <w:fldChar w:fldCharType="separate"/>
@@ -2945,7 +2985,7 @@
               <w:rFonts w:hint="eastAsia" w:ascii="宋体" w:hAnsi="宋体" w:eastAsia="宋体" w:cs="宋体"/>
               <w:szCs w:val="24"/>
             </w:rPr>
-            <w:instrText xml:space="preserve"> HYPERLINK \l _Toc30720 </w:instrText>
+            <w:instrText xml:space="preserve"> HYPERLINK \l _Toc4316 </w:instrText>
           </w:r>
           <w:r>
             <w:rPr>
@@ -2975,7 +3015,7 @@
             <w:fldChar w:fldCharType="begin"/>
           </w:r>
           <w:r>
-            <w:instrText xml:space="preserve"> PAGEREF _Toc30720 \h </w:instrText>
+            <w:instrText xml:space="preserve"> PAGEREF _Toc4316 \h </w:instrText>
           </w:r>
           <w:r>
             <w:fldChar w:fldCharType="separate"/>
@@ -3013,7 +3053,7 @@
               <w:rFonts w:hint="eastAsia" w:ascii="宋体" w:hAnsi="宋体" w:eastAsia="宋体" w:cs="宋体"/>
               <w:szCs w:val="24"/>
             </w:rPr>
-            <w:instrText xml:space="preserve"> HYPERLINK \l _Toc23555 </w:instrText>
+            <w:instrText xml:space="preserve"> HYPERLINK \l _Toc9985 </w:instrText>
           </w:r>
           <w:r>
             <w:rPr>
@@ -3043,7 +3083,7 @@
             <w:fldChar w:fldCharType="begin"/>
           </w:r>
           <w:r>
-            <w:instrText xml:space="preserve"> PAGEREF _Toc23555 \h </w:instrText>
+            <w:instrText xml:space="preserve"> PAGEREF _Toc9985 \h </w:instrText>
           </w:r>
           <w:r>
             <w:fldChar w:fldCharType="separate"/>
@@ -3081,7 +3121,7 @@
               <w:rFonts w:hint="eastAsia" w:ascii="宋体" w:hAnsi="宋体" w:eastAsia="宋体" w:cs="宋体"/>
               <w:szCs w:val="24"/>
             </w:rPr>
-            <w:instrText xml:space="preserve"> HYPERLINK \l _Toc31463 </w:instrText>
+            <w:instrText xml:space="preserve"> HYPERLINK \l _Toc13203 </w:instrText>
           </w:r>
           <w:r>
             <w:rPr>
@@ -3111,13 +3151,13 @@
             <w:fldChar w:fldCharType="begin"/>
           </w:r>
           <w:r>
-            <w:instrText xml:space="preserve"> PAGEREF _Toc31463 \h </w:instrText>
+            <w:instrText xml:space="preserve"> PAGEREF _Toc13203 \h </w:instrText>
           </w:r>
           <w:r>
             <w:fldChar w:fldCharType="separate"/>
           </w:r>
           <w:r>
-            <w:t>14</w:t>
+            <w:t>13</w:t>
           </w:r>
           <w:r>
             <w:fldChar w:fldCharType="end"/>
@@ -3149,7 +3189,7 @@
               <w:rFonts w:hint="eastAsia" w:ascii="宋体" w:hAnsi="宋体" w:eastAsia="宋体" w:cs="宋体"/>
               <w:szCs w:val="24"/>
             </w:rPr>
-            <w:instrText xml:space="preserve"> HYPERLINK \l _Toc30696 </w:instrText>
+            <w:instrText xml:space="preserve"> HYPERLINK \l _Toc29134 </w:instrText>
           </w:r>
           <w:r>
             <w:rPr>
@@ -3179,13 +3219,13 @@
             <w:fldChar w:fldCharType="begin"/>
           </w:r>
           <w:r>
-            <w:instrText xml:space="preserve"> PAGEREF _Toc30696 \h </w:instrText>
+            <w:instrText xml:space="preserve"> PAGEREF _Toc29134 \h </w:instrText>
           </w:r>
           <w:r>
             <w:fldChar w:fldCharType="separate"/>
           </w:r>
           <w:r>
-            <w:t>14</w:t>
+            <w:t>13</w:t>
           </w:r>
           <w:r>
             <w:fldChar w:fldCharType="end"/>
@@ -3217,7 +3257,7 @@
               <w:rFonts w:hint="eastAsia" w:ascii="宋体" w:hAnsi="宋体" w:eastAsia="宋体" w:cs="宋体"/>
               <w:szCs w:val="24"/>
             </w:rPr>
-            <w:instrText xml:space="preserve"> HYPERLINK \l _Toc1167 </w:instrText>
+            <w:instrText xml:space="preserve"> HYPERLINK \l _Toc22649 </w:instrText>
           </w:r>
           <w:r>
             <w:rPr>
@@ -3247,7 +3287,7 @@
             <w:fldChar w:fldCharType="begin"/>
           </w:r>
           <w:r>
-            <w:instrText xml:space="preserve"> PAGEREF _Toc1167 \h </w:instrText>
+            <w:instrText xml:space="preserve"> PAGEREF _Toc22649 \h </w:instrText>
           </w:r>
           <w:r>
             <w:fldChar w:fldCharType="separate"/>
@@ -3285,7 +3325,7 @@
               <w:rFonts w:hint="eastAsia" w:ascii="宋体" w:hAnsi="宋体" w:eastAsia="宋体" w:cs="宋体"/>
               <w:szCs w:val="24"/>
             </w:rPr>
-            <w:instrText xml:space="preserve"> HYPERLINK \l _Toc24968 </w:instrText>
+            <w:instrText xml:space="preserve"> HYPERLINK \l _Toc6356 </w:instrText>
           </w:r>
           <w:r>
             <w:rPr>
@@ -3315,7 +3355,7 @@
             <w:fldChar w:fldCharType="begin"/>
           </w:r>
           <w:r>
-            <w:instrText xml:space="preserve"> PAGEREF _Toc24968 \h </w:instrText>
+            <w:instrText xml:space="preserve"> PAGEREF _Toc6356 \h </w:instrText>
           </w:r>
           <w:r>
             <w:fldChar w:fldCharType="separate"/>
@@ -3353,7 +3393,7 @@
               <w:rFonts w:hint="eastAsia" w:ascii="宋体" w:hAnsi="宋体" w:eastAsia="宋体" w:cs="宋体"/>
               <w:szCs w:val="24"/>
             </w:rPr>
-            <w:instrText xml:space="preserve"> HYPERLINK \l _Toc22525 </w:instrText>
+            <w:instrText xml:space="preserve"> HYPERLINK \l _Toc12634 </w:instrText>
           </w:r>
           <w:r>
             <w:rPr>
@@ -3383,7 +3423,7 @@
             <w:fldChar w:fldCharType="begin"/>
           </w:r>
           <w:r>
-            <w:instrText xml:space="preserve"> PAGEREF _Toc22525 \h </w:instrText>
+            <w:instrText xml:space="preserve"> PAGEREF _Toc12634 \h </w:instrText>
           </w:r>
           <w:r>
             <w:fldChar w:fldCharType="separate"/>
@@ -3421,7 +3461,7 @@
               <w:rFonts w:hint="eastAsia" w:ascii="宋体" w:hAnsi="宋体" w:eastAsia="宋体" w:cs="宋体"/>
               <w:szCs w:val="24"/>
             </w:rPr>
-            <w:instrText xml:space="preserve"> HYPERLINK \l _Toc18925 </w:instrText>
+            <w:instrText xml:space="preserve"> HYPERLINK \l _Toc30452 </w:instrText>
           </w:r>
           <w:r>
             <w:rPr>
@@ -3451,7 +3491,7 @@
             <w:fldChar w:fldCharType="begin"/>
           </w:r>
           <w:r>
-            <w:instrText xml:space="preserve"> PAGEREF _Toc18925 \h </w:instrText>
+            <w:instrText xml:space="preserve"> PAGEREF _Toc30452 \h </w:instrText>
           </w:r>
           <w:r>
             <w:fldChar w:fldCharType="separate"/>
@@ -3489,7 +3529,7 @@
               <w:rFonts w:hint="eastAsia" w:ascii="宋体" w:hAnsi="宋体" w:eastAsia="宋体" w:cs="宋体"/>
               <w:szCs w:val="24"/>
             </w:rPr>
-            <w:instrText xml:space="preserve"> HYPERLINK \l _Toc15331 </w:instrText>
+            <w:instrText xml:space="preserve"> HYPERLINK \l _Toc25807 </w:instrText>
           </w:r>
           <w:r>
             <w:rPr>
@@ -3512,7 +3552,7 @@
             <w:fldChar w:fldCharType="begin"/>
           </w:r>
           <w:r>
-            <w:instrText xml:space="preserve"> PAGEREF _Toc15331 \h </w:instrText>
+            <w:instrText xml:space="preserve"> PAGEREF _Toc25807 \h </w:instrText>
           </w:r>
           <w:r>
             <w:fldChar w:fldCharType="separate"/>
@@ -3550,7 +3590,7 @@
               <w:rFonts w:hint="eastAsia" w:ascii="宋体" w:hAnsi="宋体" w:eastAsia="宋体" w:cs="宋体"/>
               <w:szCs w:val="24"/>
             </w:rPr>
-            <w:instrText xml:space="preserve"> HYPERLINK \l _Toc30625 </w:instrText>
+            <w:instrText xml:space="preserve"> HYPERLINK \l _Toc23224 </w:instrText>
           </w:r>
           <w:r>
             <w:rPr>
@@ -3573,7 +3613,7 @@
             <w:fldChar w:fldCharType="begin"/>
           </w:r>
           <w:r>
-            <w:instrText xml:space="preserve"> PAGEREF _Toc30625 \h </w:instrText>
+            <w:instrText xml:space="preserve"> PAGEREF _Toc23224 \h </w:instrText>
           </w:r>
           <w:r>
             <w:fldChar w:fldCharType="separate"/>
@@ -3611,7 +3651,7 @@
               <w:rFonts w:hint="eastAsia" w:ascii="宋体" w:hAnsi="宋体" w:eastAsia="宋体" w:cs="宋体"/>
               <w:szCs w:val="24"/>
             </w:rPr>
-            <w:instrText xml:space="preserve"> HYPERLINK \l _Toc5305 </w:instrText>
+            <w:instrText xml:space="preserve"> HYPERLINK \l _Toc2118 </w:instrText>
           </w:r>
           <w:r>
             <w:rPr>
@@ -3634,13 +3674,13 @@
             <w:fldChar w:fldCharType="begin"/>
           </w:r>
           <w:r>
-            <w:instrText xml:space="preserve"> PAGEREF _Toc5305 \h </w:instrText>
+            <w:instrText xml:space="preserve"> PAGEREF _Toc2118 \h </w:instrText>
           </w:r>
           <w:r>
             <w:fldChar w:fldCharType="separate"/>
           </w:r>
           <w:r>
-            <w:t>16</w:t>
+            <w:t>15</w:t>
           </w:r>
           <w:r>
             <w:fldChar w:fldCharType="end"/>
@@ -3672,7 +3712,7 @@
               <w:rFonts w:hint="eastAsia" w:ascii="宋体" w:hAnsi="宋体" w:eastAsia="宋体" w:cs="宋体"/>
               <w:szCs w:val="24"/>
             </w:rPr>
-            <w:instrText xml:space="preserve"> HYPERLINK \l _Toc31981 </w:instrText>
+            <w:instrText xml:space="preserve"> HYPERLINK \l _Toc10416 </w:instrText>
           </w:r>
           <w:r>
             <w:rPr>
@@ -3695,7 +3735,7 @@
             <w:fldChar w:fldCharType="begin"/>
           </w:r>
           <w:r>
-            <w:instrText xml:space="preserve"> PAGEREF _Toc31981 \h </w:instrText>
+            <w:instrText xml:space="preserve"> PAGEREF _Toc10416 \h </w:instrText>
           </w:r>
           <w:r>
             <w:fldChar w:fldCharType="separate"/>
@@ -3723,6 +3763,7 @@
             <w:kinsoku w:val="0"/>
             <w:wordWrap/>
             <w:overflowPunct/>
+            <w:topLinePunct w:val="0"/>
             <w:autoSpaceDE w:val="0"/>
             <w:autoSpaceDN w:val="0"/>
             <w:bidi w:val="0"/>
@@ -3758,6 +3799,7 @@
         <w:kinsoku w:val="0"/>
         <w:wordWrap/>
         <w:overflowPunct/>
+        <w:topLinePunct w:val="0"/>
         <w:autoSpaceDE w:val="0"/>
         <w:autoSpaceDN w:val="0"/>
         <w:bidi w:val="0"/>
@@ -3797,6 +3839,7 @@
         <w:kinsoku w:val="0"/>
         <w:wordWrap/>
         <w:overflowPunct/>
+        <w:topLinePunct w:val="0"/>
         <w:autoSpaceDE w:val="0"/>
         <w:autoSpaceDN w:val="0"/>
         <w:bidi w:val="0"/>
@@ -3808,7 +3851,7 @@
           <w:lang w:val="en-US" w:eastAsia="zh-CN"/>
         </w:rPr>
       </w:pPr>
-      <w:bookmarkStart w:id="2" w:name="_Toc9612"/>
+      <w:bookmarkStart w:id="2" w:name="_Toc24405"/>
       <w:r>
         <w:rPr>
           <w:rFonts w:hint="eastAsia"/>
@@ -3821,13 +3864,26 @@
     <w:p>
       <w:pPr>
         <w:pStyle w:val="31"/>
+        <w:keepNext w:val="0"/>
+        <w:keepLines w:val="0"/>
+        <w:pageBreakBefore w:val="0"/>
+        <w:widowControl w:val="0"/>
+        <w:kinsoku w:val="0"/>
+        <w:wordWrap/>
+        <w:overflowPunct/>
+        <w:topLinePunct w:val="0"/>
+        <w:autoSpaceDE w:val="0"/>
+        <w:autoSpaceDN w:val="0"/>
         <w:bidi w:val="0"/>
+        <w:adjustRightInd w:val="0"/>
+        <w:snapToGrid w:val="0"/>
+        <w:textAlignment w:val="baseline"/>
         <w:rPr>
           <w:rFonts w:hint="default"/>
           <w:lang w:val="en-US" w:eastAsia="zh-CN"/>
         </w:rPr>
       </w:pPr>
-      <w:bookmarkStart w:id="3" w:name="_Toc8817"/>
+      <w:bookmarkStart w:id="3" w:name="_Toc1784"/>
       <w:r>
         <w:rPr>
           <w:rFonts w:hint="eastAsia"/>
@@ -3901,8 +3957,21 @@
           <w:p>
             <w:pPr>
               <w:pStyle w:val="41"/>
+              <w:keepNext w:val="0"/>
+              <w:keepLines w:val="0"/>
+              <w:pageBreakBefore w:val="0"/>
+              <w:widowControl w:val="0"/>
+              <w:kinsoku w:val="0"/>
+              <w:wordWrap/>
+              <w:overflowPunct/>
+              <w:topLinePunct w:val="0"/>
+              <w:autoSpaceDE w:val="0"/>
+              <w:autoSpaceDN w:val="0"/>
               <w:bidi w:val="0"/>
+              <w:adjustRightInd w:val="0"/>
+              <w:snapToGrid w:val="0"/>
               <w:jc w:val="center"/>
+              <w:textAlignment w:val="baseline"/>
               <w:rPr>
                 <w:rFonts w:hint="default"/>
                 <w:b/>
@@ -3936,8 +4005,21 @@
           <w:p>
             <w:pPr>
               <w:pStyle w:val="41"/>
+              <w:keepNext w:val="0"/>
+              <w:keepLines w:val="0"/>
+              <w:pageBreakBefore w:val="0"/>
+              <w:widowControl w:val="0"/>
+              <w:kinsoku w:val="0"/>
+              <w:wordWrap/>
+              <w:overflowPunct/>
+              <w:topLinePunct w:val="0"/>
+              <w:autoSpaceDE w:val="0"/>
+              <w:autoSpaceDN w:val="0"/>
               <w:bidi w:val="0"/>
+              <w:adjustRightInd w:val="0"/>
+              <w:snapToGrid w:val="0"/>
               <w:jc w:val="center"/>
+              <w:textAlignment w:val="baseline"/>
               <w:rPr>
                 <w:rFonts w:hint="eastAsia"/>
                 <w:b/>
@@ -3970,8 +4052,21 @@
           <w:p>
             <w:pPr>
               <w:pStyle w:val="41"/>
+              <w:keepNext w:val="0"/>
+              <w:keepLines w:val="0"/>
+              <w:pageBreakBefore w:val="0"/>
+              <w:widowControl w:val="0"/>
+              <w:kinsoku w:val="0"/>
+              <w:wordWrap/>
+              <w:overflowPunct/>
+              <w:topLinePunct w:val="0"/>
+              <w:autoSpaceDE w:val="0"/>
+              <w:autoSpaceDN w:val="0"/>
               <w:bidi w:val="0"/>
+              <w:adjustRightInd w:val="0"/>
+              <w:snapToGrid w:val="0"/>
               <w:jc w:val="center"/>
+              <w:textAlignment w:val="baseline"/>
               <w:rPr>
                 <w:rFonts w:hint="default"/>
                 <w:b/>
@@ -4004,8 +4099,21 @@
           <w:p>
             <w:pPr>
               <w:pStyle w:val="41"/>
+              <w:keepNext w:val="0"/>
+              <w:keepLines w:val="0"/>
+              <w:pageBreakBefore w:val="0"/>
+              <w:widowControl w:val="0"/>
+              <w:kinsoku w:val="0"/>
+              <w:wordWrap/>
+              <w:overflowPunct/>
+              <w:topLinePunct w:val="0"/>
+              <w:autoSpaceDE w:val="0"/>
+              <w:autoSpaceDN w:val="0"/>
               <w:bidi w:val="0"/>
+              <w:adjustRightInd w:val="0"/>
+              <w:snapToGrid w:val="0"/>
               <w:jc w:val="center"/>
+              <w:textAlignment w:val="baseline"/>
               <w:rPr>
                 <w:rFonts w:hint="default"/>
                 <w:b/>
@@ -4038,8 +4146,21 @@
           <w:p>
             <w:pPr>
               <w:pStyle w:val="41"/>
+              <w:keepNext w:val="0"/>
+              <w:keepLines w:val="0"/>
+              <w:pageBreakBefore w:val="0"/>
+              <w:widowControl w:val="0"/>
+              <w:kinsoku w:val="0"/>
+              <w:wordWrap/>
+              <w:overflowPunct/>
+              <w:topLinePunct w:val="0"/>
+              <w:autoSpaceDE w:val="0"/>
+              <w:autoSpaceDN w:val="0"/>
               <w:bidi w:val="0"/>
+              <w:adjustRightInd w:val="0"/>
+              <w:snapToGrid w:val="0"/>
               <w:jc w:val="center"/>
+              <w:textAlignment w:val="baseline"/>
               <w:rPr>
                 <w:rFonts w:hint="default"/>
                 <w:b/>
@@ -4094,13 +4215,26 @@
           <w:p>
             <w:pPr>
               <w:pStyle w:val="41"/>
+              <w:keepNext w:val="0"/>
+              <w:keepLines w:val="0"/>
+              <w:pageBreakBefore w:val="0"/>
+              <w:widowControl w:val="0"/>
               <w:numPr>
                 <w:ilvl w:val="0"/>
                 <w:numId w:val="2"/>
               </w:numPr>
+              <w:kinsoku w:val="0"/>
+              <w:wordWrap/>
+              <w:overflowPunct/>
+              <w:topLinePunct w:val="0"/>
+              <w:autoSpaceDE w:val="0"/>
+              <w:autoSpaceDN w:val="0"/>
               <w:bidi w:val="0"/>
+              <w:adjustRightInd w:val="0"/>
+              <w:snapToGrid w:val="0"/>
               <w:ind w:left="425" w:leftChars="0" w:hanging="425" w:firstLineChars="0"/>
               <w:jc w:val="center"/>
+              <w:textAlignment w:val="baseline"/>
               <w:rPr>
                 <w:rFonts w:hint="eastAsia"/>
               </w:rPr>
@@ -4121,7 +4255,20 @@
           <w:p>
             <w:pPr>
               <w:pStyle w:val="41"/>
+              <w:keepNext w:val="0"/>
+              <w:keepLines w:val="0"/>
+              <w:pageBreakBefore w:val="0"/>
+              <w:widowControl w:val="0"/>
+              <w:kinsoku w:val="0"/>
+              <w:wordWrap/>
+              <w:overflowPunct/>
+              <w:topLinePunct w:val="0"/>
+              <w:autoSpaceDE w:val="0"/>
+              <w:autoSpaceDN w:val="0"/>
               <w:bidi w:val="0"/>
+              <w:adjustRightInd w:val="0"/>
+              <w:snapToGrid w:val="0"/>
+              <w:textAlignment w:val="baseline"/>
               <w:rPr>
                 <w:rFonts w:hint="eastAsia"/>
                 <w:sz w:val="21"/>
@@ -4155,7 +4302,20 @@
           <w:p>
             <w:pPr>
               <w:pStyle w:val="41"/>
+              <w:keepNext w:val="0"/>
+              <w:keepLines w:val="0"/>
+              <w:pageBreakBefore w:val="0"/>
+              <w:widowControl w:val="0"/>
+              <w:kinsoku w:val="0"/>
+              <w:wordWrap/>
+              <w:overflowPunct/>
+              <w:topLinePunct w:val="0"/>
+              <w:autoSpaceDE w:val="0"/>
+              <w:autoSpaceDN w:val="0"/>
               <w:bidi w:val="0"/>
+              <w:adjustRightInd w:val="0"/>
+              <w:snapToGrid w:val="0"/>
+              <w:textAlignment w:val="baseline"/>
               <w:rPr>
                 <w:rFonts w:hint="default"/>
                 <w:sz w:val="21"/>
@@ -4188,7 +4348,20 @@
           <w:p>
             <w:pPr>
               <w:pStyle w:val="41"/>
+              <w:keepNext w:val="0"/>
+              <w:keepLines w:val="0"/>
+              <w:pageBreakBefore w:val="0"/>
+              <w:widowControl w:val="0"/>
+              <w:kinsoku w:val="0"/>
+              <w:wordWrap/>
+              <w:overflowPunct/>
+              <w:topLinePunct w:val="0"/>
+              <w:autoSpaceDE w:val="0"/>
+              <w:autoSpaceDN w:val="0"/>
               <w:bidi w:val="0"/>
+              <w:adjustRightInd w:val="0"/>
+              <w:snapToGrid w:val="0"/>
+              <w:textAlignment w:val="baseline"/>
               <w:rPr>
                 <w:rFonts w:hint="default"/>
                 <w:sz w:val="21"/>
@@ -4221,7 +4394,20 @@
           <w:p>
             <w:pPr>
               <w:pStyle w:val="41"/>
+              <w:keepNext w:val="0"/>
+              <w:keepLines w:val="0"/>
+              <w:pageBreakBefore w:val="0"/>
+              <w:widowControl w:val="0"/>
+              <w:kinsoku w:val="0"/>
+              <w:wordWrap/>
+              <w:overflowPunct/>
+              <w:topLinePunct w:val="0"/>
+              <w:autoSpaceDE w:val="0"/>
+              <w:autoSpaceDN w:val="0"/>
               <w:bidi w:val="0"/>
+              <w:adjustRightInd w:val="0"/>
+              <w:snapToGrid w:val="0"/>
+              <w:textAlignment w:val="baseline"/>
               <w:rPr>
                 <w:rFonts w:hint="eastAsia"/>
                 <w:sz w:val="21"/>
@@ -4276,13 +4462,26 @@
           <w:p>
             <w:pPr>
               <w:pStyle w:val="41"/>
+              <w:keepNext w:val="0"/>
+              <w:keepLines w:val="0"/>
+              <w:pageBreakBefore w:val="0"/>
+              <w:widowControl w:val="0"/>
               <w:numPr>
                 <w:ilvl w:val="0"/>
                 <w:numId w:val="2"/>
               </w:numPr>
+              <w:kinsoku w:val="0"/>
+              <w:wordWrap/>
+              <w:overflowPunct/>
+              <w:topLinePunct w:val="0"/>
+              <w:autoSpaceDE w:val="0"/>
+              <w:autoSpaceDN w:val="0"/>
               <w:bidi w:val="0"/>
+              <w:adjustRightInd w:val="0"/>
+              <w:snapToGrid w:val="0"/>
               <w:ind w:left="425" w:leftChars="0" w:hanging="425" w:firstLineChars="0"/>
               <w:jc w:val="center"/>
+              <w:textAlignment w:val="baseline"/>
               <w:rPr>
                 <w:rFonts w:hint="eastAsia"/>
               </w:rPr>
@@ -4304,7 +4503,20 @@
           <w:p>
             <w:pPr>
               <w:pStyle w:val="41"/>
+              <w:keepNext w:val="0"/>
+              <w:keepLines w:val="0"/>
+              <w:pageBreakBefore w:val="0"/>
+              <w:widowControl w:val="0"/>
+              <w:kinsoku w:val="0"/>
+              <w:wordWrap/>
+              <w:overflowPunct/>
+              <w:topLinePunct w:val="0"/>
+              <w:autoSpaceDE w:val="0"/>
+              <w:autoSpaceDN w:val="0"/>
               <w:bidi w:val="0"/>
+              <w:adjustRightInd w:val="0"/>
+              <w:snapToGrid w:val="0"/>
+              <w:textAlignment w:val="baseline"/>
               <w:rPr>
                 <w:rFonts w:hint="eastAsia"/>
                 <w:sz w:val="21"/>
@@ -4338,7 +4550,20 @@
           <w:p>
             <w:pPr>
               <w:pStyle w:val="41"/>
+              <w:keepNext w:val="0"/>
+              <w:keepLines w:val="0"/>
+              <w:pageBreakBefore w:val="0"/>
+              <w:widowControl w:val="0"/>
+              <w:kinsoku w:val="0"/>
+              <w:wordWrap/>
+              <w:overflowPunct/>
+              <w:topLinePunct w:val="0"/>
+              <w:autoSpaceDE w:val="0"/>
+              <w:autoSpaceDN w:val="0"/>
               <w:bidi w:val="0"/>
+              <w:adjustRightInd w:val="0"/>
+              <w:snapToGrid w:val="0"/>
+              <w:textAlignment w:val="baseline"/>
               <w:rPr>
                 <w:rFonts w:hint="default"/>
                 <w:sz w:val="21"/>
@@ -4371,7 +4596,20 @@
           <w:p>
             <w:pPr>
               <w:pStyle w:val="41"/>
+              <w:keepNext w:val="0"/>
+              <w:keepLines w:val="0"/>
+              <w:pageBreakBefore w:val="0"/>
+              <w:widowControl w:val="0"/>
+              <w:kinsoku w:val="0"/>
+              <w:wordWrap/>
+              <w:overflowPunct/>
+              <w:topLinePunct w:val="0"/>
+              <w:autoSpaceDE w:val="0"/>
+              <w:autoSpaceDN w:val="0"/>
               <w:bidi w:val="0"/>
+              <w:adjustRightInd w:val="0"/>
+              <w:snapToGrid w:val="0"/>
+              <w:textAlignment w:val="baseline"/>
               <w:rPr>
                 <w:rFonts w:hint="default"/>
                 <w:sz w:val="21"/>
@@ -4404,7 +4642,20 @@
           <w:p>
             <w:pPr>
               <w:pStyle w:val="41"/>
+              <w:keepNext w:val="0"/>
+              <w:keepLines w:val="0"/>
+              <w:pageBreakBefore w:val="0"/>
+              <w:widowControl w:val="0"/>
+              <w:kinsoku w:val="0"/>
+              <w:wordWrap/>
+              <w:overflowPunct/>
+              <w:topLinePunct w:val="0"/>
+              <w:autoSpaceDE w:val="0"/>
+              <w:autoSpaceDN w:val="0"/>
               <w:bidi w:val="0"/>
+              <w:adjustRightInd w:val="0"/>
+              <w:snapToGrid w:val="0"/>
+              <w:textAlignment w:val="baseline"/>
               <w:rPr>
                 <w:rFonts w:hint="eastAsia"/>
                 <w:sz w:val="21"/>
@@ -4459,13 +4710,26 @@
           <w:p>
             <w:pPr>
               <w:pStyle w:val="41"/>
+              <w:keepNext w:val="0"/>
+              <w:keepLines w:val="0"/>
+              <w:pageBreakBefore w:val="0"/>
+              <w:widowControl w:val="0"/>
               <w:numPr>
                 <w:ilvl w:val="0"/>
                 <w:numId w:val="2"/>
               </w:numPr>
+              <w:kinsoku w:val="0"/>
+              <w:wordWrap/>
+              <w:overflowPunct/>
+              <w:topLinePunct w:val="0"/>
+              <w:autoSpaceDE w:val="0"/>
+              <w:autoSpaceDN w:val="0"/>
               <w:bidi w:val="0"/>
+              <w:adjustRightInd w:val="0"/>
+              <w:snapToGrid w:val="0"/>
               <w:ind w:left="425" w:leftChars="0" w:hanging="425" w:firstLineChars="0"/>
               <w:jc w:val="center"/>
+              <w:textAlignment w:val="baseline"/>
               <w:rPr>
                 <w:rFonts w:hint="eastAsia"/>
                 <w:lang w:val="en-US" w:eastAsia="zh-CN"/>
@@ -4487,7 +4751,20 @@
           <w:p>
             <w:pPr>
               <w:pStyle w:val="41"/>
+              <w:keepNext w:val="0"/>
+              <w:keepLines w:val="0"/>
+              <w:pageBreakBefore w:val="0"/>
+              <w:widowControl w:val="0"/>
+              <w:kinsoku w:val="0"/>
+              <w:wordWrap/>
+              <w:overflowPunct/>
+              <w:topLinePunct w:val="0"/>
+              <w:autoSpaceDE w:val="0"/>
+              <w:autoSpaceDN w:val="0"/>
               <w:bidi w:val="0"/>
+              <w:adjustRightInd w:val="0"/>
+              <w:snapToGrid w:val="0"/>
+              <w:textAlignment w:val="baseline"/>
               <w:rPr>
                 <w:rFonts w:hint="eastAsia"/>
                 <w:sz w:val="21"/>
@@ -4520,7 +4797,20 @@
           <w:p>
             <w:pPr>
               <w:pStyle w:val="41"/>
+              <w:keepNext w:val="0"/>
+              <w:keepLines w:val="0"/>
+              <w:pageBreakBefore w:val="0"/>
+              <w:widowControl w:val="0"/>
+              <w:kinsoku w:val="0"/>
+              <w:wordWrap/>
+              <w:overflowPunct/>
+              <w:topLinePunct w:val="0"/>
+              <w:autoSpaceDE w:val="0"/>
+              <w:autoSpaceDN w:val="0"/>
               <w:bidi w:val="0"/>
+              <w:adjustRightInd w:val="0"/>
+              <w:snapToGrid w:val="0"/>
+              <w:textAlignment w:val="baseline"/>
               <w:rPr>
                 <w:rFonts w:hint="default"/>
                 <w:sz w:val="21"/>
@@ -4553,7 +4843,20 @@
           <w:p>
             <w:pPr>
               <w:pStyle w:val="41"/>
+              <w:keepNext w:val="0"/>
+              <w:keepLines w:val="0"/>
+              <w:pageBreakBefore w:val="0"/>
+              <w:widowControl w:val="0"/>
+              <w:kinsoku w:val="0"/>
+              <w:wordWrap/>
+              <w:overflowPunct/>
+              <w:topLinePunct w:val="0"/>
+              <w:autoSpaceDE w:val="0"/>
+              <w:autoSpaceDN w:val="0"/>
               <w:bidi w:val="0"/>
+              <w:adjustRightInd w:val="0"/>
+              <w:snapToGrid w:val="0"/>
+              <w:textAlignment w:val="baseline"/>
               <w:rPr>
                 <w:rFonts w:hint="default"/>
                 <w:sz w:val="21"/>
@@ -4586,7 +4889,20 @@
           <w:p>
             <w:pPr>
               <w:pStyle w:val="41"/>
+              <w:keepNext w:val="0"/>
+              <w:keepLines w:val="0"/>
+              <w:pageBreakBefore w:val="0"/>
+              <w:widowControl w:val="0"/>
+              <w:kinsoku w:val="0"/>
+              <w:wordWrap/>
+              <w:overflowPunct/>
+              <w:topLinePunct w:val="0"/>
+              <w:autoSpaceDE w:val="0"/>
+              <w:autoSpaceDN w:val="0"/>
               <w:bidi w:val="0"/>
+              <w:adjustRightInd w:val="0"/>
+              <w:snapToGrid w:val="0"/>
+              <w:textAlignment w:val="baseline"/>
               <w:rPr>
                 <w:rFonts w:hint="eastAsia"/>
                 <w:sz w:val="21"/>
@@ -4610,13 +4926,26 @@
     <w:p>
       <w:pPr>
         <w:pStyle w:val="31"/>
+        <w:keepNext w:val="0"/>
+        <w:keepLines w:val="0"/>
+        <w:pageBreakBefore w:val="0"/>
+        <w:widowControl w:val="0"/>
+        <w:kinsoku w:val="0"/>
+        <w:wordWrap/>
+        <w:overflowPunct/>
+        <w:topLinePunct w:val="0"/>
+        <w:autoSpaceDE w:val="0"/>
+        <w:autoSpaceDN w:val="0"/>
         <w:bidi w:val="0"/>
+        <w:adjustRightInd w:val="0"/>
+        <w:snapToGrid w:val="0"/>
+        <w:textAlignment w:val="baseline"/>
         <w:rPr>
           <w:rFonts w:hint="eastAsia"/>
           <w:lang w:val="en-US" w:eastAsia="zh-CN"/>
         </w:rPr>
       </w:pPr>
-      <w:bookmarkStart w:id="6" w:name="_Toc8646"/>
+      <w:bookmarkStart w:id="6" w:name="_Toc8683"/>
       <w:r>
         <w:rPr>
           <w:rFonts w:hint="eastAsia"/>
@@ -4629,17 +4958,30 @@
     <w:p>
       <w:pPr>
         <w:pStyle w:val="32"/>
+        <w:keepNext w:val="0"/>
+        <w:keepLines w:val="0"/>
+        <w:pageBreakBefore w:val="0"/>
+        <w:widowControl w:val="0"/>
         <w:numPr>
           <w:ilvl w:val="2"/>
           <w:numId w:val="1"/>
         </w:numPr>
+        <w:kinsoku w:val="0"/>
+        <w:wordWrap/>
+        <w:overflowPunct/>
+        <w:topLinePunct w:val="0"/>
+        <w:autoSpaceDE w:val="0"/>
+        <w:autoSpaceDN w:val="0"/>
         <w:bidi w:val="0"/>
+        <w:adjustRightInd w:val="0"/>
+        <w:snapToGrid w:val="0"/>
+        <w:textAlignment w:val="baseline"/>
         <w:rPr>
           <w:rFonts w:hint="eastAsia"/>
           <w:lang w:val="en-US" w:eastAsia="zh-CN"/>
         </w:rPr>
       </w:pPr>
-      <w:bookmarkStart w:id="7" w:name="_Toc24238"/>
+      <w:bookmarkStart w:id="7" w:name="_Toc10986"/>
       <w:r>
         <w:rPr>
           <w:rFonts w:hint="eastAsia"/>
@@ -4652,7 +4994,20 @@
     <w:p>
       <w:pPr>
         <w:pStyle w:val="30"/>
+        <w:keepNext w:val="0"/>
+        <w:keepLines w:val="0"/>
+        <w:pageBreakBefore w:val="0"/>
+        <w:widowControl w:val="0"/>
+        <w:kinsoku w:val="0"/>
+        <w:wordWrap/>
+        <w:overflowPunct/>
+        <w:topLinePunct w:val="0"/>
+        <w:autoSpaceDE w:val="0"/>
+        <w:autoSpaceDN w:val="0"/>
         <w:bidi w:val="0"/>
+        <w:adjustRightInd w:val="0"/>
+        <w:snapToGrid w:val="0"/>
+        <w:textAlignment w:val="baseline"/>
         <w:rPr>
           <w:rFonts w:hint="eastAsia"/>
           <w:lang w:val="en-US" w:eastAsia="zh-CN"/>
@@ -4669,17 +5024,30 @@
     <w:p>
       <w:pPr>
         <w:pStyle w:val="32"/>
+        <w:keepNext w:val="0"/>
+        <w:keepLines w:val="0"/>
+        <w:pageBreakBefore w:val="0"/>
+        <w:widowControl w:val="0"/>
         <w:numPr>
           <w:ilvl w:val="2"/>
           <w:numId w:val="1"/>
         </w:numPr>
+        <w:kinsoku w:val="0"/>
+        <w:wordWrap/>
+        <w:overflowPunct/>
+        <w:topLinePunct w:val="0"/>
+        <w:autoSpaceDE w:val="0"/>
+        <w:autoSpaceDN w:val="0"/>
         <w:bidi w:val="0"/>
+        <w:adjustRightInd w:val="0"/>
+        <w:snapToGrid w:val="0"/>
+        <w:textAlignment w:val="baseline"/>
         <w:rPr>
           <w:rFonts w:hint="default"/>
           <w:lang w:val="en-US" w:eastAsia="zh-CN"/>
         </w:rPr>
       </w:pPr>
-      <w:bookmarkStart w:id="8" w:name="_Toc24685"/>
+      <w:bookmarkStart w:id="8" w:name="_Toc5140"/>
       <w:r>
         <w:rPr>
           <w:rFonts w:hint="eastAsia"/>
@@ -4692,7 +5060,20 @@
     <w:p>
       <w:pPr>
         <w:pStyle w:val="30"/>
+        <w:keepNext w:val="0"/>
+        <w:keepLines w:val="0"/>
+        <w:pageBreakBefore w:val="0"/>
+        <w:widowControl w:val="0"/>
+        <w:kinsoku w:val="0"/>
+        <w:wordWrap/>
+        <w:overflowPunct/>
+        <w:topLinePunct w:val="0"/>
+        <w:autoSpaceDE w:val="0"/>
+        <w:autoSpaceDN w:val="0"/>
         <w:bidi w:val="0"/>
+        <w:adjustRightInd w:val="0"/>
+        <w:snapToGrid w:val="0"/>
+        <w:textAlignment w:val="baseline"/>
         <w:rPr>
           <w:rFonts w:hint="default"/>
           <w:lang w:val="en-US" w:eastAsia="zh-CN"/>
@@ -4709,17 +5090,30 @@
     <w:p>
       <w:pPr>
         <w:pStyle w:val="32"/>
+        <w:keepNext w:val="0"/>
+        <w:keepLines w:val="0"/>
+        <w:pageBreakBefore w:val="0"/>
+        <w:widowControl w:val="0"/>
         <w:numPr>
           <w:ilvl w:val="2"/>
           <w:numId w:val="1"/>
         </w:numPr>
+        <w:kinsoku w:val="0"/>
+        <w:wordWrap/>
+        <w:overflowPunct/>
+        <w:topLinePunct w:val="0"/>
+        <w:autoSpaceDE w:val="0"/>
+        <w:autoSpaceDN w:val="0"/>
         <w:bidi w:val="0"/>
+        <w:adjustRightInd w:val="0"/>
+        <w:snapToGrid w:val="0"/>
+        <w:textAlignment w:val="baseline"/>
         <w:rPr>
           <w:rFonts w:hint="default"/>
           <w:lang w:val="en-US" w:eastAsia="zh-CN"/>
         </w:rPr>
       </w:pPr>
-      <w:bookmarkStart w:id="9" w:name="_Toc13883"/>
+      <w:bookmarkStart w:id="9" w:name="_Toc22291"/>
       <w:r>
         <w:rPr>
           <w:rFonts w:hint="eastAsia"/>
@@ -4732,7 +5126,20 @@
     <w:p>
       <w:pPr>
         <w:pStyle w:val="30"/>
+        <w:keepNext w:val="0"/>
+        <w:keepLines w:val="0"/>
+        <w:pageBreakBefore w:val="0"/>
+        <w:widowControl w:val="0"/>
+        <w:kinsoku w:val="0"/>
+        <w:wordWrap/>
+        <w:overflowPunct/>
+        <w:topLinePunct w:val="0"/>
+        <w:autoSpaceDE w:val="0"/>
+        <w:autoSpaceDN w:val="0"/>
         <w:bidi w:val="0"/>
+        <w:adjustRightInd w:val="0"/>
+        <w:snapToGrid w:val="0"/>
+        <w:textAlignment w:val="baseline"/>
         <w:rPr>
           <w:rFonts w:hint="default"/>
           <w:lang w:val="en-US" w:eastAsia="zh-CN"/>
@@ -4748,17 +5155,30 @@
     <w:p>
       <w:pPr>
         <w:pStyle w:val="32"/>
+        <w:keepNext w:val="0"/>
+        <w:keepLines w:val="0"/>
+        <w:pageBreakBefore w:val="0"/>
+        <w:widowControl w:val="0"/>
         <w:numPr>
           <w:ilvl w:val="2"/>
           <w:numId w:val="1"/>
         </w:numPr>
+        <w:kinsoku w:val="0"/>
+        <w:wordWrap/>
+        <w:overflowPunct/>
+        <w:topLinePunct w:val="0"/>
+        <w:autoSpaceDE w:val="0"/>
+        <w:autoSpaceDN w:val="0"/>
         <w:bidi w:val="0"/>
+        <w:adjustRightInd w:val="0"/>
+        <w:snapToGrid w:val="0"/>
+        <w:textAlignment w:val="baseline"/>
         <w:rPr>
           <w:rFonts w:hint="default"/>
           <w:lang w:val="en-US" w:eastAsia="zh-CN"/>
         </w:rPr>
       </w:pPr>
-      <w:bookmarkStart w:id="10" w:name="_Toc22107"/>
+      <w:bookmarkStart w:id="10" w:name="_Toc12750"/>
       <w:r>
         <w:rPr>
           <w:rFonts w:hint="eastAsia"/>
@@ -4771,7 +5191,20 @@
     <w:p>
       <w:pPr>
         <w:pStyle w:val="30"/>
+        <w:keepNext w:val="0"/>
+        <w:keepLines w:val="0"/>
+        <w:pageBreakBefore w:val="0"/>
+        <w:widowControl w:val="0"/>
+        <w:kinsoku w:val="0"/>
+        <w:wordWrap/>
+        <w:overflowPunct/>
+        <w:topLinePunct w:val="0"/>
+        <w:autoSpaceDE w:val="0"/>
+        <w:autoSpaceDN w:val="0"/>
         <w:bidi w:val="0"/>
+        <w:adjustRightInd w:val="0"/>
+        <w:snapToGrid w:val="0"/>
+        <w:textAlignment w:val="baseline"/>
       </w:pPr>
       <w:r>
         <w:t>该功能提供个人提交的所有工单处理状态、流转节点与实时进展的集中查看入口，方便您及时掌握办理进度并跟进处理结果。</w:t>
@@ -4780,8 +5213,22 @@
     <w:p>
       <w:pPr>
         <w:pStyle w:val="30"/>
+        <w:keepNext w:val="0"/>
+        <w:keepLines w:val="0"/>
+        <w:pageBreakBefore w:val="0"/>
+        <w:widowControl w:val="0"/>
+        <w:kinsoku w:val="0"/>
+        <w:wordWrap/>
+        <w:overflowPunct/>
+        <w:topLinePunct w:val="0"/>
+        <w:autoSpaceDE w:val="0"/>
+        <w:autoSpaceDN w:val="0"/>
+        <w:bidi w:val="0"/>
+        <w:adjustRightInd w:val="0"/>
+        <w:snapToGrid w:val="0"/>
         <w:ind w:left="0" w:leftChars="0" w:right="0" w:rightChars="0" w:firstLine="0" w:firstLineChars="0"/>
         <w:jc w:val="center"/>
+        <w:textAlignment w:val="baseline"/>
         <w:rPr>
           <w:rFonts w:hint="default"/>
           <w:lang w:val="en-US" w:eastAsia="zh-CN"/>
@@ -4882,8 +5329,22 @@
     <w:p>
       <w:pPr>
         <w:pStyle w:val="30"/>
+        <w:keepNext w:val="0"/>
+        <w:keepLines w:val="0"/>
+        <w:pageBreakBefore w:val="0"/>
+        <w:widowControl w:val="0"/>
+        <w:kinsoku w:val="0"/>
+        <w:wordWrap/>
+        <w:overflowPunct/>
+        <w:topLinePunct w:val="0"/>
+        <w:autoSpaceDE w:val="0"/>
+        <w:autoSpaceDN w:val="0"/>
+        <w:bidi w:val="0"/>
+        <w:adjustRightInd w:val="0"/>
+        <w:snapToGrid w:val="0"/>
         <w:ind w:left="0" w:leftChars="0" w:right="0" w:rightChars="0" w:firstLine="0" w:firstLineChars="0"/>
         <w:jc w:val="center"/>
+        <w:textAlignment w:val="baseline"/>
       </w:pPr>
       <w:r>
         <w:drawing>
@@ -4932,7 +5393,20 @@
     <w:p>
       <w:pPr>
         <w:pStyle w:val="30"/>
+        <w:keepNext w:val="0"/>
+        <w:keepLines w:val="0"/>
+        <w:pageBreakBefore w:val="0"/>
+        <w:widowControl w:val="0"/>
+        <w:kinsoku w:val="0"/>
+        <w:wordWrap/>
+        <w:overflowPunct/>
+        <w:topLinePunct w:val="0"/>
+        <w:autoSpaceDE w:val="0"/>
+        <w:autoSpaceDN w:val="0"/>
         <w:bidi w:val="0"/>
+        <w:adjustRightInd w:val="0"/>
+        <w:snapToGrid w:val="0"/>
+        <w:textAlignment w:val="baseline"/>
         <w:rPr>
           <w:rFonts w:hint="default"/>
         </w:rPr>
@@ -4950,8 +5424,22 @@
     <w:p>
       <w:pPr>
         <w:pStyle w:val="30"/>
+        <w:keepNext w:val="0"/>
+        <w:keepLines w:val="0"/>
+        <w:pageBreakBefore w:val="0"/>
+        <w:widowControl w:val="0"/>
+        <w:kinsoku w:val="0"/>
+        <w:wordWrap/>
+        <w:overflowPunct/>
+        <w:topLinePunct w:val="0"/>
+        <w:autoSpaceDE w:val="0"/>
+        <w:autoSpaceDN w:val="0"/>
+        <w:bidi w:val="0"/>
+        <w:adjustRightInd w:val="0"/>
+        <w:snapToGrid w:val="0"/>
         <w:ind w:left="0" w:leftChars="0" w:right="0" w:rightChars="0" w:firstLine="0" w:firstLineChars="0"/>
         <w:jc w:val="center"/>
+        <w:textAlignment w:val="baseline"/>
         <w:rPr>
           <w:rFonts w:hint="eastAsia"/>
           <w:lang w:val="en-US" w:eastAsia="zh-CN"/>
@@ -5052,8 +5540,22 @@
     <w:p>
       <w:pPr>
         <w:pStyle w:val="30"/>
+        <w:keepNext w:val="0"/>
+        <w:keepLines w:val="0"/>
+        <w:pageBreakBefore w:val="0"/>
+        <w:widowControl w:val="0"/>
+        <w:kinsoku w:val="0"/>
+        <w:wordWrap/>
+        <w:overflowPunct/>
+        <w:topLinePunct w:val="0"/>
+        <w:autoSpaceDE w:val="0"/>
+        <w:autoSpaceDN w:val="0"/>
+        <w:bidi w:val="0"/>
+        <w:adjustRightInd w:val="0"/>
+        <w:snapToGrid w:val="0"/>
         <w:ind w:left="0" w:leftChars="0" w:right="0" w:rightChars="0" w:firstLine="0" w:firstLineChars="0"/>
         <w:jc w:val="center"/>
+        <w:textAlignment w:val="baseline"/>
       </w:pPr>
       <w:r>
         <w:drawing>
@@ -5102,8 +5604,22 @@
     <w:p>
       <w:pPr>
         <w:pStyle w:val="30"/>
+        <w:keepNext w:val="0"/>
+        <w:keepLines w:val="0"/>
+        <w:pageBreakBefore w:val="0"/>
+        <w:widowControl w:val="0"/>
+        <w:kinsoku w:val="0"/>
+        <w:wordWrap/>
+        <w:overflowPunct/>
+        <w:topLinePunct w:val="0"/>
+        <w:autoSpaceDE w:val="0"/>
+        <w:autoSpaceDN w:val="0"/>
+        <w:bidi w:val="0"/>
+        <w:adjustRightInd w:val="0"/>
+        <w:snapToGrid w:val="0"/>
         <w:ind w:left="0" w:leftChars="0" w:right="0" w:rightChars="0" w:firstLine="0" w:firstLineChars="0"/>
         <w:jc w:val="center"/>
+        <w:textAlignment w:val="baseline"/>
       </w:pPr>
       <w:r>
         <w:drawing>
@@ -5152,8 +5668,22 @@
     <w:p>
       <w:pPr>
         <w:pStyle w:val="30"/>
+        <w:keepNext w:val="0"/>
+        <w:keepLines w:val="0"/>
+        <w:pageBreakBefore w:val="0"/>
+        <w:widowControl w:val="0"/>
+        <w:kinsoku w:val="0"/>
+        <w:wordWrap/>
+        <w:overflowPunct/>
+        <w:topLinePunct w:val="0"/>
+        <w:autoSpaceDE w:val="0"/>
+        <w:autoSpaceDN w:val="0"/>
+        <w:bidi w:val="0"/>
+        <w:adjustRightInd w:val="0"/>
+        <w:snapToGrid w:val="0"/>
         <w:ind w:left="0" w:leftChars="0" w:right="0" w:rightChars="0" w:firstLine="0" w:firstLineChars="0"/>
         <w:jc w:val="center"/>
+        <w:textAlignment w:val="baseline"/>
       </w:pPr>
       <w:r>
         <w:drawing>
@@ -5202,8 +5732,22 @@
     <w:p>
       <w:pPr>
         <w:pStyle w:val="30"/>
+        <w:keepNext w:val="0"/>
+        <w:keepLines w:val="0"/>
+        <w:pageBreakBefore w:val="0"/>
+        <w:widowControl w:val="0"/>
+        <w:kinsoku w:val="0"/>
+        <w:wordWrap/>
+        <w:overflowPunct/>
+        <w:topLinePunct w:val="0"/>
+        <w:autoSpaceDE w:val="0"/>
+        <w:autoSpaceDN w:val="0"/>
+        <w:bidi w:val="0"/>
+        <w:adjustRightInd w:val="0"/>
+        <w:snapToGrid w:val="0"/>
         <w:ind w:left="0" w:leftChars="0" w:right="0" w:rightChars="0" w:firstLine="0" w:firstLineChars="0"/>
         <w:jc w:val="center"/>
+        <w:textAlignment w:val="baseline"/>
         <w:rPr>
           <w:rFonts w:hint="eastAsia"/>
           <w:lang w:val="en-US" w:eastAsia="zh-CN"/>
@@ -5304,8 +5848,22 @@
     <w:p>
       <w:pPr>
         <w:pStyle w:val="30"/>
+        <w:keepNext w:val="0"/>
+        <w:keepLines w:val="0"/>
+        <w:pageBreakBefore w:val="0"/>
+        <w:widowControl w:val="0"/>
+        <w:kinsoku w:val="0"/>
+        <w:wordWrap/>
+        <w:overflowPunct/>
+        <w:topLinePunct w:val="0"/>
+        <w:autoSpaceDE w:val="0"/>
+        <w:autoSpaceDN w:val="0"/>
+        <w:bidi w:val="0"/>
+        <w:adjustRightInd w:val="0"/>
+        <w:snapToGrid w:val="0"/>
         <w:ind w:left="0" w:leftChars="0" w:right="0" w:rightChars="0" w:firstLine="0" w:firstLineChars="0"/>
         <w:jc w:val="center"/>
+        <w:textAlignment w:val="baseline"/>
       </w:pPr>
       <w:r>
         <w:drawing>
@@ -5354,8 +5912,22 @@
     <w:p>
       <w:pPr>
         <w:pStyle w:val="30"/>
+        <w:keepNext w:val="0"/>
+        <w:keepLines w:val="0"/>
+        <w:pageBreakBefore w:val="0"/>
+        <w:widowControl w:val="0"/>
+        <w:kinsoku w:val="0"/>
+        <w:wordWrap/>
+        <w:overflowPunct/>
+        <w:topLinePunct w:val="0"/>
+        <w:autoSpaceDE w:val="0"/>
+        <w:autoSpaceDN w:val="0"/>
+        <w:bidi w:val="0"/>
+        <w:adjustRightInd w:val="0"/>
+        <w:snapToGrid w:val="0"/>
         <w:ind w:left="0" w:leftChars="0" w:right="0" w:rightChars="0" w:firstLine="0" w:firstLineChars="0"/>
         <w:jc w:val="center"/>
+        <w:textAlignment w:val="baseline"/>
       </w:pPr>
       <w:r>
         <w:drawing>
@@ -5404,7 +5976,20 @@
     <w:p>
       <w:pPr>
         <w:pStyle w:val="30"/>
+        <w:keepNext w:val="0"/>
+        <w:keepLines w:val="0"/>
+        <w:pageBreakBefore w:val="0"/>
+        <w:widowControl w:val="0"/>
+        <w:kinsoku w:val="0"/>
+        <w:wordWrap/>
+        <w:overflowPunct/>
+        <w:topLinePunct w:val="0"/>
+        <w:autoSpaceDE w:val="0"/>
+        <w:autoSpaceDN w:val="0"/>
         <w:bidi w:val="0"/>
+        <w:adjustRightInd w:val="0"/>
+        <w:snapToGrid w:val="0"/>
+        <w:textAlignment w:val="baseline"/>
       </w:pPr>
       <w:r>
         <w:t>已办工单功能，是用户个人处理完成的工单历史档案库。支持通过时间、工单号等多维度条件进行筛选与查询，便于对过往工作进行追溯复核、数据统计及经验归档，并为服务闭环与质量分析提供数据基础。</w:t>
@@ -5413,8 +5998,22 @@
     <w:p>
       <w:pPr>
         <w:pStyle w:val="30"/>
+        <w:keepNext w:val="0"/>
+        <w:keepLines w:val="0"/>
+        <w:pageBreakBefore w:val="0"/>
+        <w:widowControl w:val="0"/>
+        <w:kinsoku w:val="0"/>
+        <w:wordWrap/>
+        <w:overflowPunct/>
+        <w:topLinePunct w:val="0"/>
+        <w:autoSpaceDE w:val="0"/>
+        <w:autoSpaceDN w:val="0"/>
+        <w:bidi w:val="0"/>
+        <w:adjustRightInd w:val="0"/>
+        <w:snapToGrid w:val="0"/>
         <w:ind w:left="0" w:leftChars="0" w:right="0" w:rightChars="0" w:firstLine="0" w:firstLineChars="0"/>
         <w:jc w:val="center"/>
+        <w:textAlignment w:val="baseline"/>
         <w:rPr>
           <w:rFonts w:hint="eastAsia"/>
           <w:lang w:val="en-US" w:eastAsia="zh-CN"/>
@@ -5515,8 +6114,22 @@
     <w:p>
       <w:pPr>
         <w:pStyle w:val="30"/>
+        <w:keepNext w:val="0"/>
+        <w:keepLines w:val="0"/>
+        <w:pageBreakBefore w:val="0"/>
+        <w:widowControl w:val="0"/>
+        <w:kinsoku w:val="0"/>
+        <w:wordWrap/>
+        <w:overflowPunct/>
+        <w:topLinePunct w:val="0"/>
+        <w:autoSpaceDE w:val="0"/>
+        <w:autoSpaceDN w:val="0"/>
+        <w:bidi w:val="0"/>
+        <w:adjustRightInd w:val="0"/>
+        <w:snapToGrid w:val="0"/>
         <w:ind w:left="0" w:leftChars="0" w:right="0" w:rightChars="0" w:firstLine="0" w:firstLineChars="0"/>
         <w:jc w:val="center"/>
+        <w:textAlignment w:val="baseline"/>
         <w:rPr>
           <w:rFonts w:hint="default"/>
           <w:lang w:val="en-US" w:eastAsia="zh-CN"/>
@@ -5569,7 +6182,20 @@
     <w:p>
       <w:pPr>
         <w:pStyle w:val="30"/>
+        <w:keepNext w:val="0"/>
+        <w:keepLines w:val="0"/>
+        <w:pageBreakBefore w:val="0"/>
+        <w:widowControl w:val="0"/>
+        <w:kinsoku w:val="0"/>
+        <w:wordWrap/>
+        <w:overflowPunct/>
+        <w:topLinePunct w:val="0"/>
+        <w:autoSpaceDE w:val="0"/>
+        <w:autoSpaceDN w:val="0"/>
         <w:bidi w:val="0"/>
+        <w:adjustRightInd w:val="0"/>
+        <w:snapToGrid w:val="0"/>
+        <w:textAlignment w:val="baseline"/>
       </w:pPr>
       <w:r>
         <w:t>多维度满意度调查功能支持在工单办结后，自动或手动向发起方发起满意度评价收集。系统可根据工单所属省份、客户类型等维度对评价结果进行自动归类与统计分析，为服务质量评估、区域服务改进及差异化客户服务策略制定提供数据洞察。</w:t>
@@ -5578,9 +6204,22 @@
     <w:p>
       <w:pPr>
         <w:pStyle w:val="30"/>
+        <w:keepNext w:val="0"/>
+        <w:keepLines w:val="0"/>
+        <w:pageBreakBefore w:val="0"/>
+        <w:widowControl w:val="0"/>
+        <w:kinsoku w:val="0"/>
+        <w:wordWrap/>
+        <w:overflowPunct/>
+        <w:topLinePunct w:val="0"/>
+        <w:autoSpaceDE w:val="0"/>
+        <w:autoSpaceDN w:val="0"/>
         <w:bidi w:val="0"/>
+        <w:adjustRightInd w:val="0"/>
+        <w:snapToGrid w:val="0"/>
         <w:ind w:left="0" w:leftChars="0" w:right="0" w:rightChars="0" w:firstLine="0" w:firstLineChars="0"/>
         <w:jc w:val="both"/>
+        <w:textAlignment w:val="baseline"/>
         <w:rPr>
           <w:rFonts w:hint="default"/>
           <w:lang w:val="en-US" w:eastAsia="zh-CN"/>
@@ -5590,17 +6229,30 @@
     <w:p>
       <w:pPr>
         <w:pStyle w:val="31"/>
+        <w:keepNext w:val="0"/>
+        <w:keepLines w:val="0"/>
+        <w:pageBreakBefore w:val="0"/>
+        <w:widowControl w:val="0"/>
         <w:numPr>
           <w:ilvl w:val="1"/>
           <w:numId w:val="1"/>
         </w:numPr>
+        <w:kinsoku w:val="0"/>
+        <w:wordWrap/>
+        <w:overflowPunct/>
+        <w:topLinePunct w:val="0"/>
+        <w:autoSpaceDE w:val="0"/>
+        <w:autoSpaceDN w:val="0"/>
         <w:bidi w:val="0"/>
+        <w:adjustRightInd w:val="0"/>
+        <w:snapToGrid w:val="0"/>
+        <w:textAlignment w:val="baseline"/>
         <w:rPr>
           <w:rFonts w:hint="default"/>
           <w:lang w:val="en-US" w:eastAsia="zh-CN"/>
         </w:rPr>
       </w:pPr>
-      <w:bookmarkStart w:id="11" w:name="_Toc14673"/>
+      <w:bookmarkStart w:id="11" w:name="_Toc6380"/>
       <w:r>
         <w:rPr>
           <w:rFonts w:hint="eastAsia"/>
@@ -5613,17 +6265,30 @@
     <w:p>
       <w:pPr>
         <w:pStyle w:val="32"/>
+        <w:keepNext w:val="0"/>
+        <w:keepLines w:val="0"/>
+        <w:pageBreakBefore w:val="0"/>
+        <w:widowControl w:val="0"/>
         <w:numPr>
           <w:ilvl w:val="2"/>
           <w:numId w:val="1"/>
         </w:numPr>
+        <w:kinsoku w:val="0"/>
+        <w:wordWrap/>
+        <w:overflowPunct/>
+        <w:topLinePunct w:val="0"/>
+        <w:autoSpaceDE w:val="0"/>
+        <w:autoSpaceDN w:val="0"/>
         <w:bidi w:val="0"/>
+        <w:adjustRightInd w:val="0"/>
+        <w:snapToGrid w:val="0"/>
+        <w:textAlignment w:val="baseline"/>
         <w:rPr>
           <w:rFonts w:hint="eastAsia"/>
           <w:lang w:val="en-US" w:eastAsia="zh-CN"/>
         </w:rPr>
       </w:pPr>
-      <w:bookmarkStart w:id="12" w:name="_Toc3745"/>
+      <w:bookmarkStart w:id="12" w:name="_Toc5718"/>
       <w:r>
         <w:rPr>
           <w:rFonts w:hint="eastAsia"/>
@@ -5636,6 +6301,20 @@
     <w:p>
       <w:pPr>
         <w:pStyle w:val="30"/>
+        <w:keepNext w:val="0"/>
+        <w:keepLines w:val="0"/>
+        <w:pageBreakBefore w:val="0"/>
+        <w:widowControl w:val="0"/>
+        <w:kinsoku w:val="0"/>
+        <w:wordWrap/>
+        <w:overflowPunct/>
+        <w:topLinePunct w:val="0"/>
+        <w:autoSpaceDE w:val="0"/>
+        <w:autoSpaceDN w:val="0"/>
+        <w:bidi w:val="0"/>
+        <w:adjustRightInd w:val="0"/>
+        <w:snapToGrid w:val="0"/>
+        <w:textAlignment w:val="baseline"/>
         <w:rPr>
           <w:rFonts w:hint="default"/>
           <w:lang w:val="en-US" w:eastAsia="zh-CN"/>
@@ -5652,17 +6331,30 @@
     <w:p>
       <w:pPr>
         <w:pStyle w:val="32"/>
+        <w:keepNext w:val="0"/>
+        <w:keepLines w:val="0"/>
+        <w:pageBreakBefore w:val="0"/>
+        <w:widowControl w:val="0"/>
         <w:numPr>
           <w:ilvl w:val="2"/>
           <w:numId w:val="1"/>
         </w:numPr>
+        <w:kinsoku w:val="0"/>
+        <w:wordWrap/>
+        <w:overflowPunct/>
+        <w:topLinePunct w:val="0"/>
+        <w:autoSpaceDE w:val="0"/>
+        <w:autoSpaceDN w:val="0"/>
         <w:bidi w:val="0"/>
+        <w:adjustRightInd w:val="0"/>
+        <w:snapToGrid w:val="0"/>
+        <w:textAlignment w:val="baseline"/>
         <w:rPr>
           <w:rFonts w:hint="eastAsia"/>
           <w:lang w:val="en-US" w:eastAsia="zh-CN"/>
         </w:rPr>
       </w:pPr>
-      <w:bookmarkStart w:id="13" w:name="_Toc31624"/>
+      <w:bookmarkStart w:id="13" w:name="_Toc31672"/>
       <w:r>
         <w:rPr>
           <w:rFonts w:hint="eastAsia"/>
@@ -5675,6 +6367,20 @@
     <w:p>
       <w:pPr>
         <w:pStyle w:val="30"/>
+        <w:keepNext w:val="0"/>
+        <w:keepLines w:val="0"/>
+        <w:pageBreakBefore w:val="0"/>
+        <w:widowControl w:val="0"/>
+        <w:kinsoku w:val="0"/>
+        <w:wordWrap/>
+        <w:overflowPunct/>
+        <w:topLinePunct w:val="0"/>
+        <w:autoSpaceDE w:val="0"/>
+        <w:autoSpaceDN w:val="0"/>
+        <w:bidi w:val="0"/>
+        <w:adjustRightInd w:val="0"/>
+        <w:snapToGrid w:val="0"/>
+        <w:textAlignment w:val="baseline"/>
         <w:rPr>
           <w:rFonts w:hint="default"/>
           <w:lang w:val="en-US" w:eastAsia="zh-CN"/>
@@ -5691,17 +6397,30 @@
     <w:p>
       <w:pPr>
         <w:pStyle w:val="32"/>
+        <w:keepNext w:val="0"/>
+        <w:keepLines w:val="0"/>
+        <w:pageBreakBefore w:val="0"/>
+        <w:widowControl w:val="0"/>
         <w:numPr>
           <w:ilvl w:val="2"/>
           <w:numId w:val="1"/>
         </w:numPr>
+        <w:kinsoku w:val="0"/>
+        <w:wordWrap/>
+        <w:overflowPunct/>
+        <w:topLinePunct w:val="0"/>
+        <w:autoSpaceDE w:val="0"/>
+        <w:autoSpaceDN w:val="0"/>
         <w:bidi w:val="0"/>
+        <w:adjustRightInd w:val="0"/>
+        <w:snapToGrid w:val="0"/>
+        <w:textAlignment w:val="baseline"/>
         <w:rPr>
           <w:rFonts w:hint="eastAsia"/>
           <w:lang w:val="en-US" w:eastAsia="zh-CN"/>
         </w:rPr>
       </w:pPr>
-      <w:bookmarkStart w:id="14" w:name="_Toc30720"/>
+      <w:bookmarkStart w:id="14" w:name="_Toc4316"/>
       <w:r>
         <w:rPr>
           <w:rFonts w:hint="eastAsia"/>
@@ -5714,6 +6433,20 @@
     <w:p>
       <w:pPr>
         <w:pStyle w:val="30"/>
+        <w:keepNext w:val="0"/>
+        <w:keepLines w:val="0"/>
+        <w:pageBreakBefore w:val="0"/>
+        <w:widowControl w:val="0"/>
+        <w:kinsoku w:val="0"/>
+        <w:wordWrap/>
+        <w:overflowPunct/>
+        <w:topLinePunct w:val="0"/>
+        <w:autoSpaceDE w:val="0"/>
+        <w:autoSpaceDN w:val="0"/>
+        <w:bidi w:val="0"/>
+        <w:adjustRightInd w:val="0"/>
+        <w:snapToGrid w:val="0"/>
+        <w:textAlignment w:val="baseline"/>
         <w:rPr>
           <w:rFonts w:hint="eastAsia"/>
           <w:lang w:val="en-US" w:eastAsia="zh-CN"/>
@@ -5730,17 +6463,30 @@
     <w:p>
       <w:pPr>
         <w:pStyle w:val="32"/>
+        <w:keepNext w:val="0"/>
+        <w:keepLines w:val="0"/>
+        <w:pageBreakBefore w:val="0"/>
+        <w:widowControl w:val="0"/>
         <w:numPr>
           <w:ilvl w:val="2"/>
           <w:numId w:val="1"/>
         </w:numPr>
+        <w:kinsoku w:val="0"/>
+        <w:wordWrap/>
+        <w:overflowPunct/>
+        <w:topLinePunct w:val="0"/>
+        <w:autoSpaceDE w:val="0"/>
+        <w:autoSpaceDN w:val="0"/>
         <w:bidi w:val="0"/>
+        <w:adjustRightInd w:val="0"/>
+        <w:snapToGrid w:val="0"/>
+        <w:textAlignment w:val="baseline"/>
         <w:rPr>
           <w:rFonts w:hint="eastAsia"/>
           <w:lang w:val="en-US" w:eastAsia="zh-CN"/>
         </w:rPr>
       </w:pPr>
-      <w:bookmarkStart w:id="15" w:name="_Toc23555"/>
+      <w:bookmarkStart w:id="15" w:name="_Toc9985"/>
       <w:r>
         <w:rPr>
           <w:rFonts w:hint="eastAsia"/>
@@ -5753,6 +6499,20 @@
     <w:p>
       <w:pPr>
         <w:pStyle w:val="30"/>
+        <w:keepNext w:val="0"/>
+        <w:keepLines w:val="0"/>
+        <w:pageBreakBefore w:val="0"/>
+        <w:widowControl w:val="0"/>
+        <w:kinsoku w:val="0"/>
+        <w:wordWrap/>
+        <w:overflowPunct/>
+        <w:topLinePunct w:val="0"/>
+        <w:autoSpaceDE w:val="0"/>
+        <w:autoSpaceDN w:val="0"/>
+        <w:bidi w:val="0"/>
+        <w:adjustRightInd w:val="0"/>
+        <w:snapToGrid w:val="0"/>
+        <w:textAlignment w:val="baseline"/>
         <w:rPr>
           <w:rFonts w:hint="default"/>
           <w:lang w:val="en-US" w:eastAsia="zh-CN"/>
@@ -5769,8 +6529,22 @@
     <w:p>
       <w:pPr>
         <w:pStyle w:val="30"/>
+        <w:keepNext w:val="0"/>
+        <w:keepLines w:val="0"/>
+        <w:pageBreakBefore w:val="0"/>
+        <w:widowControl w:val="0"/>
+        <w:kinsoku w:val="0"/>
+        <w:wordWrap/>
+        <w:overflowPunct/>
+        <w:topLinePunct w:val="0"/>
+        <w:autoSpaceDE w:val="0"/>
+        <w:autoSpaceDN w:val="0"/>
+        <w:bidi w:val="0"/>
+        <w:adjustRightInd w:val="0"/>
+        <w:snapToGrid w:val="0"/>
         <w:ind w:left="0" w:leftChars="0" w:right="0" w:rightChars="0" w:firstLine="0" w:firstLineChars="0"/>
         <w:jc w:val="center"/>
+        <w:textAlignment w:val="baseline"/>
         <w:rPr>
           <w:rFonts w:hint="eastAsia"/>
           <w:lang w:val="en-US" w:eastAsia="zh-CN"/>
@@ -5871,8 +6645,22 @@
     <w:p>
       <w:pPr>
         <w:pStyle w:val="30"/>
+        <w:keepNext w:val="0"/>
+        <w:keepLines w:val="0"/>
+        <w:pageBreakBefore w:val="0"/>
+        <w:widowControl w:val="0"/>
+        <w:kinsoku w:val="0"/>
+        <w:wordWrap/>
+        <w:overflowPunct/>
+        <w:topLinePunct w:val="0"/>
+        <w:autoSpaceDE w:val="0"/>
+        <w:autoSpaceDN w:val="0"/>
+        <w:bidi w:val="0"/>
+        <w:adjustRightInd w:val="0"/>
+        <w:snapToGrid w:val="0"/>
         <w:ind w:left="0" w:leftChars="0" w:right="0" w:rightChars="0" w:firstLine="0" w:firstLineChars="0"/>
         <w:jc w:val="center"/>
+        <w:textAlignment w:val="baseline"/>
         <w:rPr>
           <w:rFonts w:hint="default"/>
           <w:lang w:val="en-US" w:eastAsia="zh-CN"/>
@@ -5925,7 +6713,20 @@
     <w:p>
       <w:pPr>
         <w:pStyle w:val="30"/>
+        <w:keepNext w:val="0"/>
+        <w:keepLines w:val="0"/>
+        <w:pageBreakBefore w:val="0"/>
+        <w:widowControl w:val="0"/>
+        <w:kinsoku w:val="0"/>
+        <w:wordWrap/>
+        <w:overflowPunct/>
+        <w:topLinePunct w:val="0"/>
+        <w:autoSpaceDE w:val="0"/>
+        <w:autoSpaceDN w:val="0"/>
         <w:bidi w:val="0"/>
+        <w:adjustRightInd w:val="0"/>
+        <w:snapToGrid w:val="0"/>
+        <w:textAlignment w:val="baseline"/>
         <w:rPr>
           <w:rFonts w:hint="default"/>
           <w:lang w:val="en-US" w:eastAsia="zh-CN"/>
@@ -5942,7 +6743,20 @@
     <w:p>
       <w:pPr>
         <w:pStyle w:val="30"/>
+        <w:keepNext w:val="0"/>
+        <w:keepLines w:val="0"/>
+        <w:pageBreakBefore w:val="0"/>
+        <w:widowControl w:val="0"/>
+        <w:kinsoku w:val="0"/>
+        <w:wordWrap/>
+        <w:overflowPunct/>
+        <w:topLinePunct w:val="0"/>
+        <w:autoSpaceDE w:val="0"/>
+        <w:autoSpaceDN w:val="0"/>
         <w:bidi w:val="0"/>
+        <w:adjustRightInd w:val="0"/>
+        <w:snapToGrid w:val="0"/>
+        <w:textAlignment w:val="baseline"/>
         <w:rPr>
           <w:rFonts w:hint="default"/>
           <w:lang w:val="en-US" w:eastAsia="zh-CN"/>
@@ -5952,8 +6766,22 @@
     <w:p>
       <w:pPr>
         <w:pStyle w:val="30"/>
+        <w:keepNext w:val="0"/>
+        <w:keepLines w:val="0"/>
+        <w:pageBreakBefore w:val="0"/>
+        <w:widowControl w:val="0"/>
+        <w:kinsoku w:val="0"/>
+        <w:wordWrap/>
+        <w:overflowPunct/>
+        <w:topLinePunct w:val="0"/>
+        <w:autoSpaceDE w:val="0"/>
+        <w:autoSpaceDN w:val="0"/>
+        <w:bidi w:val="0"/>
+        <w:adjustRightInd w:val="0"/>
+        <w:snapToGrid w:val="0"/>
         <w:ind w:left="0" w:leftChars="0" w:right="0" w:rightChars="0" w:firstLine="0" w:firstLineChars="0"/>
         <w:jc w:val="center"/>
+        <w:textAlignment w:val="baseline"/>
         <w:rPr>
           <w:rFonts w:hint="default"/>
           <w:lang w:val="en-US" w:eastAsia="zh-CN"/>
@@ -6054,9 +6882,22 @@
     <w:p>
       <w:pPr>
         <w:pStyle w:val="30"/>
+        <w:keepNext w:val="0"/>
+        <w:keepLines w:val="0"/>
+        <w:pageBreakBefore w:val="0"/>
+        <w:widowControl w:val="0"/>
+        <w:kinsoku w:val="0"/>
+        <w:wordWrap/>
+        <w:overflowPunct/>
+        <w:topLinePunct w:val="0"/>
+        <w:autoSpaceDE w:val="0"/>
+        <w:autoSpaceDN w:val="0"/>
         <w:bidi w:val="0"/>
+        <w:adjustRightInd w:val="0"/>
+        <w:snapToGrid w:val="0"/>
         <w:ind w:left="0" w:leftChars="0" w:right="0" w:rightChars="0" w:firstLine="0" w:firstLineChars="0"/>
         <w:jc w:val="center"/>
+        <w:textAlignment w:val="baseline"/>
       </w:pPr>
       <w:r>
         <w:drawing>
@@ -6105,7 +6946,20 @@
     <w:p>
       <w:pPr>
         <w:pStyle w:val="30"/>
+        <w:keepNext w:val="0"/>
+        <w:keepLines w:val="0"/>
+        <w:pageBreakBefore w:val="0"/>
+        <w:widowControl w:val="0"/>
+        <w:kinsoku w:val="0"/>
+        <w:wordWrap/>
+        <w:overflowPunct/>
+        <w:topLinePunct w:val="0"/>
+        <w:autoSpaceDE w:val="0"/>
+        <w:autoSpaceDN w:val="0"/>
         <w:bidi w:val="0"/>
+        <w:adjustRightInd w:val="0"/>
+        <w:snapToGrid w:val="0"/>
+        <w:textAlignment w:val="baseline"/>
         <w:rPr>
           <w:rFonts w:hint="default"/>
           <w:lang w:val="en-US" w:eastAsia="zh-CN"/>
@@ -6122,8 +6976,22 @@
     <w:p>
       <w:pPr>
         <w:pStyle w:val="30"/>
+        <w:keepNext w:val="0"/>
+        <w:keepLines w:val="0"/>
+        <w:pageBreakBefore w:val="0"/>
+        <w:widowControl w:val="0"/>
+        <w:kinsoku w:val="0"/>
+        <w:wordWrap/>
+        <w:overflowPunct/>
+        <w:topLinePunct w:val="0"/>
+        <w:autoSpaceDE w:val="0"/>
+        <w:autoSpaceDN w:val="0"/>
+        <w:bidi w:val="0"/>
+        <w:adjustRightInd w:val="0"/>
+        <w:snapToGrid w:val="0"/>
         <w:ind w:left="0" w:leftChars="0" w:right="0" w:rightChars="0" w:firstLine="0" w:firstLineChars="0"/>
         <w:jc w:val="center"/>
+        <w:textAlignment w:val="baseline"/>
         <w:rPr>
           <w:rFonts w:hint="eastAsia"/>
           <w:lang w:val="en-US" w:eastAsia="zh-CN"/>
@@ -6224,8 +7092,22 @@
     <w:p>
       <w:pPr>
         <w:pStyle w:val="30"/>
+        <w:keepNext w:val="0"/>
+        <w:keepLines w:val="0"/>
+        <w:pageBreakBefore w:val="0"/>
+        <w:widowControl w:val="0"/>
+        <w:kinsoku w:val="0"/>
+        <w:wordWrap/>
+        <w:overflowPunct/>
+        <w:topLinePunct w:val="0"/>
+        <w:autoSpaceDE w:val="0"/>
+        <w:autoSpaceDN w:val="0"/>
+        <w:bidi w:val="0"/>
+        <w:adjustRightInd w:val="0"/>
+        <w:snapToGrid w:val="0"/>
         <w:ind w:left="0" w:leftChars="0" w:right="0" w:rightChars="0" w:firstLine="0" w:firstLineChars="0"/>
         <w:jc w:val="center"/>
+        <w:textAlignment w:val="baseline"/>
       </w:pPr>
       <w:r>
         <w:drawing>
@@ -6274,8 +7156,22 @@
     <w:p>
       <w:pPr>
         <w:pStyle w:val="30"/>
+        <w:keepNext w:val="0"/>
+        <w:keepLines w:val="0"/>
+        <w:pageBreakBefore w:val="0"/>
+        <w:widowControl w:val="0"/>
+        <w:kinsoku w:val="0"/>
+        <w:wordWrap/>
+        <w:overflowPunct/>
+        <w:topLinePunct w:val="0"/>
+        <w:autoSpaceDE w:val="0"/>
+        <w:autoSpaceDN w:val="0"/>
+        <w:bidi w:val="0"/>
+        <w:adjustRightInd w:val="0"/>
+        <w:snapToGrid w:val="0"/>
         <w:ind w:left="0" w:leftChars="0" w:right="0" w:rightChars="0" w:firstLine="0" w:firstLineChars="0"/>
         <w:jc w:val="center"/>
+        <w:textAlignment w:val="baseline"/>
         <w:rPr>
           <w:rFonts w:hint="eastAsia"/>
           <w:lang w:val="en-US" w:eastAsia="zh-CN"/>
@@ -6376,8 +7272,22 @@
     <w:p>
       <w:pPr>
         <w:pStyle w:val="30"/>
+        <w:keepNext w:val="0"/>
+        <w:keepLines w:val="0"/>
+        <w:pageBreakBefore w:val="0"/>
+        <w:widowControl w:val="0"/>
+        <w:kinsoku w:val="0"/>
+        <w:wordWrap/>
+        <w:overflowPunct/>
+        <w:topLinePunct w:val="0"/>
+        <w:autoSpaceDE w:val="0"/>
+        <w:autoSpaceDN w:val="0"/>
+        <w:bidi w:val="0"/>
+        <w:adjustRightInd w:val="0"/>
+        <w:snapToGrid w:val="0"/>
         <w:ind w:left="0" w:leftChars="0" w:right="0" w:rightChars="0" w:firstLine="0" w:firstLineChars="0"/>
         <w:jc w:val="center"/>
+        <w:textAlignment w:val="baseline"/>
       </w:pPr>
       <w:r>
         <w:drawing>
@@ -6426,7 +7336,20 @@
     <w:p>
       <w:pPr>
         <w:pStyle w:val="30"/>
+        <w:keepNext w:val="0"/>
+        <w:keepLines w:val="0"/>
+        <w:pageBreakBefore w:val="0"/>
+        <w:widowControl w:val="0"/>
+        <w:kinsoku w:val="0"/>
+        <w:wordWrap/>
+        <w:overflowPunct/>
+        <w:topLinePunct w:val="0"/>
+        <w:autoSpaceDE w:val="0"/>
+        <w:autoSpaceDN w:val="0"/>
         <w:bidi w:val="0"/>
+        <w:adjustRightInd w:val="0"/>
+        <w:snapToGrid w:val="0"/>
+        <w:textAlignment w:val="baseline"/>
         <w:rPr>
           <w:rFonts w:hint="eastAsia"/>
           <w:lang w:val="en-US" w:eastAsia="zh-CN"/>
@@ -6443,7 +7366,20 @@
     <w:p>
       <w:pPr>
         <w:pStyle w:val="30"/>
+        <w:keepNext w:val="0"/>
+        <w:keepLines w:val="0"/>
+        <w:pageBreakBefore w:val="0"/>
+        <w:widowControl w:val="0"/>
+        <w:kinsoku w:val="0"/>
+        <w:wordWrap/>
+        <w:overflowPunct/>
+        <w:topLinePunct w:val="0"/>
+        <w:autoSpaceDE w:val="0"/>
+        <w:autoSpaceDN w:val="0"/>
         <w:bidi w:val="0"/>
+        <w:adjustRightInd w:val="0"/>
+        <w:snapToGrid w:val="0"/>
+        <w:textAlignment w:val="baseline"/>
         <w:rPr>
           <w:rFonts w:hint="default"/>
           <w:lang w:val="en-US" w:eastAsia="zh-CN"/>
@@ -6460,8 +7396,22 @@
     <w:p>
       <w:pPr>
         <w:pStyle w:val="30"/>
+        <w:keepNext w:val="0"/>
+        <w:keepLines w:val="0"/>
+        <w:pageBreakBefore w:val="0"/>
+        <w:widowControl w:val="0"/>
+        <w:kinsoku w:val="0"/>
+        <w:wordWrap/>
+        <w:overflowPunct/>
+        <w:topLinePunct w:val="0"/>
+        <w:autoSpaceDE w:val="0"/>
+        <w:autoSpaceDN w:val="0"/>
+        <w:bidi w:val="0"/>
+        <w:adjustRightInd w:val="0"/>
+        <w:snapToGrid w:val="0"/>
         <w:ind w:left="0" w:leftChars="0" w:right="0" w:rightChars="0" w:firstLine="0" w:firstLineChars="0"/>
         <w:jc w:val="center"/>
+        <w:textAlignment w:val="baseline"/>
         <w:rPr>
           <w:rFonts w:hint="eastAsia"/>
           <w:lang w:val="en-US" w:eastAsia="zh-CN"/>
@@ -6562,8 +7512,22 @@
     <w:p>
       <w:pPr>
         <w:pStyle w:val="30"/>
+        <w:keepNext w:val="0"/>
+        <w:keepLines w:val="0"/>
+        <w:pageBreakBefore w:val="0"/>
+        <w:widowControl w:val="0"/>
+        <w:kinsoku w:val="0"/>
+        <w:wordWrap/>
+        <w:overflowPunct/>
+        <w:topLinePunct w:val="0"/>
+        <w:autoSpaceDE w:val="0"/>
+        <w:autoSpaceDN w:val="0"/>
+        <w:bidi w:val="0"/>
+        <w:adjustRightInd w:val="0"/>
+        <w:snapToGrid w:val="0"/>
         <w:ind w:left="0" w:leftChars="0" w:right="0" w:rightChars="0" w:firstLine="0" w:firstLineChars="0"/>
         <w:jc w:val="center"/>
+        <w:textAlignment w:val="baseline"/>
         <w:rPr>
           <w:rFonts w:hint="default"/>
           <w:lang w:val="en-US" w:eastAsia="zh-CN"/>
@@ -6615,6 +7579,20 @@
     </w:p>
     <w:p>
       <w:pPr>
+        <w:keepNext w:val="0"/>
+        <w:keepLines w:val="0"/>
+        <w:pageBreakBefore w:val="0"/>
+        <w:widowControl w:val="0"/>
+        <w:kinsoku w:val="0"/>
+        <w:wordWrap/>
+        <w:overflowPunct/>
+        <w:topLinePunct w:val="0"/>
+        <w:autoSpaceDE w:val="0"/>
+        <w:autoSpaceDN w:val="0"/>
+        <w:bidi w:val="0"/>
+        <w:adjustRightInd w:val="0"/>
+        <w:snapToGrid w:val="0"/>
+        <w:textAlignment w:val="baseline"/>
         <w:rPr>
           <w:rFonts w:hint="eastAsia"/>
           <w:lang w:val="en-US" w:eastAsia="zh-CN"/>
@@ -6631,8 +7609,22 @@
     <w:p>
       <w:pPr>
         <w:pStyle w:val="30"/>
+        <w:keepNext w:val="0"/>
+        <w:keepLines w:val="0"/>
+        <w:pageBreakBefore w:val="0"/>
+        <w:widowControl w:val="0"/>
+        <w:kinsoku w:val="0"/>
+        <w:wordWrap/>
+        <w:overflowPunct/>
+        <w:topLinePunct w:val="0"/>
+        <w:autoSpaceDE w:val="0"/>
+        <w:autoSpaceDN w:val="0"/>
+        <w:bidi w:val="0"/>
+        <w:adjustRightInd w:val="0"/>
+        <w:snapToGrid w:val="0"/>
         <w:ind w:left="0" w:leftChars="0" w:right="0" w:rightChars="0" w:firstLine="0" w:firstLineChars="0"/>
         <w:jc w:val="center"/>
+        <w:textAlignment w:val="baseline"/>
         <w:rPr>
           <w:rFonts w:hint="default"/>
           <w:lang w:val="en-US" w:eastAsia="zh-CN"/>
@@ -6733,8 +7725,22 @@
     <w:p>
       <w:pPr>
         <w:pStyle w:val="30"/>
+        <w:keepNext w:val="0"/>
+        <w:keepLines w:val="0"/>
+        <w:pageBreakBefore w:val="0"/>
+        <w:widowControl w:val="0"/>
+        <w:kinsoku w:val="0"/>
+        <w:wordWrap/>
+        <w:overflowPunct/>
+        <w:topLinePunct w:val="0"/>
+        <w:autoSpaceDE w:val="0"/>
+        <w:autoSpaceDN w:val="0"/>
+        <w:bidi w:val="0"/>
+        <w:adjustRightInd w:val="0"/>
+        <w:snapToGrid w:val="0"/>
         <w:ind w:left="0" w:leftChars="0" w:right="0" w:rightChars="0" w:firstLine="0" w:firstLineChars="0"/>
         <w:jc w:val="center"/>
+        <w:textAlignment w:val="baseline"/>
       </w:pPr>
       <w:r>
         <w:drawing>
@@ -6783,8 +7789,22 @@
     <w:p>
       <w:pPr>
         <w:pStyle w:val="30"/>
+        <w:keepNext w:val="0"/>
+        <w:keepLines w:val="0"/>
+        <w:pageBreakBefore w:val="0"/>
+        <w:widowControl w:val="0"/>
+        <w:kinsoku w:val="0"/>
+        <w:wordWrap/>
+        <w:overflowPunct/>
+        <w:topLinePunct w:val="0"/>
+        <w:autoSpaceDE w:val="0"/>
+        <w:autoSpaceDN w:val="0"/>
+        <w:bidi w:val="0"/>
+        <w:adjustRightInd w:val="0"/>
+        <w:snapToGrid w:val="0"/>
         <w:ind w:left="0" w:leftChars="0" w:right="0" w:rightChars="0" w:firstLine="0" w:firstLineChars="0"/>
         <w:jc w:val="center"/>
+        <w:textAlignment w:val="baseline"/>
         <w:rPr>
           <w:rFonts w:hint="default"/>
           <w:lang w:val="en-US" w:eastAsia="zh-CN"/>
@@ -6794,7 +7814,20 @@
     <w:p>
       <w:pPr>
         <w:pStyle w:val="30"/>
+        <w:keepNext w:val="0"/>
+        <w:keepLines w:val="0"/>
+        <w:pageBreakBefore w:val="0"/>
+        <w:widowControl w:val="0"/>
+        <w:kinsoku w:val="0"/>
+        <w:wordWrap/>
+        <w:overflowPunct/>
+        <w:topLinePunct w:val="0"/>
+        <w:autoSpaceDE w:val="0"/>
+        <w:autoSpaceDN w:val="0"/>
         <w:bidi w:val="0"/>
+        <w:adjustRightInd w:val="0"/>
+        <w:snapToGrid w:val="0"/>
+        <w:textAlignment w:val="baseline"/>
         <w:rPr>
           <w:rFonts w:hint="eastAsia"/>
           <w:lang w:val="en-US" w:eastAsia="zh-CN"/>
@@ -6811,8 +7844,22 @@
     <w:p>
       <w:pPr>
         <w:pStyle w:val="30"/>
+        <w:keepNext w:val="0"/>
+        <w:keepLines w:val="0"/>
+        <w:pageBreakBefore w:val="0"/>
+        <w:widowControl w:val="0"/>
+        <w:kinsoku w:val="0"/>
+        <w:wordWrap/>
+        <w:overflowPunct/>
+        <w:topLinePunct w:val="0"/>
+        <w:autoSpaceDE w:val="0"/>
+        <w:autoSpaceDN w:val="0"/>
+        <w:bidi w:val="0"/>
+        <w:adjustRightInd w:val="0"/>
+        <w:snapToGrid w:val="0"/>
         <w:ind w:left="0" w:leftChars="0" w:right="0" w:rightChars="0" w:firstLine="0" w:firstLineChars="0"/>
         <w:jc w:val="center"/>
+        <w:textAlignment w:val="baseline"/>
         <w:rPr>
           <w:rFonts w:hint="eastAsia"/>
           <w:lang w:val="en-US" w:eastAsia="zh-CN"/>
@@ -6913,8 +7960,22 @@
     <w:p>
       <w:pPr>
         <w:pStyle w:val="30"/>
+        <w:keepNext w:val="0"/>
+        <w:keepLines w:val="0"/>
+        <w:pageBreakBefore w:val="0"/>
+        <w:widowControl w:val="0"/>
+        <w:kinsoku w:val="0"/>
+        <w:wordWrap/>
+        <w:overflowPunct/>
+        <w:topLinePunct w:val="0"/>
+        <w:autoSpaceDE w:val="0"/>
+        <w:autoSpaceDN w:val="0"/>
+        <w:bidi w:val="0"/>
+        <w:adjustRightInd w:val="0"/>
+        <w:snapToGrid w:val="0"/>
         <w:ind w:left="0" w:leftChars="0" w:right="0" w:rightChars="0" w:firstLine="0" w:firstLineChars="0"/>
         <w:jc w:val="center"/>
+        <w:textAlignment w:val="baseline"/>
       </w:pPr>
       <w:r>
         <w:drawing>
@@ -6963,8 +8024,22 @@
     <w:p>
       <w:pPr>
         <w:pStyle w:val="30"/>
+        <w:keepNext w:val="0"/>
+        <w:keepLines w:val="0"/>
+        <w:pageBreakBefore w:val="0"/>
+        <w:widowControl w:val="0"/>
+        <w:kinsoku w:val="0"/>
+        <w:wordWrap/>
+        <w:overflowPunct/>
+        <w:topLinePunct w:val="0"/>
+        <w:autoSpaceDE w:val="0"/>
+        <w:autoSpaceDN w:val="0"/>
+        <w:bidi w:val="0"/>
+        <w:adjustRightInd w:val="0"/>
+        <w:snapToGrid w:val="0"/>
         <w:ind w:left="0" w:leftChars="0" w:right="0" w:rightChars="0" w:firstLine="0" w:firstLineChars="0"/>
         <w:jc w:val="center"/>
+        <w:textAlignment w:val="baseline"/>
         <w:rPr>
           <w:rFonts w:hint="default"/>
           <w:lang w:val="en-US" w:eastAsia="zh-CN"/>
@@ -7065,8 +8140,22 @@
     <w:p>
       <w:pPr>
         <w:pStyle w:val="30"/>
+        <w:keepNext w:val="0"/>
+        <w:keepLines w:val="0"/>
+        <w:pageBreakBefore w:val="0"/>
+        <w:widowControl w:val="0"/>
+        <w:kinsoku w:val="0"/>
+        <w:wordWrap/>
+        <w:overflowPunct/>
+        <w:topLinePunct w:val="0"/>
+        <w:autoSpaceDE w:val="0"/>
+        <w:autoSpaceDN w:val="0"/>
+        <w:bidi w:val="0"/>
+        <w:adjustRightInd w:val="0"/>
+        <w:snapToGrid w:val="0"/>
         <w:ind w:left="0" w:leftChars="0" w:right="0" w:rightChars="0" w:firstLine="0" w:firstLineChars="0"/>
         <w:jc w:val="center"/>
+        <w:textAlignment w:val="baseline"/>
       </w:pPr>
       <w:r>
         <w:drawing>
@@ -7114,6 +8203,20 @@
     </w:p>
     <w:p>
       <w:pPr>
+        <w:keepNext w:val="0"/>
+        <w:keepLines w:val="0"/>
+        <w:pageBreakBefore w:val="0"/>
+        <w:widowControl w:val="0"/>
+        <w:kinsoku w:val="0"/>
+        <w:wordWrap/>
+        <w:overflowPunct/>
+        <w:topLinePunct w:val="0"/>
+        <w:autoSpaceDE w:val="0"/>
+        <w:autoSpaceDN w:val="0"/>
+        <w:bidi w:val="0"/>
+        <w:adjustRightInd w:val="0"/>
+        <w:snapToGrid w:val="0"/>
+        <w:textAlignment w:val="baseline"/>
         <w:rPr>
           <w:rFonts w:hint="eastAsia"/>
           <w:lang w:val="en-US" w:eastAsia="zh-CN"/>
@@ -7130,8 +8233,22 @@
     <w:p>
       <w:pPr>
         <w:pStyle w:val="30"/>
+        <w:keepNext w:val="0"/>
+        <w:keepLines w:val="0"/>
+        <w:pageBreakBefore w:val="0"/>
+        <w:widowControl w:val="0"/>
+        <w:kinsoku w:val="0"/>
+        <w:wordWrap/>
+        <w:overflowPunct/>
+        <w:topLinePunct w:val="0"/>
+        <w:autoSpaceDE w:val="0"/>
+        <w:autoSpaceDN w:val="0"/>
+        <w:bidi w:val="0"/>
+        <w:adjustRightInd w:val="0"/>
+        <w:snapToGrid w:val="0"/>
         <w:ind w:left="0" w:leftChars="0" w:right="0" w:rightChars="0" w:firstLine="0" w:firstLineChars="0"/>
         <w:jc w:val="center"/>
+        <w:textAlignment w:val="baseline"/>
         <w:rPr>
           <w:rFonts w:hint="eastAsia"/>
           <w:lang w:val="en-US" w:eastAsia="zh-CN"/>
@@ -7232,8 +8349,22 @@
     <w:p>
       <w:pPr>
         <w:pStyle w:val="30"/>
+        <w:keepNext w:val="0"/>
+        <w:keepLines w:val="0"/>
+        <w:pageBreakBefore w:val="0"/>
+        <w:widowControl w:val="0"/>
+        <w:kinsoku w:val="0"/>
+        <w:wordWrap/>
+        <w:overflowPunct/>
+        <w:topLinePunct w:val="0"/>
+        <w:autoSpaceDE w:val="0"/>
+        <w:autoSpaceDN w:val="0"/>
+        <w:bidi w:val="0"/>
+        <w:adjustRightInd w:val="0"/>
+        <w:snapToGrid w:val="0"/>
         <w:ind w:left="0" w:leftChars="0" w:right="0" w:rightChars="0" w:firstLine="0" w:firstLineChars="0"/>
         <w:jc w:val="center"/>
+        <w:textAlignment w:val="baseline"/>
       </w:pPr>
       <w:r>
         <w:drawing>
@@ -7282,7 +8413,20 @@
     <w:p>
       <w:pPr>
         <w:pStyle w:val="30"/>
+        <w:keepNext w:val="0"/>
+        <w:keepLines w:val="0"/>
+        <w:pageBreakBefore w:val="0"/>
+        <w:widowControl w:val="0"/>
+        <w:kinsoku w:val="0"/>
+        <w:wordWrap/>
+        <w:overflowPunct/>
+        <w:topLinePunct w:val="0"/>
+        <w:autoSpaceDE w:val="0"/>
+        <w:autoSpaceDN w:val="0"/>
         <w:bidi w:val="0"/>
+        <w:adjustRightInd w:val="0"/>
+        <w:snapToGrid w:val="0"/>
+        <w:textAlignment w:val="baseline"/>
         <w:rPr>
           <w:rFonts w:hint="default"/>
           <w:lang w:val="en-US" w:eastAsia="zh-CN"/>
@@ -7313,8 +8457,22 @@
     <w:p>
       <w:pPr>
         <w:pStyle w:val="30"/>
+        <w:keepNext w:val="0"/>
+        <w:keepLines w:val="0"/>
+        <w:pageBreakBefore w:val="0"/>
+        <w:widowControl w:val="0"/>
+        <w:kinsoku w:val="0"/>
+        <w:wordWrap/>
+        <w:overflowPunct/>
+        <w:topLinePunct w:val="0"/>
+        <w:autoSpaceDE w:val="0"/>
+        <w:autoSpaceDN w:val="0"/>
+        <w:bidi w:val="0"/>
+        <w:adjustRightInd w:val="0"/>
+        <w:snapToGrid w:val="0"/>
         <w:ind w:left="0" w:leftChars="0" w:right="0" w:rightChars="0" w:firstLine="0" w:firstLineChars="0"/>
         <w:jc w:val="center"/>
+        <w:textAlignment w:val="baseline"/>
         <w:rPr>
           <w:rFonts w:hint="eastAsia"/>
           <w:lang w:val="en-US" w:eastAsia="zh-CN"/>
@@ -7415,8 +8573,22 @@
     <w:p>
       <w:pPr>
         <w:pStyle w:val="30"/>
+        <w:keepNext w:val="0"/>
+        <w:keepLines w:val="0"/>
+        <w:pageBreakBefore w:val="0"/>
+        <w:widowControl w:val="0"/>
+        <w:kinsoku w:val="0"/>
+        <w:wordWrap/>
+        <w:overflowPunct/>
+        <w:topLinePunct w:val="0"/>
+        <w:autoSpaceDE w:val="0"/>
+        <w:autoSpaceDN w:val="0"/>
+        <w:bidi w:val="0"/>
+        <w:adjustRightInd w:val="0"/>
+        <w:snapToGrid w:val="0"/>
         <w:ind w:left="0" w:leftChars="0" w:right="0" w:rightChars="0" w:firstLine="0" w:firstLineChars="0"/>
         <w:jc w:val="center"/>
+        <w:textAlignment w:val="baseline"/>
       </w:pPr>
       <w:r>
         <w:drawing>
@@ -7465,8 +8637,22 @@
     <w:p>
       <w:pPr>
         <w:pStyle w:val="30"/>
+        <w:keepNext w:val="0"/>
+        <w:keepLines w:val="0"/>
+        <w:pageBreakBefore w:val="0"/>
+        <w:widowControl w:val="0"/>
+        <w:kinsoku w:val="0"/>
+        <w:wordWrap/>
+        <w:overflowPunct/>
+        <w:topLinePunct w:val="0"/>
+        <w:autoSpaceDE w:val="0"/>
+        <w:autoSpaceDN w:val="0"/>
+        <w:bidi w:val="0"/>
+        <w:adjustRightInd w:val="0"/>
+        <w:snapToGrid w:val="0"/>
         <w:ind w:left="0" w:leftChars="0" w:right="0" w:rightChars="0" w:firstLine="0" w:firstLineChars="0"/>
         <w:jc w:val="center"/>
+        <w:textAlignment w:val="baseline"/>
         <w:rPr>
           <w:rFonts w:hint="default"/>
           <w:lang w:val="en-US" w:eastAsia="zh-CN"/>
@@ -7567,8 +8753,22 @@
     <w:p>
       <w:pPr>
         <w:pStyle w:val="30"/>
+        <w:keepNext w:val="0"/>
+        <w:keepLines w:val="0"/>
+        <w:pageBreakBefore w:val="0"/>
+        <w:widowControl w:val="0"/>
+        <w:kinsoku w:val="0"/>
+        <w:wordWrap/>
+        <w:overflowPunct/>
+        <w:topLinePunct w:val="0"/>
+        <w:autoSpaceDE w:val="0"/>
+        <w:autoSpaceDN w:val="0"/>
+        <w:bidi w:val="0"/>
+        <w:adjustRightInd w:val="0"/>
+        <w:snapToGrid w:val="0"/>
         <w:ind w:left="0" w:leftChars="0" w:right="0" w:rightChars="0" w:firstLine="0" w:firstLineChars="0"/>
         <w:jc w:val="center"/>
+        <w:textAlignment w:val="baseline"/>
       </w:pPr>
       <w:r>
         <w:drawing>
@@ -7617,8 +8817,22 @@
     <w:p>
       <w:pPr>
         <w:pStyle w:val="30"/>
+        <w:keepNext w:val="0"/>
+        <w:keepLines w:val="0"/>
+        <w:pageBreakBefore w:val="0"/>
+        <w:widowControl w:val="0"/>
+        <w:kinsoku w:val="0"/>
+        <w:wordWrap/>
+        <w:overflowPunct/>
+        <w:topLinePunct w:val="0"/>
+        <w:autoSpaceDE w:val="0"/>
+        <w:autoSpaceDN w:val="0"/>
+        <w:bidi w:val="0"/>
+        <w:adjustRightInd w:val="0"/>
+        <w:snapToGrid w:val="0"/>
         <w:ind w:left="0" w:leftChars="0" w:right="0" w:rightChars="0" w:firstLine="0" w:firstLineChars="0"/>
         <w:jc w:val="center"/>
+        <w:textAlignment w:val="baseline"/>
         <w:rPr>
           <w:rFonts w:hint="eastAsia"/>
           <w:lang w:val="en-US" w:eastAsia="zh-CN"/>
@@ -7719,8 +8933,22 @@
     <w:p>
       <w:pPr>
         <w:pStyle w:val="30"/>
+        <w:keepNext w:val="0"/>
+        <w:keepLines w:val="0"/>
+        <w:pageBreakBefore w:val="0"/>
+        <w:widowControl w:val="0"/>
+        <w:kinsoku w:val="0"/>
+        <w:wordWrap/>
+        <w:overflowPunct/>
+        <w:topLinePunct w:val="0"/>
+        <w:autoSpaceDE w:val="0"/>
+        <w:autoSpaceDN w:val="0"/>
+        <w:bidi w:val="0"/>
+        <w:adjustRightInd w:val="0"/>
+        <w:snapToGrid w:val="0"/>
         <w:ind w:left="0" w:leftChars="0" w:right="0" w:rightChars="0" w:firstLine="0" w:firstLineChars="0"/>
         <w:jc w:val="center"/>
+        <w:textAlignment w:val="baseline"/>
       </w:pPr>
       <w:r>
         <w:drawing>
@@ -7769,8 +8997,22 @@
     <w:p>
       <w:pPr>
         <w:pStyle w:val="30"/>
+        <w:keepNext w:val="0"/>
+        <w:keepLines w:val="0"/>
+        <w:pageBreakBefore w:val="0"/>
+        <w:widowControl w:val="0"/>
+        <w:kinsoku w:val="0"/>
+        <w:wordWrap/>
+        <w:overflowPunct/>
+        <w:topLinePunct w:val="0"/>
+        <w:autoSpaceDE w:val="0"/>
+        <w:autoSpaceDN w:val="0"/>
+        <w:bidi w:val="0"/>
+        <w:adjustRightInd w:val="0"/>
+        <w:snapToGrid w:val="0"/>
         <w:ind w:left="0" w:leftChars="0" w:right="0" w:rightChars="0" w:firstLine="0" w:firstLineChars="0"/>
         <w:jc w:val="center"/>
+        <w:textAlignment w:val="baseline"/>
         <w:rPr>
           <w:rFonts w:hint="default"/>
           <w:lang w:val="en-US" w:eastAsia="zh-CN"/>
@@ -7823,17 +9065,30 @@
     <w:p>
       <w:pPr>
         <w:pStyle w:val="31"/>
+        <w:keepNext w:val="0"/>
+        <w:keepLines w:val="0"/>
+        <w:pageBreakBefore w:val="0"/>
+        <w:widowControl w:val="0"/>
         <w:numPr>
           <w:ilvl w:val="1"/>
           <w:numId w:val="1"/>
         </w:numPr>
+        <w:kinsoku w:val="0"/>
+        <w:wordWrap/>
+        <w:overflowPunct/>
+        <w:topLinePunct w:val="0"/>
+        <w:autoSpaceDE w:val="0"/>
+        <w:autoSpaceDN w:val="0"/>
         <w:bidi w:val="0"/>
+        <w:adjustRightInd w:val="0"/>
+        <w:snapToGrid w:val="0"/>
+        <w:textAlignment w:val="baseline"/>
         <w:rPr>
           <w:rFonts w:hint="default"/>
           <w:lang w:val="en-US" w:eastAsia="zh-CN"/>
         </w:rPr>
       </w:pPr>
-      <w:bookmarkStart w:id="16" w:name="_Toc31463"/>
+      <w:bookmarkStart w:id="16" w:name="_Toc13203"/>
       <w:r>
         <w:rPr>
           <w:rFonts w:hint="eastAsia"/>
@@ -7846,13 +9101,26 @@
     <w:p>
       <w:pPr>
         <w:pStyle w:val="32"/>
+        <w:keepNext w:val="0"/>
+        <w:keepLines w:val="0"/>
+        <w:pageBreakBefore w:val="0"/>
+        <w:widowControl w:val="0"/>
+        <w:kinsoku w:val="0"/>
+        <w:wordWrap/>
+        <w:overflowPunct/>
+        <w:topLinePunct w:val="0"/>
+        <w:autoSpaceDE w:val="0"/>
+        <w:autoSpaceDN w:val="0"/>
         <w:bidi w:val="0"/>
+        <w:adjustRightInd w:val="0"/>
+        <w:snapToGrid w:val="0"/>
+        <w:textAlignment w:val="baseline"/>
         <w:rPr>
           <w:rFonts w:hint="eastAsia"/>
           <w:lang w:val="en-US" w:eastAsia="zh-CN"/>
         </w:rPr>
       </w:pPr>
-      <w:bookmarkStart w:id="17" w:name="_Toc30696"/>
+      <w:bookmarkStart w:id="17" w:name="_Toc29134"/>
       <w:r>
         <w:rPr>
           <w:rFonts w:hint="eastAsia"/>
@@ -7865,6 +9133,20 @@
     <w:p>
       <w:pPr>
         <w:pStyle w:val="30"/>
+        <w:keepNext w:val="0"/>
+        <w:keepLines w:val="0"/>
+        <w:pageBreakBefore w:val="0"/>
+        <w:widowControl w:val="0"/>
+        <w:kinsoku w:val="0"/>
+        <w:wordWrap/>
+        <w:overflowPunct/>
+        <w:topLinePunct w:val="0"/>
+        <w:autoSpaceDE w:val="0"/>
+        <w:autoSpaceDN w:val="0"/>
+        <w:bidi w:val="0"/>
+        <w:adjustRightInd w:val="0"/>
+        <w:snapToGrid w:val="0"/>
+        <w:textAlignment w:val="baseline"/>
         <w:rPr>
           <w:rFonts w:hint="eastAsia"/>
           <w:lang w:val="en-US" w:eastAsia="zh-CN"/>
@@ -7890,13 +9172,26 @@
     <w:p>
       <w:pPr>
         <w:pStyle w:val="32"/>
+        <w:keepNext w:val="0"/>
+        <w:keepLines w:val="0"/>
+        <w:pageBreakBefore w:val="0"/>
+        <w:widowControl w:val="0"/>
+        <w:kinsoku w:val="0"/>
+        <w:wordWrap/>
+        <w:overflowPunct/>
+        <w:topLinePunct w:val="0"/>
+        <w:autoSpaceDE w:val="0"/>
+        <w:autoSpaceDN w:val="0"/>
         <w:bidi w:val="0"/>
+        <w:adjustRightInd w:val="0"/>
+        <w:snapToGrid w:val="0"/>
+        <w:textAlignment w:val="baseline"/>
         <w:rPr>
           <w:rFonts w:hint="eastAsia"/>
           <w:lang w:val="en-US" w:eastAsia="zh-CN"/>
         </w:rPr>
       </w:pPr>
-      <w:bookmarkStart w:id="18" w:name="_Toc1167"/>
+      <w:bookmarkStart w:id="18" w:name="_Toc22649"/>
       <w:r>
         <w:rPr>
           <w:rFonts w:hint="eastAsia"/>
@@ -7909,6 +9204,20 @@
     <w:p>
       <w:pPr>
         <w:pStyle w:val="30"/>
+        <w:keepNext w:val="0"/>
+        <w:keepLines w:val="0"/>
+        <w:pageBreakBefore w:val="0"/>
+        <w:widowControl w:val="0"/>
+        <w:kinsoku w:val="0"/>
+        <w:wordWrap/>
+        <w:overflowPunct/>
+        <w:topLinePunct w:val="0"/>
+        <w:autoSpaceDE w:val="0"/>
+        <w:autoSpaceDN w:val="0"/>
+        <w:bidi w:val="0"/>
+        <w:adjustRightInd w:val="0"/>
+        <w:snapToGrid w:val="0"/>
+        <w:textAlignment w:val="baseline"/>
         <w:rPr>
           <w:rFonts w:hint="default"/>
           <w:lang w:val="en-US" w:eastAsia="zh-CN"/>
@@ -7925,13 +9234,26 @@
     <w:p>
       <w:pPr>
         <w:pStyle w:val="32"/>
+        <w:keepNext w:val="0"/>
+        <w:keepLines w:val="0"/>
+        <w:pageBreakBefore w:val="0"/>
+        <w:widowControl w:val="0"/>
+        <w:kinsoku w:val="0"/>
+        <w:wordWrap/>
+        <w:overflowPunct/>
+        <w:topLinePunct w:val="0"/>
+        <w:autoSpaceDE w:val="0"/>
+        <w:autoSpaceDN w:val="0"/>
         <w:bidi w:val="0"/>
+        <w:adjustRightInd w:val="0"/>
+        <w:snapToGrid w:val="0"/>
+        <w:textAlignment w:val="baseline"/>
         <w:rPr>
           <w:rFonts w:hint="eastAsia"/>
           <w:lang w:val="en-US" w:eastAsia="zh-CN"/>
         </w:rPr>
       </w:pPr>
-      <w:bookmarkStart w:id="19" w:name="_Toc24968"/>
+      <w:bookmarkStart w:id="19" w:name="_Toc6356"/>
       <w:r>
         <w:rPr>
           <w:rFonts w:hint="eastAsia"/>
@@ -7944,6 +9266,20 @@
     <w:p>
       <w:pPr>
         <w:pStyle w:val="30"/>
+        <w:keepNext w:val="0"/>
+        <w:keepLines w:val="0"/>
+        <w:pageBreakBefore w:val="0"/>
+        <w:widowControl w:val="0"/>
+        <w:kinsoku w:val="0"/>
+        <w:wordWrap/>
+        <w:overflowPunct/>
+        <w:topLinePunct w:val="0"/>
+        <w:autoSpaceDE w:val="0"/>
+        <w:autoSpaceDN w:val="0"/>
+        <w:bidi w:val="0"/>
+        <w:adjustRightInd w:val="0"/>
+        <w:snapToGrid w:val="0"/>
+        <w:textAlignment w:val="baseline"/>
         <w:rPr>
           <w:rFonts w:hint="eastAsia"/>
           <w:lang w:val="en-US" w:eastAsia="zh-CN"/>
@@ -8010,13 +9346,26 @@
     <w:p>
       <w:pPr>
         <w:pStyle w:val="32"/>
+        <w:keepNext w:val="0"/>
+        <w:keepLines w:val="0"/>
+        <w:pageBreakBefore w:val="0"/>
+        <w:widowControl w:val="0"/>
+        <w:kinsoku w:val="0"/>
+        <w:wordWrap/>
+        <w:overflowPunct/>
+        <w:topLinePunct w:val="0"/>
+        <w:autoSpaceDE w:val="0"/>
+        <w:autoSpaceDN w:val="0"/>
         <w:bidi w:val="0"/>
+        <w:adjustRightInd w:val="0"/>
+        <w:snapToGrid w:val="0"/>
+        <w:textAlignment w:val="baseline"/>
         <w:rPr>
           <w:rFonts w:hint="default"/>
           <w:lang w:val="en-US" w:eastAsia="zh-CN"/>
         </w:rPr>
       </w:pPr>
-      <w:bookmarkStart w:id="20" w:name="_Toc22525"/>
+      <w:bookmarkStart w:id="20" w:name="_Toc12634"/>
       <w:r>
         <w:rPr>
           <w:rFonts w:hint="eastAsia"/>
@@ -8029,6 +9378,20 @@
     <w:p>
       <w:pPr>
         <w:pStyle w:val="30"/>
+        <w:keepNext w:val="0"/>
+        <w:keepLines w:val="0"/>
+        <w:pageBreakBefore w:val="0"/>
+        <w:widowControl w:val="0"/>
+        <w:kinsoku w:val="0"/>
+        <w:wordWrap/>
+        <w:overflowPunct/>
+        <w:topLinePunct w:val="0"/>
+        <w:autoSpaceDE w:val="0"/>
+        <w:autoSpaceDN w:val="0"/>
+        <w:bidi w:val="0"/>
+        <w:adjustRightInd w:val="0"/>
+        <w:snapToGrid w:val="0"/>
+        <w:textAlignment w:val="baseline"/>
         <w:rPr>
           <w:rFonts w:hint="eastAsia"/>
           <w:lang w:val="en-US" w:eastAsia="zh-CN"/>
@@ -8045,6 +9408,20 @@
     <w:p>
       <w:pPr>
         <w:pStyle w:val="30"/>
+        <w:keepNext w:val="0"/>
+        <w:keepLines w:val="0"/>
+        <w:pageBreakBefore w:val="0"/>
+        <w:widowControl w:val="0"/>
+        <w:kinsoku w:val="0"/>
+        <w:wordWrap/>
+        <w:overflowPunct/>
+        <w:topLinePunct w:val="0"/>
+        <w:autoSpaceDE w:val="0"/>
+        <w:autoSpaceDN w:val="0"/>
+        <w:bidi w:val="0"/>
+        <w:adjustRightInd w:val="0"/>
+        <w:snapToGrid w:val="0"/>
+        <w:textAlignment w:val="baseline"/>
       </w:pPr>
       <w:r>
         <w:drawing>
@@ -8093,6 +9470,20 @@
     <w:p>
       <w:pPr>
         <w:pStyle w:val="30"/>
+        <w:keepNext w:val="0"/>
+        <w:keepLines w:val="0"/>
+        <w:pageBreakBefore w:val="0"/>
+        <w:widowControl w:val="0"/>
+        <w:kinsoku w:val="0"/>
+        <w:wordWrap/>
+        <w:overflowPunct/>
+        <w:topLinePunct w:val="0"/>
+        <w:autoSpaceDE w:val="0"/>
+        <w:autoSpaceDN w:val="0"/>
+        <w:bidi w:val="0"/>
+        <w:adjustRightInd w:val="0"/>
+        <w:snapToGrid w:val="0"/>
+        <w:textAlignment w:val="baseline"/>
         <w:rPr>
           <w:rFonts w:hint="eastAsia"/>
           <w:lang w:val="en-US" w:eastAsia="zh-CN"/>
@@ -8109,6 +9500,20 @@
     <w:p>
       <w:pPr>
         <w:pStyle w:val="30"/>
+        <w:keepNext w:val="0"/>
+        <w:keepLines w:val="0"/>
+        <w:pageBreakBefore w:val="0"/>
+        <w:widowControl w:val="0"/>
+        <w:kinsoku w:val="0"/>
+        <w:wordWrap/>
+        <w:overflowPunct/>
+        <w:topLinePunct w:val="0"/>
+        <w:autoSpaceDE w:val="0"/>
+        <w:autoSpaceDN w:val="0"/>
+        <w:bidi w:val="0"/>
+        <w:adjustRightInd w:val="0"/>
+        <w:snapToGrid w:val="0"/>
+        <w:textAlignment w:val="baseline"/>
       </w:pPr>
       <w:r>
         <w:drawing>
@@ -8157,6 +9562,20 @@
     <w:p>
       <w:pPr>
         <w:pStyle w:val="30"/>
+        <w:keepNext w:val="0"/>
+        <w:keepLines w:val="0"/>
+        <w:pageBreakBefore w:val="0"/>
+        <w:widowControl w:val="0"/>
+        <w:kinsoku w:val="0"/>
+        <w:wordWrap/>
+        <w:overflowPunct/>
+        <w:topLinePunct w:val="0"/>
+        <w:autoSpaceDE w:val="0"/>
+        <w:autoSpaceDN w:val="0"/>
+        <w:bidi w:val="0"/>
+        <w:adjustRightInd w:val="0"/>
+        <w:snapToGrid w:val="0"/>
+        <w:textAlignment w:val="baseline"/>
         <w:rPr>
           <w:rFonts w:hint="default"/>
           <w:lang w:val="en-US" w:eastAsia="zh-CN"/>
@@ -8216,17 +9635,30 @@
     <w:p>
       <w:pPr>
         <w:pStyle w:val="31"/>
+        <w:keepNext w:val="0"/>
+        <w:keepLines w:val="0"/>
+        <w:pageBreakBefore w:val="0"/>
+        <w:widowControl w:val="0"/>
         <w:numPr>
           <w:ilvl w:val="1"/>
           <w:numId w:val="1"/>
         </w:numPr>
+        <w:kinsoku w:val="0"/>
+        <w:wordWrap/>
+        <w:overflowPunct/>
+        <w:topLinePunct w:val="0"/>
+        <w:autoSpaceDE w:val="0"/>
+        <w:autoSpaceDN w:val="0"/>
         <w:bidi w:val="0"/>
+        <w:adjustRightInd w:val="0"/>
+        <w:snapToGrid w:val="0"/>
+        <w:textAlignment w:val="baseline"/>
         <w:rPr>
           <w:rFonts w:hint="default"/>
           <w:lang w:val="en-US" w:eastAsia="zh-CN"/>
         </w:rPr>
       </w:pPr>
-      <w:bookmarkStart w:id="21" w:name="_Toc18925"/>
+      <w:bookmarkStart w:id="21" w:name="_Toc30452"/>
       <w:r>
         <w:rPr>
           <w:rFonts w:hint="eastAsia"/>
@@ -8239,7 +9671,20 @@
     <w:p>
       <w:pPr>
         <w:pStyle w:val="30"/>
+        <w:keepNext w:val="0"/>
+        <w:keepLines w:val="0"/>
+        <w:pageBreakBefore w:val="0"/>
+        <w:widowControl w:val="0"/>
+        <w:kinsoku w:val="0"/>
+        <w:wordWrap/>
+        <w:overflowPunct/>
+        <w:topLinePunct w:val="0"/>
+        <w:autoSpaceDE w:val="0"/>
+        <w:autoSpaceDN w:val="0"/>
         <w:bidi w:val="0"/>
+        <w:adjustRightInd w:val="0"/>
+        <w:snapToGrid w:val="0"/>
+        <w:textAlignment w:val="baseline"/>
         <w:rPr>
           <w:rFonts w:hint="default"/>
           <w:lang w:val="en-US" w:eastAsia="zh-CN"/>
@@ -8256,13 +9701,26 @@
     <w:p>
       <w:pPr>
         <w:pStyle w:val="32"/>
+        <w:keepNext w:val="0"/>
+        <w:keepLines w:val="0"/>
+        <w:pageBreakBefore w:val="0"/>
+        <w:widowControl w:val="0"/>
+        <w:kinsoku w:val="0"/>
+        <w:wordWrap/>
+        <w:overflowPunct/>
+        <w:topLinePunct w:val="0"/>
+        <w:autoSpaceDE w:val="0"/>
+        <w:autoSpaceDN w:val="0"/>
         <w:bidi w:val="0"/>
+        <w:adjustRightInd w:val="0"/>
+        <w:snapToGrid w:val="0"/>
+        <w:textAlignment w:val="baseline"/>
         <w:rPr>
           <w:rFonts w:hint="default"/>
           <w:lang w:val="en-US" w:eastAsia="zh-CN"/>
         </w:rPr>
       </w:pPr>
-      <w:bookmarkStart w:id="22" w:name="_Toc15331"/>
+      <w:bookmarkStart w:id="22" w:name="_Toc25807"/>
       <w:r>
         <w:rPr>
           <w:rFonts w:hint="default"/>
@@ -8275,7 +9733,20 @@
     <w:p>
       <w:pPr>
         <w:pStyle w:val="30"/>
+        <w:keepNext w:val="0"/>
+        <w:keepLines w:val="0"/>
+        <w:pageBreakBefore w:val="0"/>
+        <w:widowControl w:val="0"/>
+        <w:kinsoku w:val="0"/>
+        <w:wordWrap/>
+        <w:overflowPunct/>
+        <w:topLinePunct w:val="0"/>
+        <w:autoSpaceDE w:val="0"/>
+        <w:autoSpaceDN w:val="0"/>
         <w:bidi w:val="0"/>
+        <w:adjustRightInd w:val="0"/>
+        <w:snapToGrid w:val="0"/>
+        <w:textAlignment w:val="baseline"/>
         <w:rPr>
           <w:rFonts w:hint="default"/>
           <w:lang w:val="en-US" w:eastAsia="zh-CN"/>
@@ -8292,13 +9763,26 @@
     <w:p>
       <w:pPr>
         <w:pStyle w:val="32"/>
+        <w:keepNext w:val="0"/>
+        <w:keepLines w:val="0"/>
+        <w:pageBreakBefore w:val="0"/>
+        <w:widowControl w:val="0"/>
+        <w:kinsoku w:val="0"/>
+        <w:wordWrap/>
+        <w:overflowPunct/>
+        <w:topLinePunct w:val="0"/>
+        <w:autoSpaceDE w:val="0"/>
+        <w:autoSpaceDN w:val="0"/>
         <w:bidi w:val="0"/>
+        <w:adjustRightInd w:val="0"/>
+        <w:snapToGrid w:val="0"/>
+        <w:textAlignment w:val="baseline"/>
         <w:rPr>
           <w:rFonts w:hint="default"/>
           <w:lang w:val="en-US" w:eastAsia="zh-CN"/>
         </w:rPr>
       </w:pPr>
-      <w:bookmarkStart w:id="23" w:name="_Toc30625"/>
+      <w:bookmarkStart w:id="23" w:name="_Toc23224"/>
       <w:r>
         <w:rPr>
           <w:rFonts w:hint="default"/>
@@ -8311,7 +9795,20 @@
     <w:p>
       <w:pPr>
         <w:pStyle w:val="30"/>
+        <w:keepNext w:val="0"/>
+        <w:keepLines w:val="0"/>
+        <w:pageBreakBefore w:val="0"/>
+        <w:widowControl w:val="0"/>
+        <w:kinsoku w:val="0"/>
+        <w:wordWrap/>
+        <w:overflowPunct/>
+        <w:topLinePunct w:val="0"/>
+        <w:autoSpaceDE w:val="0"/>
+        <w:autoSpaceDN w:val="0"/>
         <w:bidi w:val="0"/>
+        <w:adjustRightInd w:val="0"/>
+        <w:snapToGrid w:val="0"/>
+        <w:textAlignment w:val="baseline"/>
         <w:rPr>
           <w:rFonts w:hint="default"/>
           <w:lang w:val="en-US" w:eastAsia="zh-CN"/>
@@ -8328,13 +9825,26 @@
     <w:p>
       <w:pPr>
         <w:pStyle w:val="32"/>
+        <w:keepNext w:val="0"/>
+        <w:keepLines w:val="0"/>
+        <w:pageBreakBefore w:val="0"/>
+        <w:widowControl w:val="0"/>
+        <w:kinsoku w:val="0"/>
+        <w:wordWrap/>
+        <w:overflowPunct/>
+        <w:topLinePunct w:val="0"/>
+        <w:autoSpaceDE w:val="0"/>
+        <w:autoSpaceDN w:val="0"/>
         <w:bidi w:val="0"/>
+        <w:adjustRightInd w:val="0"/>
+        <w:snapToGrid w:val="0"/>
+        <w:textAlignment w:val="baseline"/>
         <w:rPr>
           <w:rFonts w:hint="default"/>
           <w:lang w:val="en-US" w:eastAsia="zh-CN"/>
         </w:rPr>
       </w:pPr>
-      <w:bookmarkStart w:id="24" w:name="_Toc5305"/>
+      <w:bookmarkStart w:id="24" w:name="_Toc2118"/>
       <w:r>
         <w:rPr>
           <w:rFonts w:hint="default"/>
@@ -8347,7 +9857,20 @@
     <w:p>
       <w:pPr>
         <w:pStyle w:val="30"/>
+        <w:keepNext w:val="0"/>
+        <w:keepLines w:val="0"/>
+        <w:pageBreakBefore w:val="0"/>
+        <w:widowControl w:val="0"/>
+        <w:kinsoku w:val="0"/>
+        <w:wordWrap/>
+        <w:overflowPunct/>
+        <w:topLinePunct w:val="0"/>
+        <w:autoSpaceDE w:val="0"/>
+        <w:autoSpaceDN w:val="0"/>
         <w:bidi w:val="0"/>
+        <w:adjustRightInd w:val="0"/>
+        <w:snapToGrid w:val="0"/>
+        <w:textAlignment w:val="baseline"/>
         <w:rPr>
           <w:rFonts w:hint="default"/>
           <w:lang w:val="en-US" w:eastAsia="zh-CN"/>
@@ -8364,13 +9887,26 @@
     <w:p>
       <w:pPr>
         <w:pStyle w:val="32"/>
+        <w:keepNext w:val="0"/>
+        <w:keepLines w:val="0"/>
+        <w:pageBreakBefore w:val="0"/>
+        <w:widowControl w:val="0"/>
+        <w:kinsoku w:val="0"/>
+        <w:wordWrap/>
+        <w:overflowPunct/>
+        <w:topLinePunct w:val="0"/>
+        <w:autoSpaceDE w:val="0"/>
+        <w:autoSpaceDN w:val="0"/>
         <w:bidi w:val="0"/>
+        <w:adjustRightInd w:val="0"/>
+        <w:snapToGrid w:val="0"/>
+        <w:textAlignment w:val="baseline"/>
         <w:rPr>
           <w:rFonts w:hint="default"/>
           <w:lang w:val="en-US" w:eastAsia="zh-CN"/>
         </w:rPr>
       </w:pPr>
-      <w:bookmarkStart w:id="25" w:name="_Toc31981"/>
+      <w:bookmarkStart w:id="25" w:name="_Toc10416"/>
       <w:r>
         <w:rPr>
           <w:rFonts w:hint="default"/>
@@ -8383,7 +9919,20 @@
     <w:p>
       <w:pPr>
         <w:pStyle w:val="30"/>
+        <w:keepNext w:val="0"/>
+        <w:keepLines w:val="0"/>
+        <w:pageBreakBefore w:val="0"/>
+        <w:widowControl w:val="0"/>
+        <w:kinsoku w:val="0"/>
+        <w:wordWrap/>
+        <w:overflowPunct/>
+        <w:topLinePunct w:val="0"/>
+        <w:autoSpaceDE w:val="0"/>
+        <w:autoSpaceDN w:val="0"/>
         <w:bidi w:val="0"/>
+        <w:adjustRightInd w:val="0"/>
+        <w:snapToGrid w:val="0"/>
+        <w:textAlignment w:val="baseline"/>
         <w:rPr>
           <w:rFonts w:hint="default"/>
           <w:lang w:val="en-US" w:eastAsia="zh-CN"/>
